--- a/notes/day05-tool-calling/day05-part-f-permission-human-approval.docx
+++ b/notes/day05-tool-calling/day05-part-f-permission-human-approval.docx
@@ -11,7 +11,7 @@
         <w:rPr>
           <w:rFonts w:ascii="Arial Unicode MS" w:hAnsi="Arial Unicode MS" w:eastAsia="Arial Unicode MS"/>
         </w:rPr>
-        <w:t>Day05 Part F 学习文档 v1.0：Permission &amp; Human Approval（Agent Governance Layer）</w:t>
+        <w:t>Day05 Part F 学习文档 v1.1：Permission &amp; Human Approval（Agent Governance Layer）</w:t>
       </w:r>
     </w:p>
     <w:p>
@@ -4938,6 +4938,12 @@
         <w:br/>
         <w:t xml:space="preserve">  v</w:t>
         <w:br/>
+        <w:t>Validation</w:t>
+        <w:br/>
+        <w:t xml:space="preserve">  |</w:t>
+        <w:br/>
+        <w:t xml:space="preserve">  v</w:t>
+        <w:br/>
         <w:t>Policy Check</w:t>
         <w:br/>
         <w:t xml:space="preserve">  |</w:t>
@@ -4967,7 +4973,7 @@
         <w:rPr>
           <w:rFonts w:ascii="Arial Unicode MS" w:hAnsi="Arial Unicode MS" w:eastAsia="Arial Unicode MS"/>
         </w:rPr>
-        <w:t>风险分层：</w:t>
+        <w:t>Human Approval 的作用不是替代 Permission，也不是替代业务系统的最终校验，而是在高风险动作真正执行前引入人类决策。</w:t>
       </w:r>
     </w:p>
     <w:p>
@@ -4978,18 +4984,7 @@
         <w:rPr>
           <w:rFonts w:ascii="Arial Unicode MS" w:hAnsi="Arial Unicode MS" w:eastAsia="Arial Unicode MS"/>
         </w:rPr>
-        <w:t>| Action 类型 | 策略 | |-|-| | 查询订单 | 自动执行 | | 修改地址 | 自动或条件执行 | | 小额退款 | 自动执行 | | 大额退款 | 需要人工审批 | | 删除客户数据 | 禁止或强审批 | | 删除生产数据库 | 拒绝 |</w:t>
-      </w:r>
-    </w:p>
-    <w:p>
-      <w:pPr>
-        <w:spacing w:after="120"/>
-      </w:pPr>
-      <w:r>
-        <w:rPr>
-          <w:rFonts w:ascii="Arial Unicode MS" w:hAnsi="Arial Unicode MS" w:eastAsia="Arial Unicode MS"/>
-        </w:rPr>
-        <w:t>Human Approval 对 Runtime 的影响不是简单停止程序，而是：</w:t>
+        <w:t>因此它位于：</w:t>
       </w:r>
     </w:p>
     <w:p>
@@ -5002,25 +4997,31 @@
           <w:rFonts w:ascii="Menlo" w:hAnsi="Menlo" w:eastAsia="Menlo"/>
           <w:sz w:val="17"/>
         </w:rPr>
-        <w:t>Suspend Runtime</w:t>
+        <w:t>LLM Decision</w:t>
         <w:br/>
         <w:t xml:space="preserve">  |</w:t>
         <w:br/>
         <w:t xml:space="preserve">  v</w:t>
         <w:br/>
-        <w:t>Persist State</w:t>
+        <w:t>Tool Call Intent</w:t>
         <w:br/>
         <w:t xml:space="preserve">  |</w:t>
         <w:br/>
         <w:t xml:space="preserve">  v</w:t>
         <w:br/>
-        <w:t>Wait Human Decision</w:t>
+        <w:t>Runtime Governance</w:t>
         <w:br/>
         <w:t xml:space="preserve">  |</w:t>
         <w:br/>
         <w:t xml:space="preserve">  v</w:t>
         <w:br/>
-        <w:t>Resume Runtime</w:t>
+        <w:t>Human Decision Gate</w:t>
+        <w:br/>
+        <w:t xml:space="preserve">  |</w:t>
+        <w:br/>
+        <w:t xml:space="preserve">  v</w:t>
+        <w:br/>
+        <w:t>Tool Execution</w:t>
       </w:r>
     </w:p>
     <w:p>
@@ -5031,7 +5032,20 @@
         <w:rPr>
           <w:rFonts w:ascii="Arial Unicode MS" w:hAnsi="Arial Unicode MS" w:eastAsia="Arial Unicode MS"/>
         </w:rPr>
-        <w:t>这会在 Part F-3 继续展开，并连接 Day04 的 Runtime State、Context Persistence 和后续 Long-running Task。</w:t>
+        <w:t>这也是 Part F-3 的核心：</w:t>
+      </w:r>
+    </w:p>
+    <w:p>
+      <w:pPr>
+        <w:spacing w:before="60" w:after="120"/>
+        <w:ind w:left="360"/>
+      </w:pPr>
+      <w:r>
+        <w:rPr>
+          <w:rFonts w:ascii="Arial Unicode MS" w:hAnsi="Arial Unicode MS" w:eastAsia="Arial Unicode MS"/>
+          <w:i/>
+        </w:rPr>
+        <w:t>Agent 如何在高风险任务中暂停执行，等待人工决策，然后恢复 Runtime？</w:t>
       </w:r>
     </w:p>
     <w:p>
@@ -5047,7 +5061,7 @@
         <w:rPr>
           <w:rFonts w:ascii="Arial Unicode MS" w:hAnsi="Arial Unicode MS" w:eastAsia="Arial Unicode MS"/>
         </w:rPr>
-        <w:t>mini-agent-runtime 中的最小 PermissionService</w:t>
+        <w:t>Day05 Part F-3：Human-in-the-loop</w:t>
       </w:r>
     </w:p>
     <w:p>
@@ -5058,7 +5072,18 @@
         <w:rPr>
           <w:rFonts w:ascii="Arial Unicode MS" w:hAnsi="Arial Unicode MS" w:eastAsia="Arial Unicode MS"/>
         </w:rPr>
-        <w:t>Part F 在 mini-agent-runtime 中可以先实现一个最小治理接口。</w:t>
+        <w:t>Human-in-the-loop 要解决的不是普通权限问题，而是 Agent 系统中特有的行动确认问题。</w:t>
+      </w:r>
+    </w:p>
+    <w:p>
+      <w:pPr>
+        <w:spacing w:after="120"/>
+      </w:pPr>
+      <w:r>
+        <w:rPr>
+          <w:rFonts w:ascii="Arial Unicode MS" w:hAnsi="Arial Unicode MS" w:eastAsia="Arial Unicode MS"/>
+        </w:rPr>
+        <w:t>传统系统中，用户点击按钮：</w:t>
       </w:r>
     </w:p>
     <w:p>
@@ -5071,19 +5096,25 @@
           <w:rFonts w:ascii="Menlo" w:hAnsi="Menlo" w:eastAsia="Menlo"/>
           <w:sz w:val="17"/>
         </w:rPr>
-        <w:t>interface PermissionService {</w:t>
-        <w:br/>
-        <w:t xml:space="preserve">  check(</w:t>
-        <w:br/>
-        <w:t xml:space="preserve">    tool: RuntimeTool,</w:t>
-        <w:br/>
-        <w:t xml:space="preserve">    call: ToolCallIntent,</w:t>
-        <w:br/>
-        <w:t xml:space="preserve">    context: ToolExecutionContext</w:t>
-        <w:br/>
-        <w:t xml:space="preserve">  ): Promise&lt;PermissionDecision&gt;;</w:t>
-        <w:br/>
-        <w:t>}</w:t>
+        <w:t>User</w:t>
+        <w:br/>
+        <w:t xml:space="preserve">  |</w:t>
+        <w:br/>
+        <w:t xml:space="preserve">  v</w:t>
+        <w:br/>
+        <w:t>Button Click</w:t>
+        <w:br/>
+        <w:t xml:space="preserve">  |</w:t>
+        <w:br/>
+        <w:t xml:space="preserve">  v</w:t>
+        <w:br/>
+        <w:t>API</w:t>
+        <w:br/>
+        <w:t xml:space="preserve">  |</w:t>
+        <w:br/>
+        <w:t xml:space="preserve">  v</w:t>
+        <w:br/>
+        <w:t>Execute</w:t>
       </w:r>
     </w:p>
     <w:p>
@@ -5094,7 +5125,18 @@
         <w:rPr>
           <w:rFonts w:ascii="Arial Unicode MS" w:hAnsi="Arial Unicode MS" w:eastAsia="Arial Unicode MS"/>
         </w:rPr>
-        <w:t>Decision：</w:t>
+        <w:t>系统知道动作来自用户明确操作。</w:t>
+      </w:r>
+    </w:p>
+    <w:p>
+      <w:pPr>
+        <w:spacing w:after="120"/>
+      </w:pPr>
+      <w:r>
+        <w:rPr>
+          <w:rFonts w:ascii="Arial Unicode MS" w:hAnsi="Arial Unicode MS" w:eastAsia="Arial Unicode MS"/>
+        </w:rPr>
+        <w:t>Agent 系统中，动作通常来自 LLM 的推理：</w:t>
       </w:r>
     </w:p>
     <w:p>
@@ -5107,31 +5149,25 @@
           <w:rFonts w:ascii="Menlo" w:hAnsi="Menlo" w:eastAsia="Menlo"/>
           <w:sz w:val="17"/>
         </w:rPr>
-        <w:t>type PermissionDecision =</w:t>
-        <w:br/>
-        <w:t xml:space="preserve">  | {</w:t>
-        <w:br/>
-        <w:t xml:space="preserve">      type: "allow";</w:t>
-        <w:br/>
-        <w:t xml:space="preserve">    }</w:t>
-        <w:br/>
-        <w:t xml:space="preserve">  | {</w:t>
-        <w:br/>
-        <w:t xml:space="preserve">      type: "deny";</w:t>
-        <w:br/>
-        <w:t xml:space="preserve">      reason: string;</w:t>
-        <w:br/>
-        <w:t xml:space="preserve">    }</w:t>
-        <w:br/>
-        <w:t xml:space="preserve">  | {</w:t>
-        <w:br/>
-        <w:t xml:space="preserve">      type: "approval_required";</w:t>
-        <w:br/>
-        <w:t xml:space="preserve">      reason: string;</w:t>
-        <w:br/>
-        <w:t xml:space="preserve">      approvalId: string;</w:t>
-        <w:br/>
-        <w:t xml:space="preserve">    };</w:t>
+        <w:t>User Goal</w:t>
+        <w:br/>
+        <w:t xml:space="preserve">  |</w:t>
+        <w:br/>
+        <w:t xml:space="preserve">  v</w:t>
+        <w:br/>
+        <w:t>LLM Reasoning</w:t>
+        <w:br/>
+        <w:t xml:space="preserve">  |</w:t>
+        <w:br/>
+        <w:t xml:space="preserve">  v</w:t>
+        <w:br/>
+        <w:t>Tool Call Intent</w:t>
+        <w:br/>
+        <w:t xml:space="preserve">  |</w:t>
+        <w:br/>
+        <w:t xml:space="preserve">  v</w:t>
+        <w:br/>
+        <w:t>Executor</w:t>
       </w:r>
     </w:p>
     <w:p>
@@ -5142,7 +5178,7 @@
         <w:rPr>
           <w:rFonts w:ascii="Arial Unicode MS" w:hAnsi="Arial Unicode MS" w:eastAsia="Arial Unicode MS"/>
         </w:rPr>
-        <w:t>Executor 集成：</w:t>
+        <w:t>这里的关键差异是：</w:t>
       </w:r>
     </w:p>
     <w:p>
@@ -5155,86 +5191,7 @@
           <w:rFonts w:ascii="Menlo" w:hAnsi="Menlo" w:eastAsia="Menlo"/>
           <w:sz w:val="17"/>
         </w:rPr>
-        <w:t>async function executeToolCall(</w:t>
-        <w:br/>
-        <w:t xml:space="preserve">  toolCall: ToolCallIntent,</w:t>
-        <w:br/>
-        <w:t xml:space="preserve">  context: ToolExecutionContext</w:t>
-        <w:br/>
-        <w:t>) {</w:t>
-        <w:br/>
-        <w:t xml:space="preserve">  const tool = registry.get(toolCall.name);</w:t>
-        <w:br/>
-        <w:br/>
-        <w:t xml:space="preserve">  if (!tool) {</w:t>
-        <w:br/>
-        <w:t xml:space="preserve">    return {</w:t>
-        <w:br/>
-        <w:t xml:space="preserve">      type: "error",</w:t>
-        <w:br/>
-        <w:t xml:space="preserve">      error: "tool_not_found"</w:t>
-        <w:br/>
-        <w:t xml:space="preserve">    };</w:t>
-        <w:br/>
-        <w:t xml:space="preserve">  }</w:t>
-        <w:br/>
-        <w:br/>
-        <w:t xml:space="preserve">  const validation = validateInput(tool.definition.parameters, toolCall.arguments);</w:t>
-        <w:br/>
-        <w:br/>
-        <w:t xml:space="preserve">  if (!validation.ok) {</w:t>
-        <w:br/>
-        <w:t xml:space="preserve">    return {</w:t>
-        <w:br/>
-        <w:t xml:space="preserve">      type: "error",</w:t>
-        <w:br/>
-        <w:t xml:space="preserve">      error: "invalid_arguments",</w:t>
-        <w:br/>
-        <w:t xml:space="preserve">      details: validation.errors</w:t>
-        <w:br/>
-        <w:t xml:space="preserve">    };</w:t>
-        <w:br/>
-        <w:t xml:space="preserve">  }</w:t>
-        <w:br/>
-        <w:br/>
-        <w:t xml:space="preserve">  const decision = await permissionService.check(tool, toolCall, context);</w:t>
-        <w:br/>
-        <w:br/>
-        <w:t xml:space="preserve">  switch (decision.type) {</w:t>
-        <w:br/>
-        <w:t xml:space="preserve">    case "allow":</w:t>
-        <w:br/>
-        <w:t xml:space="preserve">      return tool.execute(toolCall.arguments, context);</w:t>
-        <w:br/>
-        <w:br/>
-        <w:t xml:space="preserve">    case "deny":</w:t>
-        <w:br/>
-        <w:t xml:space="preserve">      return {</w:t>
-        <w:br/>
-        <w:t xml:space="preserve">        type: "error",</w:t>
-        <w:br/>
-        <w:t xml:space="preserve">        error: "permission_denied",</w:t>
-        <w:br/>
-        <w:t xml:space="preserve">        reason: decision.reason</w:t>
-        <w:br/>
-        <w:t xml:space="preserve">      };</w:t>
-        <w:br/>
-        <w:br/>
-        <w:t xml:space="preserve">    case "approval_required":</w:t>
-        <w:br/>
-        <w:t xml:space="preserve">      return {</w:t>
-        <w:br/>
-        <w:t xml:space="preserve">        type: "pending_approval",</w:t>
-        <w:br/>
-        <w:t xml:space="preserve">        approvalId: decision.approvalId,</w:t>
-        <w:br/>
-        <w:t xml:space="preserve">        reason: decision.reason</w:t>
-        <w:br/>
-        <w:t xml:space="preserve">      };</w:t>
-        <w:br/>
-        <w:t xml:space="preserve">  }</w:t>
-        <w:br/>
-        <w:t>}</w:t>
+        <w:t>User Intent != Agent Action</w:t>
       </w:r>
     </w:p>
     <w:p>
@@ -5245,7 +5202,7 @@
         <w:rPr>
           <w:rFonts w:ascii="Arial Unicode MS" w:hAnsi="Arial Unicode MS" w:eastAsia="Arial Unicode MS"/>
         </w:rPr>
-        <w:t>这里的关键不是代码复杂度，而是职责边界：</w:t>
+        <w:t>用户可能只是说：</w:t>
       </w:r>
     </w:p>
     <w:p>
@@ -5258,35 +5215,54 @@
           <w:rFonts w:ascii="Menlo" w:hAnsi="Menlo" w:eastAsia="Menlo"/>
           <w:sz w:val="17"/>
         </w:rPr>
-        <w:t>Tool Registry:</w:t>
-        <w:br/>
-        <w:t xml:space="preserve">  找能力</w:t>
-        <w:br/>
-        <w:br/>
-        <w:t>Validator:</w:t>
-        <w:br/>
-        <w:t xml:space="preserve">  校验参数</w:t>
-        <w:br/>
-        <w:br/>
-        <w:t>PermissionService:</w:t>
-        <w:br/>
-        <w:t xml:space="preserve">  做策略判断</w:t>
-        <w:br/>
-        <w:br/>
-        <w:t>Executor:</w:t>
-        <w:br/>
-        <w:t xml:space="preserve">  强制执行策略结果</w:t>
-        <w:br/>
-        <w:br/>
-        <w:t>Business API:</w:t>
-        <w:br/>
-        <w:t xml:space="preserve">  做最终业务校验</w:t>
+        <w:t>帮我处理这个客户问题</w:t>
       </w:r>
     </w:p>
     <w:p>
       <w:pPr>
         <w:spacing w:after="120"/>
       </w:pPr>
+      <w:r>
+        <w:rPr>
+          <w:rFonts w:ascii="Arial Unicode MS" w:hAnsi="Arial Unicode MS" w:eastAsia="Arial Unicode MS"/>
+        </w:rPr>
+        <w:t>但 LLM 可能选择：</w:t>
+      </w:r>
+    </w:p>
+    <w:p>
+      <w:pPr>
+        <w:spacing w:before="80" w:after="160"/>
+        <w:ind w:left="288"/>
+      </w:pPr>
+      <w:r>
+        <w:rPr>
+          <w:rFonts w:ascii="Menlo" w:hAnsi="Menlo" w:eastAsia="Menlo"/>
+          <w:sz w:val="17"/>
+        </w:rPr>
+        <w:t>refund_order</w:t>
+        <w:br/>
+        <w:t>send_email</w:t>
+        <w:br/>
+        <w:t>update_customer_profile</w:t>
+        <w:br/>
+        <w:t>delete_customer_data</w:t>
+      </w:r>
+    </w:p>
+    <w:p>
+      <w:pPr>
+        <w:spacing w:after="120"/>
+      </w:pPr>
+      <w:r>
+        <w:rPr>
+          <w:rFonts w:ascii="Arial Unicode MS" w:hAnsi="Arial Unicode MS" w:eastAsia="Arial Unicode MS"/>
+        </w:rPr>
+        <w:t>这些动作并不都等价于用户明确授权。因此 Runtime 需要在高风险 Action 前加入 Human Decision Gate。</w:t>
+      </w:r>
+    </w:p>
+    <w:p>
+      <w:pPr>
+        <w:spacing w:after="120"/>
+      </w:pPr>
     </w:p>
     <w:p>
       <w:pPr>
@@ -5296,7 +5272,7 @@
         <w:rPr>
           <w:rFonts w:ascii="Arial Unicode MS" w:hAnsi="Arial Unicode MS" w:eastAsia="Arial Unicode MS"/>
         </w:rPr>
-        <w:t>工业术语映射</w:t>
+        <w:t>Human Approval 在 Runtime 中的位置</w:t>
       </w:r>
     </w:p>
     <w:p>
@@ -5307,13 +5283,201 @@
         <w:rPr>
           <w:rFonts w:ascii="Arial Unicode MS" w:hAnsi="Arial Unicode MS" w:eastAsia="Arial Unicode MS"/>
         </w:rPr>
-        <w:t>| 学习概念 | 工业术语 | |-|-| | Permission Layer | Policy Enforcement Layer | | Permission Check | Authorization Decision | | Permission Decision | Policy Decision | | allow / deny / approval_required | Permit / Deny / Step-up Approval | | Policy Engine | Policy Decision System | | PDP | Policy Decision Point | | PEP | Policy Enforcement Point | | Tool Metadata | Capability Metadata | | Risk Level | Action Risk Classification | | Action Permission | Capability Authorization | | Human Approval | Human-in-the-loop | | Suspend / Resume | Durable Execution / Workflow Suspension | | Business Service Validation | Business Boundary Enforcement | | Defense in Depth | Layered Security Model | | Least Privilege | Minimal Capability Principle | | Prompt Injection Defense | Action Governance |</w:t>
+        <w:t>Part E 中的 Tool Executor Pipeline 是：</w:t>
+      </w:r>
+    </w:p>
+    <w:p>
+      <w:pPr>
+        <w:spacing w:before="80" w:after="160"/>
+        <w:ind w:left="288"/>
+      </w:pPr>
+      <w:r>
+        <w:rPr>
+          <w:rFonts w:ascii="Menlo" w:hAnsi="Menlo" w:eastAsia="Menlo"/>
+          <w:sz w:val="17"/>
+        </w:rPr>
+        <w:t>Tool Call Intent</w:t>
+        <w:br/>
+        <w:t xml:space="preserve">  |</w:t>
+        <w:br/>
+        <w:t xml:space="preserve">  v</w:t>
+        <w:br/>
+        <w:t>Tool Lookup</w:t>
+        <w:br/>
+        <w:t xml:space="preserve">  |</w:t>
+        <w:br/>
+        <w:t xml:space="preserve">  v</w:t>
+        <w:br/>
+        <w:t>Input Validation</w:t>
+        <w:br/>
+        <w:t xml:space="preserve">  |</w:t>
+        <w:br/>
+        <w:t xml:space="preserve">  v</w:t>
+        <w:br/>
+        <w:t>Permission Check</w:t>
+        <w:br/>
+        <w:t xml:space="preserve">  |</w:t>
+        <w:br/>
+        <w:t xml:space="preserve">  v</w:t>
+        <w:br/>
+        <w:t>Execution</w:t>
       </w:r>
     </w:p>
     <w:p>
       <w:pPr>
         <w:spacing w:after="120"/>
       </w:pPr>
+      <w:r>
+        <w:rPr>
+          <w:rFonts w:ascii="Arial Unicode MS" w:hAnsi="Arial Unicode MS" w:eastAsia="Arial Unicode MS"/>
+        </w:rPr>
+        <w:t>加入 Human Approval 后变成：</w:t>
+      </w:r>
+    </w:p>
+    <w:p>
+      <w:pPr>
+        <w:spacing w:before="80" w:after="160"/>
+        <w:ind w:left="288"/>
+      </w:pPr>
+      <w:r>
+        <w:rPr>
+          <w:rFonts w:ascii="Menlo" w:hAnsi="Menlo" w:eastAsia="Menlo"/>
+          <w:sz w:val="17"/>
+        </w:rPr>
+        <w:t>LLM</w:t>
+        <w:br/>
+        <w:t xml:space="preserve">  |</w:t>
+        <w:br/>
+        <w:t xml:space="preserve">  v</w:t>
+        <w:br/>
+        <w:t>Tool Call Intent</w:t>
+        <w:br/>
+        <w:t xml:space="preserve">  |</w:t>
+        <w:br/>
+        <w:t xml:space="preserve">  v</w:t>
+        <w:br/>
+        <w:t>Validation</w:t>
+        <w:br/>
+        <w:t xml:space="preserve">  |</w:t>
+        <w:br/>
+        <w:t xml:space="preserve">  v</w:t>
+        <w:br/>
+        <w:t>Policy Engine</w:t>
+        <w:br/>
+        <w:t xml:space="preserve">  |</w:t>
+        <w:br/>
+        <w:t xml:space="preserve">  +-- allow</w:t>
+        <w:br/>
+        <w:t xml:space="preserve">  |     |</w:t>
+        <w:br/>
+        <w:t xml:space="preserve">  |     v</w:t>
+        <w:br/>
+        <w:t xml:space="preserve">  |   Execute</w:t>
+        <w:br/>
+        <w:t xml:space="preserve">  |</w:t>
+        <w:br/>
+        <w:t xml:space="preserve">  +-- deny</w:t>
+        <w:br/>
+        <w:t xml:space="preserve">  |     |</w:t>
+        <w:br/>
+        <w:t xml:space="preserve">  |     v</w:t>
+        <w:br/>
+        <w:t xml:space="preserve">  |   Stop</w:t>
+        <w:br/>
+        <w:t xml:space="preserve">  |</w:t>
+        <w:br/>
+        <w:t xml:space="preserve">  +-- approval_required</w:t>
+        <w:br/>
+        <w:t xml:space="preserve">        |</w:t>
+        <w:br/>
+        <w:t xml:space="preserve">        v</w:t>
+        <w:br/>
+        <w:t xml:space="preserve">      Create Approval Request</w:t>
+        <w:br/>
+        <w:t xml:space="preserve">        |</w:t>
+        <w:br/>
+        <w:t xml:space="preserve">        v</w:t>
+        <w:br/>
+        <w:t xml:space="preserve">      Suspend Runtime</w:t>
+        <w:br/>
+        <w:t xml:space="preserve">        |</w:t>
+        <w:br/>
+        <w:t xml:space="preserve">        v</w:t>
+        <w:br/>
+        <w:t xml:space="preserve">      Wait Human Decision</w:t>
+        <w:br/>
+        <w:t xml:space="preserve">        |</w:t>
+        <w:br/>
+        <w:t xml:space="preserve">        +-- approve -&gt; Resume and Execute</w:t>
+        <w:br/>
+        <w:t xml:space="preserve">        |</w:t>
+        <w:br/>
+        <w:t xml:space="preserve">        +-- reject  -&gt; Stop and Record Observation</w:t>
+      </w:r>
+    </w:p>
+    <w:p>
+      <w:pPr>
+        <w:spacing w:after="120"/>
+      </w:pPr>
+      <w:r>
+        <w:rPr>
+          <w:rFonts w:ascii="Arial Unicode MS" w:hAnsi="Arial Unicode MS" w:eastAsia="Arial Unicode MS"/>
+        </w:rPr>
+        <w:t>所以 Human Approval 不是 Policy 之前的“人工判断”，而是 Policy 之后的“高风险分支”。</w:t>
+      </w:r>
+    </w:p>
+    <w:p>
+      <w:pPr>
+        <w:spacing w:after="120"/>
+      </w:pPr>
+      <w:r>
+        <w:rPr>
+          <w:rFonts w:ascii="Arial Unicode MS" w:hAnsi="Arial Unicode MS" w:eastAsia="Arial Unicode MS"/>
+        </w:rPr>
+        <w:t>Policy Engine 负责判断：</w:t>
+      </w:r>
+    </w:p>
+    <w:p>
+      <w:pPr>
+        <w:spacing w:before="80" w:after="160"/>
+        <w:ind w:left="288"/>
+      </w:pPr>
+      <w:r>
+        <w:rPr>
+          <w:rFonts w:ascii="Menlo" w:hAnsi="Menlo" w:eastAsia="Menlo"/>
+          <w:sz w:val="17"/>
+        </w:rPr>
+        <w:t>这个动作是否需要审批？</w:t>
+      </w:r>
+    </w:p>
+    <w:p>
+      <w:pPr>
+        <w:spacing w:after="120"/>
+      </w:pPr>
+      <w:r>
+        <w:rPr>
+          <w:rFonts w:ascii="Arial Unicode MS" w:hAnsi="Arial Unicode MS" w:eastAsia="Arial Unicode MS"/>
+        </w:rPr>
+        <w:t>Human Approval 负责提供外部事件：</w:t>
+      </w:r>
+    </w:p>
+    <w:p>
+      <w:pPr>
+        <w:spacing w:before="80" w:after="160"/>
+        <w:ind w:left="288"/>
+      </w:pPr>
+      <w:r>
+        <w:rPr>
+          <w:rFonts w:ascii="Menlo" w:hAnsi="Menlo" w:eastAsia="Menlo"/>
+          <w:sz w:val="17"/>
+        </w:rPr>
+        <w:t>审批人是否同意这个动作继续执行？</w:t>
+      </w:r>
+    </w:p>
+    <w:p>
+      <w:pPr>
+        <w:spacing w:after="120"/>
+      </w:pPr>
     </w:p>
     <w:p>
       <w:pPr>
@@ -5323,18 +5487,7 @@
         <w:rPr>
           <w:rFonts w:ascii="Arial Unicode MS" w:hAnsi="Arial Unicode MS" w:eastAsia="Arial Unicode MS"/>
         </w:rPr>
-        <w:t>面试视角</w:t>
-      </w:r>
-    </w:p>
-    <w:p>
-      <w:pPr>
-        <w:pStyle w:val="Heading3"/>
-      </w:pPr>
-      <w:r>
-        <w:rPr>
-          <w:rFonts w:ascii="Arial Unicode MS" w:hAnsi="Arial Unicode MS" w:eastAsia="Arial Unicode MS"/>
-        </w:rPr>
-        <w:t>Q1：为什么 Agent 不能直接调用业务 API？</w:t>
+        <w:t>哪些 Action 需要人工确认</w:t>
       </w:r>
     </w:p>
     <w:p>
@@ -5345,7 +5498,1021 @@
         <w:rPr>
           <w:rFonts w:ascii="Arial Unicode MS" w:hAnsi="Arial Unicode MS" w:eastAsia="Arial Unicode MS"/>
         </w:rPr>
-        <w:t>高级回答：</w:t>
+        <w:t>不能让所有 Tool 都进入审批，否则 Agent 会失去自动化价值。</w:t>
+      </w:r>
+    </w:p>
+    <w:p>
+      <w:pPr>
+        <w:spacing w:after="120"/>
+      </w:pPr>
+      <w:r>
+        <w:rPr>
+          <w:rFonts w:ascii="Arial Unicode MS" w:hAnsi="Arial Unicode MS" w:eastAsia="Arial Unicode MS"/>
+        </w:rPr>
+        <w:t>一个实用的风险分层：</w:t>
+      </w:r>
+    </w:p>
+    <w:p>
+      <w:pPr>
+        <w:spacing w:after="120"/>
+      </w:pPr>
+      <w:r>
+        <w:rPr>
+          <w:rFonts w:ascii="Arial Unicode MS" w:hAnsi="Arial Unicode MS" w:eastAsia="Arial Unicode MS"/>
+        </w:rPr>
+        <w:t>| Risk Level | Action 类型 | Runtime 策略 | |-|-|-| | Level 0 | 只读查询 | 自动执行 | | Level 1 | 低风险写入 | 自动执行或条件执行 | | Level 2 | 业务影响动作 | 按金额、范围、上下文判断 | | Level 3 | 高风险动作 | 需要人工审批 | | Level 4 | 禁止动作 | 直接拒绝 |</w:t>
+      </w:r>
+    </w:p>
+    <w:p>
+      <w:pPr>
+        <w:spacing w:after="120"/>
+      </w:pPr>
+      <w:r>
+        <w:rPr>
+          <w:rFonts w:ascii="Arial Unicode MS" w:hAnsi="Arial Unicode MS" w:eastAsia="Arial Unicode MS"/>
+        </w:rPr>
+        <w:t>例子：</w:t>
+      </w:r>
+    </w:p>
+    <w:p>
+      <w:pPr>
+        <w:spacing w:after="120"/>
+      </w:pPr>
+      <w:r>
+        <w:rPr>
+          <w:rFonts w:ascii="Arial Unicode MS" w:hAnsi="Arial Unicode MS" w:eastAsia="Arial Unicode MS"/>
+        </w:rPr>
+        <w:t>| Action | 策略 | |-|-| | query_order | allow | | update_shipping_address | 低风险时 allow，异常时 approval_required | | refund_order(amount &lt;= 500) | allow | | refund_order(amount &gt; 5000) | approval_required | | delete_customer_data | approval_required 或 deny | | delete_production_database | deny |</w:t>
+      </w:r>
+    </w:p>
+    <w:p>
+      <w:pPr>
+        <w:spacing w:after="120"/>
+      </w:pPr>
+      <w:r>
+        <w:rPr>
+          <w:rFonts w:ascii="Arial Unicode MS" w:hAnsi="Arial Unicode MS" w:eastAsia="Arial Unicode MS"/>
+        </w:rPr>
+        <w:t>核心原则：</w:t>
+      </w:r>
+    </w:p>
+    <w:p>
+      <w:pPr>
+        <w:spacing w:before="80" w:after="160"/>
+        <w:ind w:left="288"/>
+      </w:pPr>
+      <w:r>
+        <w:rPr>
+          <w:rFonts w:ascii="Menlo" w:hAnsi="Menlo" w:eastAsia="Menlo"/>
+          <w:sz w:val="17"/>
+        </w:rPr>
+        <w:t>Read can be automatic.</w:t>
+        <w:br/>
+        <w:t>Write needs policy.</w:t>
+        <w:br/>
+        <w:t>High-impact write needs approval.</w:t>
+        <w:br/>
+        <w:t>Destructive action may be denied outright.</w:t>
+      </w:r>
+    </w:p>
+    <w:p>
+      <w:pPr>
+        <w:spacing w:after="120"/>
+      </w:pPr>
+    </w:p>
+    <w:p>
+      <w:pPr>
+        <w:pStyle w:val="Heading2"/>
+      </w:pPr>
+      <w:r>
+        <w:rPr>
+          <w:rFonts w:ascii="Arial Unicode MS" w:hAnsi="Arial Unicode MS" w:eastAsia="Arial Unicode MS"/>
+        </w:rPr>
+        <w:t>Human Approval 本质是 Runtime Event</w:t>
+      </w:r>
+    </w:p>
+    <w:p>
+      <w:pPr>
+        <w:spacing w:after="120"/>
+      </w:pPr>
+      <w:r>
+        <w:rPr>
+          <w:rFonts w:ascii="Arial Unicode MS" w:hAnsi="Arial Unicode MS" w:eastAsia="Arial Unicode MS"/>
+        </w:rPr>
+        <w:t>一个容易混淆的点是：Human Approval 不是 Permission 的子模块。</w:t>
+      </w:r>
+    </w:p>
+    <w:p>
+      <w:pPr>
+        <w:spacing w:after="120"/>
+      </w:pPr>
+      <w:r>
+        <w:rPr>
+          <w:rFonts w:ascii="Arial Unicode MS" w:hAnsi="Arial Unicode MS" w:eastAsia="Arial Unicode MS"/>
+        </w:rPr>
+        <w:t>更准确地说：</w:t>
+      </w:r>
+    </w:p>
+    <w:p>
+      <w:pPr>
+        <w:spacing w:before="80" w:after="160"/>
+        <w:ind w:left="288"/>
+      </w:pPr>
+      <w:r>
+        <w:rPr>
+          <w:rFonts w:ascii="Menlo" w:hAnsi="Menlo" w:eastAsia="Menlo"/>
+          <w:sz w:val="17"/>
+        </w:rPr>
+        <w:t>Permission:</w:t>
+        <w:br/>
+        <w:t xml:space="preserve">  系统根据策略自动计算结果</w:t>
+        <w:br/>
+        <w:br/>
+        <w:t>Human Approval:</w:t>
+        <w:br/>
+        <w:t xml:space="preserve">  外部人类决策事件</w:t>
+      </w:r>
+    </w:p>
+    <w:p>
+      <w:pPr>
+        <w:spacing w:after="120"/>
+      </w:pPr>
+      <w:r>
+        <w:rPr>
+          <w:rFonts w:ascii="Arial Unicode MS" w:hAnsi="Arial Unicode MS" w:eastAsia="Arial Unicode MS"/>
+        </w:rPr>
+        <w:t>Permission 可以输出：</w:t>
+      </w:r>
+    </w:p>
+    <w:p>
+      <w:pPr>
+        <w:spacing w:before="80" w:after="160"/>
+        <w:ind w:left="288"/>
+      </w:pPr>
+      <w:r>
+        <w:rPr>
+          <w:rFonts w:ascii="Menlo" w:hAnsi="Menlo" w:eastAsia="Menlo"/>
+          <w:sz w:val="17"/>
+        </w:rPr>
+        <w:t>approval_required</w:t>
+      </w:r>
+    </w:p>
+    <w:p>
+      <w:pPr>
+        <w:spacing w:after="120"/>
+      </w:pPr>
+      <w:r>
+        <w:rPr>
+          <w:rFonts w:ascii="Arial Unicode MS" w:hAnsi="Arial Unicode MS" w:eastAsia="Arial Unicode MS"/>
+        </w:rPr>
+        <w:t>但真正的 approve / reject 来自 Runtime 外部：</w:t>
+      </w:r>
+    </w:p>
+    <w:p>
+      <w:pPr>
+        <w:spacing w:before="80" w:after="160"/>
+        <w:ind w:left="288"/>
+      </w:pPr>
+      <w:r>
+        <w:rPr>
+          <w:rFonts w:ascii="Menlo" w:hAnsi="Menlo" w:eastAsia="Menlo"/>
+          <w:sz w:val="17"/>
+        </w:rPr>
+        <w:t>Manager clicks Approve</w:t>
+        <w:br/>
+        <w:t>Manager clicks Reject</w:t>
+        <w:br/>
+        <w:t>Timeout expires</w:t>
+        <w:br/>
+        <w:t>User cancels task</w:t>
+      </w:r>
+    </w:p>
+    <w:p>
+      <w:pPr>
+        <w:spacing w:after="120"/>
+      </w:pPr>
+      <w:r>
+        <w:rPr>
+          <w:rFonts w:ascii="Arial Unicode MS" w:hAnsi="Arial Unicode MS" w:eastAsia="Arial Unicode MS"/>
+        </w:rPr>
+        <w:t>因此 Human Approval 在 Runtime 里应该被建模成事件：</w:t>
+      </w:r>
+    </w:p>
+    <w:p>
+      <w:pPr>
+        <w:spacing w:before="80" w:after="160"/>
+        <w:ind w:left="288"/>
+      </w:pPr>
+      <w:r>
+        <w:rPr>
+          <w:rFonts w:ascii="Menlo" w:hAnsi="Menlo" w:eastAsia="Menlo"/>
+          <w:sz w:val="17"/>
+        </w:rPr>
+        <w:t>WAITING_HUMAN_APPROVAL</w:t>
+        <w:br/>
+        <w:t>HUMAN_APPROVED</w:t>
+        <w:br/>
+        <w:t>HUMAN_REJECTED</w:t>
+        <w:br/>
+        <w:t>APPROVAL_TIMEOUT</w:t>
+      </w:r>
+    </w:p>
+    <w:p>
+      <w:pPr>
+        <w:spacing w:after="120"/>
+      </w:pPr>
+      <w:r>
+        <w:rPr>
+          <w:rFonts w:ascii="Arial Unicode MS" w:hAnsi="Arial Unicode MS" w:eastAsia="Arial Unicode MS"/>
+        </w:rPr>
+        <w:t>这条链路是：</w:t>
+      </w:r>
+    </w:p>
+    <w:p>
+      <w:pPr>
+        <w:spacing w:before="80" w:after="160"/>
+        <w:ind w:left="288"/>
+      </w:pPr>
+      <w:r>
+        <w:rPr>
+          <w:rFonts w:ascii="Menlo" w:hAnsi="Menlo" w:eastAsia="Menlo"/>
+          <w:sz w:val="17"/>
+        </w:rPr>
+        <w:t>Tool Call Intent</w:t>
+        <w:br/>
+        <w:t xml:space="preserve">  |</w:t>
+        <w:br/>
+        <w:t xml:space="preserve">  v</w:t>
+        <w:br/>
+        <w:t>Policy Decision: approval_required</w:t>
+        <w:br/>
+        <w:t xml:space="preserve">  |</w:t>
+        <w:br/>
+        <w:t xml:space="preserve">  v</w:t>
+        <w:br/>
+        <w:t>Runtime Event: WAITING_HUMAN_APPROVAL</w:t>
+        <w:br/>
+        <w:t xml:space="preserve">  |</w:t>
+        <w:br/>
+        <w:t xml:space="preserve">  v</w:t>
+        <w:br/>
+        <w:t>External Event: Human Approved / Rejected</w:t>
+        <w:br/>
+        <w:t xml:space="preserve">  |</w:t>
+        <w:br/>
+        <w:t xml:space="preserve">  v</w:t>
+        <w:br/>
+        <w:t>Continue or Stop</w:t>
+      </w:r>
+    </w:p>
+    <w:p>
+      <w:pPr>
+        <w:spacing w:after="120"/>
+      </w:pPr>
+      <w:r>
+        <w:rPr>
+          <w:rFonts w:ascii="Arial Unicode MS" w:hAnsi="Arial Unicode MS" w:eastAsia="Arial Unicode MS"/>
+        </w:rPr>
+        <w:t>这也是 Human Approval 与普通权限判断最大的区别：它不是一次同步函数调用，而是一次跨时间的 Runtime 状态转换。</w:t>
+      </w:r>
+    </w:p>
+    <w:p>
+      <w:pPr>
+        <w:spacing w:after="120"/>
+      </w:pPr>
+    </w:p>
+    <w:p>
+      <w:pPr>
+        <w:pStyle w:val="Heading2"/>
+      </w:pPr>
+      <w:r>
+        <w:rPr>
+          <w:rFonts w:ascii="Arial Unicode MS" w:hAnsi="Arial Unicode MS" w:eastAsia="Arial Unicode MS"/>
+        </w:rPr>
+        <w:t>Approval Request 如何建模</w:t>
+      </w:r>
+    </w:p>
+    <w:p>
+      <w:pPr>
+        <w:spacing w:after="120"/>
+      </w:pPr>
+      <w:r>
+        <w:rPr>
+          <w:rFonts w:ascii="Arial Unicode MS" w:hAnsi="Arial Unicode MS" w:eastAsia="Arial Unicode MS"/>
+        </w:rPr>
+        <w:t>当 Policy 返回 approval_required 时，Runtime 不能只返回一个字符串。</w:t>
+      </w:r>
+    </w:p>
+    <w:p>
+      <w:pPr>
+        <w:spacing w:after="120"/>
+      </w:pPr>
+      <w:r>
+        <w:rPr>
+          <w:rFonts w:ascii="Arial Unicode MS" w:hAnsi="Arial Unicode MS" w:eastAsia="Arial Unicode MS"/>
+        </w:rPr>
+        <w:t>它需要创建 Approval Request：</w:t>
+      </w:r>
+    </w:p>
+    <w:p>
+      <w:pPr>
+        <w:spacing w:before="80" w:after="160"/>
+        <w:ind w:left="288"/>
+      </w:pPr>
+      <w:r>
+        <w:rPr>
+          <w:rFonts w:ascii="Menlo" w:hAnsi="Menlo" w:eastAsia="Menlo"/>
+          <w:sz w:val="17"/>
+        </w:rPr>
+        <w:t>type ApprovalRequest = {</w:t>
+        <w:br/>
+        <w:t xml:space="preserve">  id: string;</w:t>
+        <w:br/>
+        <w:t xml:space="preserve">  sessionId: string;</w:t>
+        <w:br/>
+        <w:t xml:space="preserve">  userId: string;</w:t>
+        <w:br/>
+        <w:t xml:space="preserve">  agentId: string;</w:t>
+        <w:br/>
+        <w:t xml:space="preserve">  toolCall: ToolCallIntent;</w:t>
+        <w:br/>
+        <w:t xml:space="preserve">  riskLevel: "write" | "financial" | "destructive";</w:t>
+        <w:br/>
+        <w:t xml:space="preserve">  reason: string;</w:t>
+        <w:br/>
+        <w:t xml:space="preserve">  status: "pending" | "approved" | "rejected" | "expired";</w:t>
+        <w:br/>
+        <w:t xml:space="preserve">  createdAt: string;</w:t>
+        <w:br/>
+        <w:t xml:space="preserve">  expiresAt?: string;</w:t>
+        <w:br/>
+        <w:t xml:space="preserve">  decidedAt?: string;</w:t>
+        <w:br/>
+        <w:t xml:space="preserve">  decidedBy?: string;</w:t>
+        <w:br/>
+        <w:t>};</w:t>
+      </w:r>
+    </w:p>
+    <w:p>
+      <w:pPr>
+        <w:spacing w:after="120"/>
+      </w:pPr>
+      <w:r>
+        <w:rPr>
+          <w:rFonts w:ascii="Arial Unicode MS" w:hAnsi="Arial Unicode MS" w:eastAsia="Arial Unicode MS"/>
+        </w:rPr>
+        <w:t>这个对象至少要回答：</w:t>
+      </w:r>
+    </w:p>
+    <w:p>
+      <w:pPr>
+        <w:pStyle w:val="ListNumber"/>
+      </w:pPr>
+      <w:r>
+        <w:rPr>
+          <w:rFonts w:ascii="Arial Unicode MS" w:hAnsi="Arial Unicode MS" w:eastAsia="Arial Unicode MS"/>
+        </w:rPr>
+        <w:t>哪个 Agent 发起了动作</w:t>
+      </w:r>
+    </w:p>
+    <w:p>
+      <w:pPr>
+        <w:pStyle w:val="ListNumber"/>
+      </w:pPr>
+      <w:r>
+        <w:rPr>
+          <w:rFonts w:ascii="Arial Unicode MS" w:hAnsi="Arial Unicode MS" w:eastAsia="Arial Unicode MS"/>
+        </w:rPr>
+        <w:t>哪个用户上下文下发起</w:t>
+      </w:r>
+    </w:p>
+    <w:p>
+      <w:pPr>
+        <w:pStyle w:val="ListNumber"/>
+      </w:pPr>
+      <w:r>
+        <w:rPr>
+          <w:rFonts w:ascii="Arial Unicode MS" w:hAnsi="Arial Unicode MS" w:eastAsia="Arial Unicode MS"/>
+        </w:rPr>
+        <w:t>要调用哪个 Tool</w:t>
+      </w:r>
+    </w:p>
+    <w:p>
+      <w:pPr>
+        <w:pStyle w:val="ListNumber"/>
+      </w:pPr>
+      <w:r>
+        <w:rPr>
+          <w:rFonts w:ascii="Arial Unicode MS" w:hAnsi="Arial Unicode MS" w:eastAsia="Arial Unicode MS"/>
+        </w:rPr>
+        <w:t>参数是什么</w:t>
+      </w:r>
+    </w:p>
+    <w:p>
+      <w:pPr>
+        <w:pStyle w:val="ListNumber"/>
+      </w:pPr>
+      <w:r>
+        <w:rPr>
+          <w:rFonts w:ascii="Arial Unicode MS" w:hAnsi="Arial Unicode MS" w:eastAsia="Arial Unicode MS"/>
+        </w:rPr>
+        <w:t>为什么需要审批</w:t>
+      </w:r>
+    </w:p>
+    <w:p>
+      <w:pPr>
+        <w:pStyle w:val="ListNumber"/>
+      </w:pPr>
+      <w:r>
+        <w:rPr>
+          <w:rFonts w:ascii="Arial Unicode MS" w:hAnsi="Arial Unicode MS" w:eastAsia="Arial Unicode MS"/>
+        </w:rPr>
+        <w:t>谁可以审批</w:t>
+      </w:r>
+    </w:p>
+    <w:p>
+      <w:pPr>
+        <w:pStyle w:val="ListNumber"/>
+      </w:pPr>
+      <w:r>
+        <w:rPr>
+          <w:rFonts w:ascii="Arial Unicode MS" w:hAnsi="Arial Unicode MS" w:eastAsia="Arial Unicode MS"/>
+        </w:rPr>
+        <w:t>审批是否过期</w:t>
+      </w:r>
+    </w:p>
+    <w:p>
+      <w:pPr>
+        <w:pStyle w:val="ListNumber"/>
+      </w:pPr>
+      <w:r>
+        <w:rPr>
+          <w:rFonts w:ascii="Arial Unicode MS" w:hAnsi="Arial Unicode MS" w:eastAsia="Arial Unicode MS"/>
+        </w:rPr>
+        <w:t>审批结果是什么</w:t>
+      </w:r>
+    </w:p>
+    <w:p>
+      <w:pPr>
+        <w:spacing w:after="120"/>
+      </w:pPr>
+      <w:r>
+        <w:rPr>
+          <w:rFonts w:ascii="Arial Unicode MS" w:hAnsi="Arial Unicode MS" w:eastAsia="Arial Unicode MS"/>
+        </w:rPr>
+        <w:t>审批请求不是 UI 文案，而是 Runtime 中可审计、可恢复、可追踪的业务对象。</w:t>
+      </w:r>
+    </w:p>
+    <w:p>
+      <w:pPr>
+        <w:spacing w:after="120"/>
+      </w:pPr>
+    </w:p>
+    <w:p>
+      <w:pPr>
+        <w:pStyle w:val="Heading2"/>
+      </w:pPr>
+      <w:r>
+        <w:rPr>
+          <w:rFonts w:ascii="Arial Unicode MS" w:hAnsi="Arial Unicode MS" w:eastAsia="Arial Unicode MS"/>
+        </w:rPr>
+        <w:t>Approval Scope</w:t>
+      </w:r>
+    </w:p>
+    <w:p>
+      <w:pPr>
+        <w:spacing w:after="120"/>
+      </w:pPr>
+      <w:r>
+        <w:rPr>
+          <w:rFonts w:ascii="Arial Unicode MS" w:hAnsi="Arial Unicode MS" w:eastAsia="Arial Unicode MS"/>
+        </w:rPr>
+        <w:t>审批必须绑定精确范围，不能做成模糊授权。</w:t>
+      </w:r>
+    </w:p>
+    <w:p>
+      <w:pPr>
+        <w:spacing w:after="120"/>
+      </w:pPr>
+      <w:r>
+        <w:rPr>
+          <w:rFonts w:ascii="Arial Unicode MS" w:hAnsi="Arial Unicode MS" w:eastAsia="Arial Unicode MS"/>
+        </w:rPr>
+        <w:t>不推荐：</w:t>
+      </w:r>
+    </w:p>
+    <w:p>
+      <w:pPr>
+        <w:spacing w:before="80" w:after="160"/>
+        <w:ind w:left="288"/>
+      </w:pPr>
+      <w:r>
+        <w:rPr>
+          <w:rFonts w:ascii="Menlo" w:hAnsi="Menlo" w:eastAsia="Menlo"/>
+          <w:sz w:val="17"/>
+        </w:rPr>
+        <w:t>Approve refund_order</w:t>
+      </w:r>
+    </w:p>
+    <w:p>
+      <w:pPr>
+        <w:spacing w:after="120"/>
+      </w:pPr>
+      <w:r>
+        <w:rPr>
+          <w:rFonts w:ascii="Arial Unicode MS" w:hAnsi="Arial Unicode MS" w:eastAsia="Arial Unicode MS"/>
+        </w:rPr>
+        <w:t>因为这可能被理解成“以后所有退款都可以执行”。</w:t>
+      </w:r>
+    </w:p>
+    <w:p>
+      <w:pPr>
+        <w:spacing w:after="120"/>
+      </w:pPr>
+      <w:r>
+        <w:rPr>
+          <w:rFonts w:ascii="Arial Unicode MS" w:hAnsi="Arial Unicode MS" w:eastAsia="Arial Unicode MS"/>
+        </w:rPr>
+        <w:t>更合理：</w:t>
+      </w:r>
+    </w:p>
+    <w:p>
+      <w:pPr>
+        <w:spacing w:before="80" w:after="160"/>
+        <w:ind w:left="288"/>
+      </w:pPr>
+      <w:r>
+        <w:rPr>
+          <w:rFonts w:ascii="Menlo" w:hAnsi="Menlo" w:eastAsia="Menlo"/>
+          <w:sz w:val="17"/>
+        </w:rPr>
+        <w:t>Approve this exact tool call:</w:t>
+        <w:br/>
+        <w:br/>
+        <w:t>tool: refund_order</w:t>
+        <w:br/>
+        <w:t>orderId: ORD-001</w:t>
+        <w:br/>
+        <w:t>amount: 10000</w:t>
+        <w:br/>
+        <w:t>currency: CNY</w:t>
+        <w:br/>
+        <w:t>sessionId: S-123</w:t>
+        <w:br/>
+        <w:t>approvalId: A-456</w:t>
+      </w:r>
+    </w:p>
+    <w:p>
+      <w:pPr>
+        <w:spacing w:after="120"/>
+      </w:pPr>
+      <w:r>
+        <w:rPr>
+          <w:rFonts w:ascii="Arial Unicode MS" w:hAnsi="Arial Unicode MS" w:eastAsia="Arial Unicode MS"/>
+        </w:rPr>
+        <w:t>也就是说，Approval Scope 应该绑定：</w:t>
+      </w:r>
+    </w:p>
+    <w:p>
+      <w:pPr>
+        <w:spacing w:before="80" w:after="160"/>
+        <w:ind w:left="288"/>
+      </w:pPr>
+      <w:r>
+        <w:rPr>
+          <w:rFonts w:ascii="Menlo" w:hAnsi="Menlo" w:eastAsia="Menlo"/>
+          <w:sz w:val="17"/>
+        </w:rPr>
+        <w:t>Tool Name</w:t>
+        <w:br/>
+        <w:t>+ Arguments Hash</w:t>
+        <w:br/>
+        <w:t>+ User</w:t>
+        <w:br/>
+        <w:t>+ Agent Session</w:t>
+        <w:br/>
+        <w:t>+ Resource</w:t>
+        <w:br/>
+        <w:t>+ Expiration</w:t>
+      </w:r>
+    </w:p>
+    <w:p>
+      <w:pPr>
+        <w:spacing w:after="120"/>
+      </w:pPr>
+      <w:r>
+        <w:rPr>
+          <w:rFonts w:ascii="Arial Unicode MS" w:hAnsi="Arial Unicode MS" w:eastAsia="Arial Unicode MS"/>
+        </w:rPr>
+        <w:t>如果参数变了，审批应该失效：</w:t>
+      </w:r>
+    </w:p>
+    <w:p>
+      <w:pPr>
+        <w:spacing w:before="80" w:after="160"/>
+        <w:ind w:left="288"/>
+      </w:pPr>
+      <w:r>
+        <w:rPr>
+          <w:rFonts w:ascii="Menlo" w:hAnsi="Menlo" w:eastAsia="Menlo"/>
+          <w:sz w:val="17"/>
+        </w:rPr>
+        <w:t>Approved:</w:t>
+        <w:br/>
+        <w:t xml:space="preserve">  refund_order amount = 1000</w:t>
+        <w:br/>
+        <w:br/>
+        <w:t>Later Tool Call:</w:t>
+        <w:br/>
+        <w:t xml:space="preserve">  refund_order amount = 10000</w:t>
+        <w:br/>
+        <w:br/>
+        <w:t>Result:</w:t>
+        <w:br/>
+        <w:t xml:space="preserve">  approval_invalid</w:t>
+      </w:r>
+    </w:p>
+    <w:p>
+      <w:pPr>
+        <w:spacing w:after="120"/>
+      </w:pPr>
+      <w:r>
+        <w:rPr>
+          <w:rFonts w:ascii="Arial Unicode MS" w:hAnsi="Arial Unicode MS" w:eastAsia="Arial Unicode MS"/>
+        </w:rPr>
+        <w:t>否则 Agent 或攻击者可能把一次低风险审批复用到高风险动作上。</w:t>
+      </w:r>
+    </w:p>
+    <w:p>
+      <w:pPr>
+        <w:spacing w:after="120"/>
+      </w:pPr>
+    </w:p>
+    <w:p>
+      <w:pPr>
+        <w:pStyle w:val="Heading2"/>
+      </w:pPr>
+      <w:r>
+        <w:rPr>
+          <w:rFonts w:ascii="Arial Unicode MS" w:hAnsi="Arial Unicode MS" w:eastAsia="Arial Unicode MS"/>
+        </w:rPr>
+        <w:t>Suspend / Resume</w:t>
+      </w:r>
+    </w:p>
+    <w:p>
+      <w:pPr>
+        <w:spacing w:after="120"/>
+      </w:pPr>
+      <w:r>
+        <w:rPr>
+          <w:rFonts w:ascii="Arial Unicode MS" w:hAnsi="Arial Unicode MS" w:eastAsia="Arial Unicode MS"/>
+        </w:rPr>
+        <w:t>当 Runtime 遇到 approval_required，它不应该继续执行 Tool。</w:t>
+      </w:r>
+    </w:p>
+    <w:p>
+      <w:pPr>
+        <w:spacing w:after="120"/>
+      </w:pPr>
+      <w:r>
+        <w:rPr>
+          <w:rFonts w:ascii="Arial Unicode MS" w:hAnsi="Arial Unicode MS" w:eastAsia="Arial Unicode MS"/>
+        </w:rPr>
+        <w:t>正确行为是：</w:t>
+      </w:r>
+    </w:p>
+    <w:p>
+      <w:pPr>
+        <w:spacing w:before="80" w:after="160"/>
+        <w:ind w:left="288"/>
+      </w:pPr>
+      <w:r>
+        <w:rPr>
+          <w:rFonts w:ascii="Menlo" w:hAnsi="Menlo" w:eastAsia="Menlo"/>
+          <w:sz w:val="17"/>
+        </w:rPr>
+        <w:t>1. 创建 ApprovalRequest</w:t>
+        <w:br/>
+        <w:t>2. 将当前 Tool Call 标记为 pending</w:t>
+        <w:br/>
+        <w:t>3. 暂停 Agent Loop</w:t>
+        <w:br/>
+        <w:t>4. 把状态保存到 Runtime State</w:t>
+        <w:br/>
+        <w:t>5. 等待外部 Human Decision</w:t>
+      </w:r>
+    </w:p>
+    <w:p>
+      <w:pPr>
+        <w:spacing w:after="120"/>
+      </w:pPr>
+      <w:r>
+        <w:rPr>
+          <w:rFonts w:ascii="Arial Unicode MS" w:hAnsi="Arial Unicode MS" w:eastAsia="Arial Unicode MS"/>
+        </w:rPr>
+        <w:t>最小状态可以是：</w:t>
+      </w:r>
+    </w:p>
+    <w:p>
+      <w:pPr>
+        <w:spacing w:before="80" w:after="160"/>
+        <w:ind w:left="288"/>
+      </w:pPr>
+      <w:r>
+        <w:rPr>
+          <w:rFonts w:ascii="Menlo" w:hAnsi="Menlo" w:eastAsia="Menlo"/>
+          <w:sz w:val="17"/>
+        </w:rPr>
+        <w:t>type RuntimeStatus =</w:t>
+        <w:br/>
+        <w:t xml:space="preserve">  | "running"</w:t>
+        <w:br/>
+        <w:t xml:space="preserve">  | "waiting_human_approval"</w:t>
+        <w:br/>
+        <w:t xml:space="preserve">  | "completed"</w:t>
+        <w:br/>
+        <w:t xml:space="preserve">  | "failed";</w:t>
+        <w:br/>
+        <w:br/>
+        <w:t>type PendingApprovalState = {</w:t>
+        <w:br/>
+        <w:t xml:space="preserve">  status: "waiting_human_approval";</w:t>
+        <w:br/>
+        <w:t xml:space="preserve">  approvalId: string;</w:t>
+        <w:br/>
+        <w:t xml:space="preserve">  pendingToolCall: ToolCallIntent;</w:t>
+        <w:br/>
+        <w:t xml:space="preserve">  reason: string;</w:t>
+        <w:br/>
+        <w:t>};</w:t>
+      </w:r>
+    </w:p>
+    <w:p>
+      <w:pPr>
+        <w:spacing w:after="120"/>
+      </w:pPr>
+      <w:r>
+        <w:rPr>
+          <w:rFonts w:ascii="Arial Unicode MS" w:hAnsi="Arial Unicode MS" w:eastAsia="Arial Unicode MS"/>
+        </w:rPr>
+        <w:t>恢复时：</w:t>
+      </w:r>
+    </w:p>
+    <w:p>
+      <w:pPr>
+        <w:spacing w:before="80" w:after="160"/>
+        <w:ind w:left="288"/>
+      </w:pPr>
+      <w:r>
+        <w:rPr>
+          <w:rFonts w:ascii="Menlo" w:hAnsi="Menlo" w:eastAsia="Menlo"/>
+          <w:sz w:val="17"/>
+        </w:rPr>
+        <w:t>Human Decision</w:t>
+        <w:br/>
+        <w:t xml:space="preserve">  |</w:t>
+        <w:br/>
+        <w:t xml:space="preserve">  v</w:t>
+        <w:br/>
+        <w:t>Load Pending Runtime State</w:t>
+        <w:br/>
+        <w:t xml:space="preserve">  |</w:t>
+        <w:br/>
+        <w:t xml:space="preserve">  v</w:t>
+        <w:br/>
+        <w:t>Validate Approval Scope</w:t>
+        <w:br/>
+        <w:t xml:space="preserve">  |</w:t>
+        <w:br/>
+        <w:t xml:space="preserve">  v</w:t>
+        <w:br/>
+        <w:t>Re-check Policy</w:t>
+        <w:br/>
+        <w:t xml:space="preserve">  |</w:t>
+        <w:br/>
+        <w:t xml:space="preserve">  v</w:t>
+        <w:br/>
+        <w:t>Execute or Stop</w:t>
+      </w:r>
+    </w:p>
+    <w:p>
+      <w:pPr>
+        <w:spacing w:after="120"/>
+      </w:pPr>
+      <w:r>
+        <w:rPr>
+          <w:rFonts w:ascii="Arial Unicode MS" w:hAnsi="Arial Unicode MS" w:eastAsia="Arial Unicode MS"/>
+        </w:rPr>
+        <w:t>注意：Resume 不等于无条件继续执行。</w:t>
+      </w:r>
+    </w:p>
+    <w:p>
+      <w:pPr>
+        <w:spacing w:after="120"/>
+      </w:pPr>
+      <w:r>
+        <w:rPr>
+          <w:rFonts w:ascii="Arial Unicode MS" w:hAnsi="Arial Unicode MS" w:eastAsia="Arial Unicode MS"/>
+        </w:rPr>
+        <w:t>审批通过后，Runtime 仍应检查：</w:t>
+      </w:r>
+    </w:p>
+    <w:p>
+      <w:pPr>
+        <w:pStyle w:val="ListNumber"/>
+      </w:pPr>
+      <w:r>
+        <w:rPr>
+          <w:rFonts w:ascii="Arial Unicode MS" w:hAnsi="Arial Unicode MS" w:eastAsia="Arial Unicode MS"/>
+        </w:rPr>
+        <w:t>审批是否匹配当前 Tool Call</w:t>
+      </w:r>
+    </w:p>
+    <w:p>
+      <w:pPr>
+        <w:pStyle w:val="ListNumber"/>
+      </w:pPr>
+      <w:r>
+        <w:rPr>
+          <w:rFonts w:ascii="Arial Unicode MS" w:hAnsi="Arial Unicode MS" w:eastAsia="Arial Unicode MS"/>
+        </w:rPr>
+        <w:t>审批是否过期</w:t>
+      </w:r>
+    </w:p>
+    <w:p>
+      <w:pPr>
+        <w:pStyle w:val="ListNumber"/>
+      </w:pPr>
+      <w:r>
+        <w:rPr>
+          <w:rFonts w:ascii="Arial Unicode MS" w:hAnsi="Arial Unicode MS" w:eastAsia="Arial Unicode MS"/>
+        </w:rPr>
+        <w:t>用户、资源、参数是否仍然一致</w:t>
+      </w:r>
+    </w:p>
+    <w:p>
+      <w:pPr>
+        <w:pStyle w:val="ListNumber"/>
+      </w:pPr>
+      <w:r>
+        <w:rPr>
+          <w:rFonts w:ascii="Arial Unicode MS" w:hAnsi="Arial Unicode MS" w:eastAsia="Arial Unicode MS"/>
+        </w:rPr>
+        <w:t>当前业务状态是否已经变化</w:t>
+      </w:r>
+    </w:p>
+    <w:p>
+      <w:pPr>
+        <w:pStyle w:val="ListNumber"/>
+      </w:pPr>
+      <w:r>
+        <w:rPr>
+          <w:rFonts w:ascii="Arial Unicode MS" w:hAnsi="Arial Unicode MS" w:eastAsia="Arial Unicode MS"/>
+        </w:rPr>
+        <w:t>Policy 是否仍然允许执行</w:t>
+      </w:r>
+    </w:p>
+    <w:p>
+      <w:pPr>
+        <w:spacing w:after="120"/>
+      </w:pPr>
+      <w:r>
+        <w:rPr>
+          <w:rFonts w:ascii="Arial Unicode MS" w:hAnsi="Arial Unicode MS" w:eastAsia="Arial Unicode MS"/>
+        </w:rPr>
+        <w:t>因为审批和恢复之间可能经过很长时间，世界状态可能已经变了。</w:t>
+      </w:r>
+    </w:p>
+    <w:p>
+      <w:pPr>
+        <w:spacing w:after="120"/>
+      </w:pPr>
+    </w:p>
+    <w:p>
+      <w:pPr>
+        <w:pStyle w:val="Heading2"/>
+      </w:pPr>
+      <w:r>
+        <w:rPr>
+          <w:rFonts w:ascii="Arial Unicode MS" w:hAnsi="Arial Unicode MS" w:eastAsia="Arial Unicode MS"/>
+        </w:rPr>
+        <w:t>Human Decision 如何变成 Observation</w:t>
+      </w:r>
+    </w:p>
+    <w:p>
+      <w:pPr>
+        <w:spacing w:after="120"/>
+      </w:pPr>
+      <w:r>
+        <w:rPr>
+          <w:rFonts w:ascii="Arial Unicode MS" w:hAnsi="Arial Unicode MS" w:eastAsia="Arial Unicode MS"/>
+        </w:rPr>
+        <w:t>Human Decision 不只是控制流事件，也应该写回 Runtime State，并成为 Agent 后续推理可以看到的 Observation。</w:t>
+      </w:r>
+    </w:p>
+    <w:p>
+      <w:pPr>
+        <w:spacing w:after="120"/>
+      </w:pPr>
+      <w:r>
+        <w:rPr>
+          <w:rFonts w:ascii="Arial Unicode MS" w:hAnsi="Arial Unicode MS" w:eastAsia="Arial Unicode MS"/>
+        </w:rPr>
+        <w:t>审批通过：</w:t>
+      </w:r>
+    </w:p>
+    <w:p>
+      <w:pPr>
+        <w:spacing w:before="80" w:after="160"/>
+        <w:ind w:left="288"/>
+      </w:pPr>
+      <w:r>
+        <w:rPr>
+          <w:rFonts w:ascii="Menlo" w:hAnsi="Menlo" w:eastAsia="Menlo"/>
+          <w:sz w:val="17"/>
+        </w:rPr>
+        <w:t>{</w:t>
+        <w:br/>
+        <w:t xml:space="preserve">  "type": "human_approval",</w:t>
+        <w:br/>
+        <w:t xml:space="preserve">  "approvalId": "A-456",</w:t>
+        <w:br/>
+        <w:t xml:space="preserve">  "decision": "approved",</w:t>
+        <w:br/>
+        <w:t xml:space="preserve">  "decidedBy": "manager_001"</w:t>
+        <w:br/>
+        <w:t>}</w:t>
+      </w:r>
+    </w:p>
+    <w:p>
+      <w:pPr>
+        <w:spacing w:after="120"/>
+      </w:pPr>
+      <w:r>
+        <w:rPr>
+          <w:rFonts w:ascii="Arial Unicode MS" w:hAnsi="Arial Unicode MS" w:eastAsia="Arial Unicode MS"/>
+        </w:rPr>
+        <w:t>审批拒绝：</w:t>
+      </w:r>
+    </w:p>
+    <w:p>
+      <w:pPr>
+        <w:spacing w:before="80" w:after="160"/>
+        <w:ind w:left="288"/>
+      </w:pPr>
+      <w:r>
+        <w:rPr>
+          <w:rFonts w:ascii="Menlo" w:hAnsi="Menlo" w:eastAsia="Menlo"/>
+          <w:sz w:val="17"/>
+        </w:rPr>
+        <w:t>{</w:t>
+        <w:br/>
+        <w:t xml:space="preserve">  "type": "human_approval",</w:t>
+        <w:br/>
+        <w:t xml:space="preserve">  "approvalId": "A-456",</w:t>
+        <w:br/>
+        <w:t xml:space="preserve">  "decision": "rejected",</w:t>
+        <w:br/>
+        <w:t xml:space="preserve">  "reason": "refund amount is too high"</w:t>
+        <w:br/>
+        <w:t>}</w:t>
+      </w:r>
+    </w:p>
+    <w:p>
+      <w:pPr>
+        <w:spacing w:after="120"/>
+      </w:pPr>
+      <w:r>
+        <w:rPr>
+          <w:rFonts w:ascii="Arial Unicode MS" w:hAnsi="Arial Unicode MS" w:eastAsia="Arial Unicode MS"/>
+        </w:rPr>
+        <w:t>进入 Agent Loop 后：</w:t>
+      </w:r>
+    </w:p>
+    <w:p>
+      <w:pPr>
+        <w:spacing w:before="80" w:after="160"/>
+        <w:ind w:left="288"/>
+      </w:pPr>
+      <w:r>
+        <w:rPr>
+          <w:rFonts w:ascii="Menlo" w:hAnsi="Menlo" w:eastAsia="Menlo"/>
+          <w:sz w:val="17"/>
+        </w:rPr>
+        <w:t>Human rejected the refund request.</w:t>
+        <w:br/>
+        <w:t>Agent should explain to the user or choose a safer alternative.</w:t>
+      </w:r>
+    </w:p>
+    <w:p>
+      <w:pPr>
+        <w:spacing w:after="120"/>
+      </w:pPr>
+      <w:r>
+        <w:rPr>
+          <w:rFonts w:ascii="Arial Unicode MS" w:hAnsi="Arial Unicode MS" w:eastAsia="Arial Unicode MS"/>
+        </w:rPr>
+        <w:t>这会连接下一节 Part G：</w:t>
       </w:r>
     </w:p>
     <w:p>
@@ -5358,7 +6525,7 @@
           <w:rFonts w:ascii="Arial Unicode MS" w:hAnsi="Arial Unicode MS" w:eastAsia="Arial Unicode MS"/>
           <w:i/>
         </w:rPr>
-        <w:t>因为 LLM 输出具有不确定性，不能作为可信执行指令。Agent Runtime 需要在模型决策和业务执行之间增加治理层，包括 Tool Validation、Permission Check、Policy Evaluation、Human Approval 和 Audit。同时业务服务仍需要保留最终授权与业务规则校验。</w:t>
+        <w:t>Tool Result、Human Decision、Error 都会以 Observation 的形式回流 Runtime State，再由 Context Builder 投影给 LLM。</w:t>
       </w:r>
     </w:p>
     <w:p>
@@ -5368,13 +6535,1248 @@
     </w:p>
     <w:p>
       <w:pPr>
+        <w:pStyle w:val="Heading2"/>
+      </w:pPr>
+      <w:r>
+        <w:rPr>
+          <w:rFonts w:ascii="Arial Unicode MS" w:hAnsi="Arial Unicode MS" w:eastAsia="Arial Unicode MS"/>
+        </w:rPr>
+        <w:t>Approval Timeout 与 Cancellation</w:t>
+      </w:r>
+    </w:p>
+    <w:p>
+      <w:pPr>
+        <w:spacing w:after="120"/>
+      </w:pPr>
+      <w:r>
+        <w:rPr>
+          <w:rFonts w:ascii="Arial Unicode MS" w:hAnsi="Arial Unicode MS" w:eastAsia="Arial Unicode MS"/>
+        </w:rPr>
+        <w:t>Human Approval 必须考虑超时。</w:t>
+      </w:r>
+    </w:p>
+    <w:p>
+      <w:pPr>
+        <w:spacing w:after="120"/>
+      </w:pPr>
+      <w:r>
+        <w:rPr>
+          <w:rFonts w:ascii="Arial Unicode MS" w:hAnsi="Arial Unicode MS" w:eastAsia="Arial Unicode MS"/>
+        </w:rPr>
+        <w:t>不能让 Agent 无限等待：</w:t>
+      </w:r>
+    </w:p>
+    <w:p>
+      <w:pPr>
+        <w:spacing w:before="80" w:after="160"/>
+        <w:ind w:left="288"/>
+      </w:pPr>
+      <w:r>
+        <w:rPr>
+          <w:rFonts w:ascii="Menlo" w:hAnsi="Menlo" w:eastAsia="Menlo"/>
+          <w:sz w:val="17"/>
+        </w:rPr>
+        <w:t>waiting_human_approval forever</w:t>
+      </w:r>
+    </w:p>
+    <w:p>
+      <w:pPr>
+        <w:spacing w:after="120"/>
+      </w:pPr>
+      <w:r>
+        <w:rPr>
+          <w:rFonts w:ascii="Arial Unicode MS" w:hAnsi="Arial Unicode MS" w:eastAsia="Arial Unicode MS"/>
+        </w:rPr>
+        <w:t>常见策略：</w:t>
+      </w:r>
+    </w:p>
+    <w:p>
+      <w:pPr>
+        <w:spacing w:after="120"/>
+      </w:pPr>
+      <w:r>
+        <w:rPr>
+          <w:rFonts w:ascii="Arial Unicode MS" w:hAnsi="Arial Unicode MS" w:eastAsia="Arial Unicode MS"/>
+        </w:rPr>
+        <w:t>| 情况 | Runtime 行为 | |-|-| | 审批通过 | Resume and Execute | | 审批拒绝 | Stop and Record Observation | | 审批超时 | Mark expired and Stop | | 用户取消 | Mark cancelled and Stop | | 业务状态变化 | Re-check and possibly deny |</w:t>
+      </w:r>
+    </w:p>
+    <w:p>
+      <w:pPr>
+        <w:spacing w:after="120"/>
+      </w:pPr>
+      <w:r>
+        <w:rPr>
+          <w:rFonts w:ascii="Arial Unicode MS" w:hAnsi="Arial Unicode MS" w:eastAsia="Arial Unicode MS"/>
+        </w:rPr>
+        <w:t>Timeout 不是小细节，它决定 Runtime 是否能可靠处理长时间任务。</w:t>
+      </w:r>
+    </w:p>
+    <w:p>
+      <w:pPr>
+        <w:spacing w:after="120"/>
+      </w:pPr>
+      <w:r>
+        <w:rPr>
+          <w:rFonts w:ascii="Arial Unicode MS" w:hAnsi="Arial Unicode MS" w:eastAsia="Arial Unicode MS"/>
+        </w:rPr>
+        <w:t>最小模型：</w:t>
+      </w:r>
+    </w:p>
+    <w:p>
+      <w:pPr>
+        <w:spacing w:before="80" w:after="160"/>
+        <w:ind w:left="288"/>
+      </w:pPr>
+      <w:r>
+        <w:rPr>
+          <w:rFonts w:ascii="Menlo" w:hAnsi="Menlo" w:eastAsia="Menlo"/>
+          <w:sz w:val="17"/>
+        </w:rPr>
+        <w:t>type ApprovalDecision =</w:t>
+        <w:br/>
+        <w:t xml:space="preserve">  | {</w:t>
+        <w:br/>
+        <w:t xml:space="preserve">      type: "approved";</w:t>
+        <w:br/>
+        <w:t xml:space="preserve">      approvalId: string;</w:t>
+        <w:br/>
+        <w:t xml:space="preserve">      decidedBy: string;</w:t>
+        <w:br/>
+        <w:t xml:space="preserve">      decidedAt: string;</w:t>
+        <w:br/>
+        <w:t xml:space="preserve">    }</w:t>
+        <w:br/>
+        <w:t xml:space="preserve">  | {</w:t>
+        <w:br/>
+        <w:t xml:space="preserve">      type: "rejected";</w:t>
+        <w:br/>
+        <w:t xml:space="preserve">      approvalId: string;</w:t>
+        <w:br/>
+        <w:t xml:space="preserve">      decidedBy: string;</w:t>
+        <w:br/>
+        <w:t xml:space="preserve">      reason?: string;</w:t>
+        <w:br/>
+        <w:t xml:space="preserve">      decidedAt: string;</w:t>
+        <w:br/>
+        <w:t xml:space="preserve">    }</w:t>
+        <w:br/>
+        <w:t xml:space="preserve">  | {</w:t>
+        <w:br/>
+        <w:t xml:space="preserve">      type: "expired";</w:t>
+        <w:br/>
+        <w:t xml:space="preserve">      approvalId: string;</w:t>
+        <w:br/>
+        <w:t xml:space="preserve">      expiredAt: string;</w:t>
+        <w:br/>
+        <w:t xml:space="preserve">    };</w:t>
+      </w:r>
+    </w:p>
+    <w:p>
+      <w:pPr>
+        <w:spacing w:after="120"/>
+      </w:pPr>
+    </w:p>
+    <w:p>
+      <w:pPr>
+        <w:pStyle w:val="Heading2"/>
+      </w:pPr>
+      <w:r>
+        <w:rPr>
+          <w:rFonts w:ascii="Arial Unicode MS" w:hAnsi="Arial Unicode MS" w:eastAsia="Arial Unicode MS"/>
+        </w:rPr>
+        <w:t>Audit Log</w:t>
+      </w:r>
+    </w:p>
+    <w:p>
+      <w:pPr>
+        <w:spacing w:after="120"/>
+      </w:pPr>
+      <w:r>
+        <w:rPr>
+          <w:rFonts w:ascii="Arial Unicode MS" w:hAnsi="Arial Unicode MS" w:eastAsia="Arial Unicode MS"/>
+        </w:rPr>
+        <w:t>Human Approval 必须可审计。</w:t>
+      </w:r>
+    </w:p>
+    <w:p>
+      <w:pPr>
+        <w:spacing w:after="120"/>
+      </w:pPr>
+      <w:r>
+        <w:rPr>
+          <w:rFonts w:ascii="Arial Unicode MS" w:hAnsi="Arial Unicode MS" w:eastAsia="Arial Unicode MS"/>
+        </w:rPr>
+        <w:t>至少记录：</w:t>
+      </w:r>
+    </w:p>
+    <w:p>
+      <w:pPr>
+        <w:spacing w:before="80" w:after="160"/>
+        <w:ind w:left="288"/>
+      </w:pPr>
+      <w:r>
+        <w:rPr>
+          <w:rFonts w:ascii="Menlo" w:hAnsi="Menlo" w:eastAsia="Menlo"/>
+          <w:sz w:val="17"/>
+        </w:rPr>
+        <w:t>who requested</w:t>
+        <w:br/>
+        <w:t>which agent requested</w:t>
+        <w:br/>
+        <w:t>which tool was requested</w:t>
+        <w:br/>
+        <w:t>what arguments were proposed</w:t>
+        <w:br/>
+        <w:t>why approval was required</w:t>
+        <w:br/>
+        <w:t>who approved or rejected</w:t>
+        <w:br/>
+        <w:t>when the decision happened</w:t>
+        <w:br/>
+        <w:t>whether execution actually happened</w:t>
+        <w:br/>
+        <w:t>what the result was</w:t>
+      </w:r>
+    </w:p>
+    <w:p>
+      <w:pPr>
+        <w:spacing w:after="120"/>
+      </w:pPr>
+      <w:r>
+        <w:rPr>
+          <w:rFonts w:ascii="Arial Unicode MS" w:hAnsi="Arial Unicode MS" w:eastAsia="Arial Unicode MS"/>
+        </w:rPr>
+        <w:t>审计链路：</w:t>
+      </w:r>
+    </w:p>
+    <w:p>
+      <w:pPr>
+        <w:spacing w:before="80" w:after="160"/>
+        <w:ind w:left="288"/>
+      </w:pPr>
+      <w:r>
+        <w:rPr>
+          <w:rFonts w:ascii="Menlo" w:hAnsi="Menlo" w:eastAsia="Menlo"/>
+          <w:sz w:val="17"/>
+        </w:rPr>
+        <w:t>Tool Call Intent</w:t>
+        <w:br/>
+        <w:t xml:space="preserve">  |</w:t>
+        <w:br/>
+        <w:t xml:space="preserve">  v</w:t>
+        <w:br/>
+        <w:t>Policy Decision</w:t>
+        <w:br/>
+        <w:t xml:space="preserve">  |</w:t>
+        <w:br/>
+        <w:t xml:space="preserve">  v</w:t>
+        <w:br/>
+        <w:t>Approval Request</w:t>
+        <w:br/>
+        <w:t xml:space="preserve">  |</w:t>
+        <w:br/>
+        <w:t xml:space="preserve">  v</w:t>
+        <w:br/>
+        <w:t>Human Decision</w:t>
+        <w:br/>
+        <w:t xml:space="preserve">  |</w:t>
+        <w:br/>
+        <w:t xml:space="preserve">  v</w:t>
+        <w:br/>
+        <w:t>Tool Execution</w:t>
+        <w:br/>
+        <w:t xml:space="preserve">  |</w:t>
+        <w:br/>
+        <w:t xml:space="preserve">  v</w:t>
+        <w:br/>
+        <w:t>Tool Result</w:t>
+      </w:r>
+    </w:p>
+    <w:p>
+      <w:pPr>
+        <w:spacing w:after="120"/>
+      </w:pPr>
+      <w:r>
+        <w:rPr>
+          <w:rFonts w:ascii="Arial Unicode MS" w:hAnsi="Arial Unicode MS" w:eastAsia="Arial Unicode MS"/>
+        </w:rPr>
+        <w:t>工业系统中，如果没有 Audit Log，Human Approval 很容易变成不可追责的 UI 弹窗。</w:t>
+      </w:r>
+    </w:p>
+    <w:p>
+      <w:pPr>
+        <w:spacing w:after="120"/>
+      </w:pPr>
+    </w:p>
+    <w:p>
+      <w:pPr>
+        <w:pStyle w:val="Heading2"/>
+      </w:pPr>
+      <w:r>
+        <w:rPr>
+          <w:rFonts w:ascii="Arial Unicode MS" w:hAnsi="Arial Unicode MS" w:eastAsia="Arial Unicode MS"/>
+        </w:rPr>
+        <w:t>Human Approval 与 Durable Workflow 的边界</w:t>
+      </w:r>
+    </w:p>
+    <w:p>
+      <w:pPr>
+        <w:spacing w:after="120"/>
+      </w:pPr>
+      <w:r>
+        <w:rPr>
+          <w:rFonts w:ascii="Arial Unicode MS" w:hAnsi="Arial Unicode MS" w:eastAsia="Arial Unicode MS"/>
+        </w:rPr>
+        <w:t>Part F-3 只需要讲清 Human Approval 如何影响 Tool Execution Lifecycle。</w:t>
+      </w:r>
+    </w:p>
+    <w:p>
+      <w:pPr>
+        <w:spacing w:after="120"/>
+      </w:pPr>
+      <w:r>
+        <w:rPr>
+          <w:rFonts w:ascii="Arial Unicode MS" w:hAnsi="Arial Unicode MS" w:eastAsia="Arial Unicode MS"/>
+        </w:rPr>
+        <w:t>不需要在这里深入：</w:t>
+      </w:r>
+    </w:p>
+    <w:p>
+      <w:pPr>
+        <w:spacing w:before="80" w:after="160"/>
+        <w:ind w:left="288"/>
+      </w:pPr>
+      <w:r>
+        <w:rPr>
+          <w:rFonts w:ascii="Menlo" w:hAnsi="Menlo" w:eastAsia="Menlo"/>
+          <w:sz w:val="17"/>
+        </w:rPr>
+        <w:t>Durable Execution</w:t>
+        <w:br/>
+        <w:t>Workflow State Machine</w:t>
+        <w:br/>
+        <w:t>Event Sourcing</w:t>
+        <w:br/>
+        <w:t>Temporal</w:t>
+        <w:br/>
+        <w:t>LangGraph Persistence</w:t>
+      </w:r>
+    </w:p>
+    <w:p>
+      <w:pPr>
+        <w:spacing w:after="120"/>
+      </w:pPr>
+      <w:r>
+        <w:rPr>
+          <w:rFonts w:ascii="Arial Unicode MS" w:hAnsi="Arial Unicode MS" w:eastAsia="Arial Unicode MS"/>
+        </w:rPr>
+        <w:t>这些属于后续 Runtime State Persistence / Workflow Engine。</w:t>
+      </w:r>
+    </w:p>
+    <w:p>
+      <w:pPr>
+        <w:spacing w:after="120"/>
+      </w:pPr>
+      <w:r>
+        <w:rPr>
+          <w:rFonts w:ascii="Arial Unicode MS" w:hAnsi="Arial Unicode MS" w:eastAsia="Arial Unicode MS"/>
+        </w:rPr>
+        <w:t>在 Day05 的范围内，正确定位是：</w:t>
+      </w:r>
+    </w:p>
+    <w:p>
+      <w:pPr>
+        <w:spacing w:before="80" w:after="160"/>
+        <w:ind w:left="288"/>
+      </w:pPr>
+      <w:r>
+        <w:rPr>
+          <w:rFonts w:ascii="Menlo" w:hAnsi="Menlo" w:eastAsia="Menlo"/>
+          <w:sz w:val="17"/>
+        </w:rPr>
+        <w:t>Human Approval</w:t>
+        <w:br/>
+        <w:t>=</w:t>
+        <w:br/>
+        <w:t>Permission Decision 的一种执行分支</w:t>
+        <w:br/>
+        <w:t>+</w:t>
+        <w:br/>
+        <w:t>Tool Execution Lifecycle 的暂停/恢复机制</w:t>
+      </w:r>
+    </w:p>
+    <w:p>
+      <w:pPr>
+        <w:spacing w:after="120"/>
+      </w:pPr>
+      <w:r>
+        <w:rPr>
+          <w:rFonts w:ascii="Arial Unicode MS" w:hAnsi="Arial Unicode MS" w:eastAsia="Arial Unicode MS"/>
+        </w:rPr>
+        <w:t>也就是说，本节只需要把下面这条线讲透：</w:t>
+      </w:r>
+    </w:p>
+    <w:p>
+      <w:pPr>
+        <w:spacing w:before="80" w:after="160"/>
+        <w:ind w:left="288"/>
+      </w:pPr>
+      <w:r>
+        <w:rPr>
+          <w:rFonts w:ascii="Menlo" w:hAnsi="Menlo" w:eastAsia="Menlo"/>
+          <w:sz w:val="17"/>
+        </w:rPr>
+        <w:t>approval_required</w:t>
+        <w:br/>
+        <w:t xml:space="preserve">  |</w:t>
+        <w:br/>
+        <w:t xml:space="preserve">  v</w:t>
+        <w:br/>
+        <w:t>pending_approval</w:t>
+        <w:br/>
+        <w:t xml:space="preserve">  |</w:t>
+        <w:br/>
+        <w:t xml:space="preserve">  v</w:t>
+        <w:br/>
+        <w:t>human_decision</w:t>
+        <w:br/>
+        <w:t xml:space="preserve">  |</w:t>
+        <w:br/>
+        <w:t xml:space="preserve">  v</w:t>
+        <w:br/>
+        <w:t>execute or stop</w:t>
+      </w:r>
+    </w:p>
+    <w:p>
+      <w:pPr>
+        <w:spacing w:after="120"/>
+      </w:pPr>
+    </w:p>
+    <w:p>
+      <w:pPr>
+        <w:pStyle w:val="Heading2"/>
+      </w:pPr>
+      <w:r>
+        <w:rPr>
+          <w:rFonts w:ascii="Arial Unicode MS" w:hAnsi="Arial Unicode MS" w:eastAsia="Arial Unicode MS"/>
+        </w:rPr>
+        <w:t>MCP 与 Governance 的关系</w:t>
+      </w:r>
+    </w:p>
+    <w:p>
+      <w:pPr>
+        <w:spacing w:after="120"/>
+      </w:pPr>
+      <w:r>
+        <w:rPr>
+          <w:rFonts w:ascii="Arial Unicode MS" w:hAnsi="Arial Unicode MS" w:eastAsia="Arial Unicode MS"/>
+        </w:rPr>
+        <w:t>MCP Server 暴露的外部工具进入 Runtime 后，仍然必须走同一套治理链路。</w:t>
+      </w:r>
+    </w:p>
+    <w:p>
+      <w:pPr>
+        <w:spacing w:after="120"/>
+      </w:pPr>
+      <w:r>
+        <w:rPr>
+          <w:rFonts w:ascii="Arial Unicode MS" w:hAnsi="Arial Unicode MS" w:eastAsia="Arial Unicode MS"/>
+        </w:rPr>
+        <w:t>错误理解：</w:t>
+      </w:r>
+    </w:p>
+    <w:p>
+      <w:pPr>
+        <w:spacing w:before="80" w:after="160"/>
+        <w:ind w:left="288"/>
+      </w:pPr>
+      <w:r>
+        <w:rPr>
+          <w:rFonts w:ascii="Menlo" w:hAnsi="Menlo" w:eastAsia="Menlo"/>
+          <w:sz w:val="17"/>
+        </w:rPr>
+        <w:t>MCP Tool 已经声明 read-only</w:t>
+        <w:br/>
+        <w:t>所以 Runtime 可以直接信任</w:t>
+      </w:r>
+    </w:p>
+    <w:p>
+      <w:pPr>
+        <w:spacing w:after="120"/>
+      </w:pPr>
+      <w:r>
+        <w:rPr>
+          <w:rFonts w:ascii="Arial Unicode MS" w:hAnsi="Arial Unicode MS" w:eastAsia="Arial Unicode MS"/>
+        </w:rPr>
+        <w:t>正确理解：</w:t>
+      </w:r>
+    </w:p>
+    <w:p>
+      <w:pPr>
+        <w:spacing w:before="80" w:after="160"/>
+        <w:ind w:left="288"/>
+      </w:pPr>
+      <w:r>
+        <w:rPr>
+          <w:rFonts w:ascii="Menlo" w:hAnsi="Menlo" w:eastAsia="Menlo"/>
+          <w:sz w:val="17"/>
+        </w:rPr>
+        <w:t>External Tool</w:t>
+        <w:br/>
+        <w:t xml:space="preserve">  |</w:t>
+        <w:br/>
+        <w:t xml:space="preserve">  v</w:t>
+        <w:br/>
+        <w:t>Tool Registry</w:t>
+        <w:br/>
+        <w:t xml:space="preserve">  |</w:t>
+        <w:br/>
+        <w:t xml:space="preserve">  v</w:t>
+        <w:br/>
+        <w:t>Tool Metadata</w:t>
+        <w:br/>
+        <w:t xml:space="preserve">  |</w:t>
+        <w:br/>
+        <w:t xml:space="preserve">  v</w:t>
+        <w:br/>
+        <w:t>Policy Engine</w:t>
+        <w:br/>
+        <w:t xml:space="preserve">  |</w:t>
+        <w:br/>
+        <w:t xml:space="preserve">  v</w:t>
+        <w:br/>
+        <w:t>Executor Enforcement</w:t>
+      </w:r>
+    </w:p>
+    <w:p>
+      <w:pPr>
+        <w:spacing w:after="120"/>
+      </w:pPr>
+      <w:r>
+        <w:rPr>
+          <w:rFonts w:ascii="Arial Unicode MS" w:hAnsi="Arial Unicode MS" w:eastAsia="Arial Unicode MS"/>
+        </w:rPr>
+        <w:t>原因是：</w:t>
+      </w:r>
+    </w:p>
+    <w:p>
+      <w:pPr>
+        <w:pStyle w:val="ListNumber"/>
+      </w:pPr>
+      <w:r>
+        <w:rPr>
+          <w:rFonts w:ascii="Arial Unicode MS" w:hAnsi="Arial Unicode MS" w:eastAsia="Arial Unicode MS"/>
+        </w:rPr>
+        <w:t>外部 Tool 的声明可能不完整</w:t>
+      </w:r>
+    </w:p>
+    <w:p>
+      <w:pPr>
+        <w:pStyle w:val="ListNumber"/>
+      </w:pPr>
+      <w:r>
+        <w:rPr>
+          <w:rFonts w:ascii="Arial Unicode MS" w:hAnsi="Arial Unicode MS" w:eastAsia="Arial Unicode MS"/>
+        </w:rPr>
+        <w:t>Tool 的真实副作用可能超过描述</w:t>
+      </w:r>
+    </w:p>
+    <w:p>
+      <w:pPr>
+        <w:pStyle w:val="ListNumber"/>
+      </w:pPr>
+      <w:r>
+        <w:rPr>
+          <w:rFonts w:ascii="Arial Unicode MS" w:hAnsi="Arial Unicode MS" w:eastAsia="Arial Unicode MS"/>
+        </w:rPr>
+        <w:t>Tool 参数可能让低风险能力变成高风险动作</w:t>
+      </w:r>
+    </w:p>
+    <w:p>
+      <w:pPr>
+        <w:pStyle w:val="ListNumber"/>
+      </w:pPr>
+      <w:r>
+        <w:rPr>
+          <w:rFonts w:ascii="Arial Unicode MS" w:hAnsi="Arial Unicode MS" w:eastAsia="Arial Unicode MS"/>
+        </w:rPr>
+        <w:t>不同用户、租户、环境下策略不同</w:t>
+      </w:r>
+    </w:p>
+    <w:p>
+      <w:pPr>
+        <w:pStyle w:val="ListNumber"/>
+      </w:pPr>
+      <w:r>
+        <w:rPr>
+          <w:rFonts w:ascii="Arial Unicode MS" w:hAnsi="Arial Unicode MS" w:eastAsia="Arial Unicode MS"/>
+        </w:rPr>
+        <w:t>Runtime 必须保留统一审计和审批能力</w:t>
+      </w:r>
+    </w:p>
+    <w:p>
+      <w:pPr>
+        <w:spacing w:after="120"/>
+      </w:pPr>
+      <w:r>
+        <w:rPr>
+          <w:rFonts w:ascii="Arial Unicode MS" w:hAnsi="Arial Unicode MS" w:eastAsia="Arial Unicode MS"/>
+        </w:rPr>
+        <w:t>所以：</w:t>
+      </w:r>
+    </w:p>
+    <w:p>
+      <w:pPr>
+        <w:spacing w:before="80" w:after="160"/>
+        <w:ind w:left="288"/>
+      </w:pPr>
+      <w:r>
+        <w:rPr>
+          <w:rFonts w:ascii="Menlo" w:hAnsi="Menlo" w:eastAsia="Menlo"/>
+          <w:sz w:val="17"/>
+        </w:rPr>
+        <w:t>MCP expands capability.</w:t>
+        <w:br/>
+        <w:t>Runtime Governance controls capability.</w:t>
+      </w:r>
+    </w:p>
+    <w:p>
+      <w:pPr>
+        <w:spacing w:after="120"/>
+      </w:pPr>
+    </w:p>
+    <w:p>
+      <w:pPr>
+        <w:pStyle w:val="Heading2"/>
+      </w:pPr>
+      <w:r>
+        <w:rPr>
+          <w:rFonts w:ascii="Arial Unicode MS" w:hAnsi="Arial Unicode MS" w:eastAsia="Arial Unicode MS"/>
+        </w:rPr>
+        <w:t>mini-agent-runtime 中的最小 HumanApprovalService</w:t>
+      </w:r>
+    </w:p>
+    <w:p>
+      <w:pPr>
+        <w:spacing w:after="120"/>
+      </w:pPr>
+      <w:r>
+        <w:rPr>
+          <w:rFonts w:ascii="Arial Unicode MS" w:hAnsi="Arial Unicode MS" w:eastAsia="Arial Unicode MS"/>
+        </w:rPr>
+        <w:t>Part F 的最小实现可以分成两个服务。</w:t>
+      </w:r>
+    </w:p>
+    <w:p>
+      <w:pPr>
+        <w:spacing w:after="120"/>
+      </w:pPr>
+      <w:r>
+        <w:rPr>
+          <w:rFonts w:ascii="Arial Unicode MS" w:hAnsi="Arial Unicode MS" w:eastAsia="Arial Unicode MS"/>
+        </w:rPr>
+        <w:t>PermissionService 负责策略判断：</w:t>
+      </w:r>
+    </w:p>
+    <w:p>
+      <w:pPr>
+        <w:spacing w:before="80" w:after="160"/>
+        <w:ind w:left="288"/>
+      </w:pPr>
+      <w:r>
+        <w:rPr>
+          <w:rFonts w:ascii="Menlo" w:hAnsi="Menlo" w:eastAsia="Menlo"/>
+          <w:sz w:val="17"/>
+        </w:rPr>
+        <w:t>interface PermissionService {</w:t>
+        <w:br/>
+        <w:t xml:space="preserve">  check(</w:t>
+        <w:br/>
+        <w:t xml:space="preserve">    tool: RuntimeTool,</w:t>
+        <w:br/>
+        <w:t xml:space="preserve">    call: ToolCallIntent,</w:t>
+        <w:br/>
+        <w:t xml:space="preserve">    context: ToolExecutionContext</w:t>
+        <w:br/>
+        <w:t xml:space="preserve">  ): Promise&lt;PermissionDecision&gt;;</w:t>
+        <w:br/>
+        <w:t>}</w:t>
+      </w:r>
+    </w:p>
+    <w:p>
+      <w:pPr>
+        <w:spacing w:after="120"/>
+      </w:pPr>
+      <w:r>
+        <w:rPr>
+          <w:rFonts w:ascii="Arial Unicode MS" w:hAnsi="Arial Unicode MS" w:eastAsia="Arial Unicode MS"/>
+        </w:rPr>
+        <w:t>HumanApprovalService 负责审批请求和人工决策：</w:t>
+      </w:r>
+    </w:p>
+    <w:p>
+      <w:pPr>
+        <w:spacing w:before="80" w:after="160"/>
+        <w:ind w:left="288"/>
+      </w:pPr>
+      <w:r>
+        <w:rPr>
+          <w:rFonts w:ascii="Menlo" w:hAnsi="Menlo" w:eastAsia="Menlo"/>
+          <w:sz w:val="17"/>
+        </w:rPr>
+        <w:t>interface HumanApprovalService {</w:t>
+        <w:br/>
+        <w:t xml:space="preserve">  createRequest(input: {</w:t>
+        <w:br/>
+        <w:t xml:space="preserve">    sessionId: string;</w:t>
+        <w:br/>
+        <w:t xml:space="preserve">    userId: string;</w:t>
+        <w:br/>
+        <w:t xml:space="preserve">    agentId: string;</w:t>
+        <w:br/>
+        <w:t xml:space="preserve">    toolCall: ToolCallIntent;</w:t>
+        <w:br/>
+        <w:t xml:space="preserve">    reason: string;</w:t>
+        <w:br/>
+        <w:t xml:space="preserve">    riskLevel: string;</w:t>
+        <w:br/>
+        <w:t xml:space="preserve">  }): Promise&lt;ApprovalRequest&gt;;</w:t>
+        <w:br/>
+        <w:br/>
+        <w:t xml:space="preserve">  resolve(</w:t>
+        <w:br/>
+        <w:t xml:space="preserve">    approvalId: string,</w:t>
+        <w:br/>
+        <w:t xml:space="preserve">    decision: ApprovalDecision</w:t>
+        <w:br/>
+        <w:t xml:space="preserve">  ): Promise&lt;void&gt;;</w:t>
+        <w:br/>
+        <w:t>}</w:t>
+      </w:r>
+    </w:p>
+    <w:p>
+      <w:pPr>
+        <w:spacing w:after="120"/>
+      </w:pPr>
+      <w:r>
+        <w:rPr>
+          <w:rFonts w:ascii="Arial Unicode MS" w:hAnsi="Arial Unicode MS" w:eastAsia="Arial Unicode MS"/>
+        </w:rPr>
+        <w:t>Permission Decision：</w:t>
+      </w:r>
+    </w:p>
+    <w:p>
+      <w:pPr>
+        <w:spacing w:before="80" w:after="160"/>
+        <w:ind w:left="288"/>
+      </w:pPr>
+      <w:r>
+        <w:rPr>
+          <w:rFonts w:ascii="Menlo" w:hAnsi="Menlo" w:eastAsia="Menlo"/>
+          <w:sz w:val="17"/>
+        </w:rPr>
+        <w:t>type PermissionDecision =</w:t>
+        <w:br/>
+        <w:t xml:space="preserve">  | {</w:t>
+        <w:br/>
+        <w:t xml:space="preserve">      type: "allow";</w:t>
+        <w:br/>
+        <w:t xml:space="preserve">    }</w:t>
+        <w:br/>
+        <w:t xml:space="preserve">  | {</w:t>
+        <w:br/>
+        <w:t xml:space="preserve">      type: "deny";</w:t>
+        <w:br/>
+        <w:t xml:space="preserve">      reason: string;</w:t>
+        <w:br/>
+        <w:t xml:space="preserve">    }</w:t>
+        <w:br/>
+        <w:t xml:space="preserve">  | {</w:t>
+        <w:br/>
+        <w:t xml:space="preserve">      type: "approval_required";</w:t>
+        <w:br/>
+        <w:t xml:space="preserve">      reason: string;</w:t>
+        <w:br/>
+        <w:t xml:space="preserve">      riskLevel: string;</w:t>
+        <w:br/>
+        <w:t xml:space="preserve">    };</w:t>
+      </w:r>
+    </w:p>
+    <w:p>
+      <w:pPr>
+        <w:spacing w:after="120"/>
+      </w:pPr>
+      <w:r>
+        <w:rPr>
+          <w:rFonts w:ascii="Arial Unicode MS" w:hAnsi="Arial Unicode MS" w:eastAsia="Arial Unicode MS"/>
+        </w:rPr>
+        <w:t>Executor 集成：</w:t>
+      </w:r>
+    </w:p>
+    <w:p>
+      <w:pPr>
+        <w:spacing w:before="80" w:after="160"/>
+        <w:ind w:left="288"/>
+      </w:pPr>
+      <w:r>
+        <w:rPr>
+          <w:rFonts w:ascii="Menlo" w:hAnsi="Menlo" w:eastAsia="Menlo"/>
+          <w:sz w:val="17"/>
+        </w:rPr>
+        <w:t>async function executeToolCall(</w:t>
+        <w:br/>
+        <w:t xml:space="preserve">  toolCall: ToolCallIntent,</w:t>
+        <w:br/>
+        <w:t xml:space="preserve">  context: ToolExecutionContext</w:t>
+        <w:br/>
+        <w:t>) {</w:t>
+        <w:br/>
+        <w:t xml:space="preserve">  const tool = registry.get(toolCall.name);</w:t>
+        <w:br/>
+        <w:br/>
+        <w:t xml:space="preserve">  if (!tool) {</w:t>
+        <w:br/>
+        <w:t xml:space="preserve">    return {</w:t>
+        <w:br/>
+        <w:t xml:space="preserve">      type: "error",</w:t>
+        <w:br/>
+        <w:t xml:space="preserve">      error: "tool_not_found"</w:t>
+        <w:br/>
+        <w:t xml:space="preserve">    };</w:t>
+        <w:br/>
+        <w:t xml:space="preserve">  }</w:t>
+        <w:br/>
+        <w:br/>
+        <w:t xml:space="preserve">  const validation = validateInput(tool.definition.parameters, toolCall.arguments);</w:t>
+        <w:br/>
+        <w:br/>
+        <w:t xml:space="preserve">  if (!validation.ok) {</w:t>
+        <w:br/>
+        <w:t xml:space="preserve">    return {</w:t>
+        <w:br/>
+        <w:t xml:space="preserve">      type: "error",</w:t>
+        <w:br/>
+        <w:t xml:space="preserve">      error: "invalid_arguments",</w:t>
+        <w:br/>
+        <w:t xml:space="preserve">      details: validation.errors</w:t>
+        <w:br/>
+        <w:t xml:space="preserve">    };</w:t>
+        <w:br/>
+        <w:t xml:space="preserve">  }</w:t>
+        <w:br/>
+        <w:br/>
+        <w:t xml:space="preserve">  const decision = await permissionService.check(tool, toolCall, context);</w:t>
+        <w:br/>
+        <w:br/>
+        <w:t xml:space="preserve">  switch (decision.type) {</w:t>
+        <w:br/>
+        <w:t xml:space="preserve">    case "allow":</w:t>
+        <w:br/>
+        <w:t xml:space="preserve">      return tool.execute(toolCall.arguments, context);</w:t>
+        <w:br/>
+        <w:br/>
+        <w:t xml:space="preserve">    case "deny":</w:t>
+        <w:br/>
+        <w:t xml:space="preserve">      return {</w:t>
+        <w:br/>
+        <w:t xml:space="preserve">        type: "error",</w:t>
+        <w:br/>
+        <w:t xml:space="preserve">        error: "permission_denied",</w:t>
+        <w:br/>
+        <w:t xml:space="preserve">        reason: decision.reason</w:t>
+        <w:br/>
+        <w:t xml:space="preserve">      };</w:t>
+        <w:br/>
+        <w:br/>
+        <w:t xml:space="preserve">    case "approval_required": {</w:t>
+        <w:br/>
+        <w:t xml:space="preserve">      const request = await humanApprovalService.createRequest({</w:t>
+        <w:br/>
+        <w:t xml:space="preserve">        sessionId: context.sessionId,</w:t>
+        <w:br/>
+        <w:t xml:space="preserve">        userId: context.userId,</w:t>
+        <w:br/>
+        <w:t xml:space="preserve">        agentId: context.agentId,</w:t>
+        <w:br/>
+        <w:t xml:space="preserve">        toolCall,</w:t>
+        <w:br/>
+        <w:t xml:space="preserve">        reason: decision.reason,</w:t>
+        <w:br/>
+        <w:t xml:space="preserve">        riskLevel: decision.riskLevel</w:t>
+        <w:br/>
+        <w:t xml:space="preserve">      });</w:t>
+        <w:br/>
+        <w:br/>
+        <w:t xml:space="preserve">      return {</w:t>
+        <w:br/>
+        <w:t xml:space="preserve">        type: "pending_approval",</w:t>
+        <w:br/>
+        <w:t xml:space="preserve">        approvalId: request.id,</w:t>
+        <w:br/>
+        <w:t xml:space="preserve">        reason: request.reason</w:t>
+        <w:br/>
+        <w:t xml:space="preserve">      };</w:t>
+        <w:br/>
+        <w:t xml:space="preserve">    }</w:t>
+        <w:br/>
+        <w:t xml:space="preserve">  }</w:t>
+        <w:br/>
+        <w:t>}</w:t>
+      </w:r>
+    </w:p>
+    <w:p>
+      <w:pPr>
+        <w:spacing w:after="120"/>
+      </w:pPr>
+      <w:r>
+        <w:rPr>
+          <w:rFonts w:ascii="Arial Unicode MS" w:hAnsi="Arial Unicode MS" w:eastAsia="Arial Unicode MS"/>
+        </w:rPr>
+        <w:t>这里的关键不是代码复杂度，而是职责边界：</w:t>
+      </w:r>
+    </w:p>
+    <w:p>
+      <w:pPr>
+        <w:spacing w:before="80" w:after="160"/>
+        <w:ind w:left="288"/>
+      </w:pPr>
+      <w:r>
+        <w:rPr>
+          <w:rFonts w:ascii="Menlo" w:hAnsi="Menlo" w:eastAsia="Menlo"/>
+          <w:sz w:val="17"/>
+        </w:rPr>
+        <w:t>Tool Registry:</w:t>
+        <w:br/>
+        <w:t xml:space="preserve">  找能力</w:t>
+        <w:br/>
+        <w:br/>
+        <w:t>Validator:</w:t>
+        <w:br/>
+        <w:t xml:space="preserve">  校验参数</w:t>
+        <w:br/>
+        <w:br/>
+        <w:t>PermissionService:</w:t>
+        <w:br/>
+        <w:t xml:space="preserve">  做策略判断</w:t>
+        <w:br/>
+        <w:br/>
+        <w:t>HumanApprovalService:</w:t>
+        <w:br/>
+        <w:t xml:space="preserve">  管理审批请求和人类决策</w:t>
+        <w:br/>
+        <w:br/>
+        <w:t>Executor:</w:t>
+        <w:br/>
+        <w:t xml:space="preserve">  强制执行策略结果</w:t>
+        <w:br/>
+        <w:br/>
+        <w:t>Business API:</w:t>
+        <w:br/>
+        <w:t xml:space="preserve">  做最终业务校验</w:t>
+      </w:r>
+    </w:p>
+    <w:p>
+      <w:pPr>
+        <w:spacing w:after="120"/>
+      </w:pPr>
+    </w:p>
+    <w:p>
+      <w:pPr>
+        <w:pStyle w:val="Heading2"/>
+      </w:pPr>
+      <w:r>
+        <w:rPr>
+          <w:rFonts w:ascii="Arial Unicode MS" w:hAnsi="Arial Unicode MS" w:eastAsia="Arial Unicode MS"/>
+        </w:rPr>
+        <w:t>mini-agent-runtime 中的最小 PermissionService</w:t>
+      </w:r>
+    </w:p>
+    <w:p>
+      <w:pPr>
+        <w:spacing w:after="120"/>
+      </w:pPr>
+      <w:r>
+        <w:rPr>
+          <w:rFonts w:ascii="Arial Unicode MS" w:hAnsi="Arial Unicode MS" w:eastAsia="Arial Unicode MS"/>
+        </w:rPr>
+        <w:t>Part F 在 mini-agent-runtime 中可以先实现一个最小治理接口。</w:t>
+      </w:r>
+    </w:p>
+    <w:p>
+      <w:pPr>
+        <w:spacing w:before="80" w:after="160"/>
+        <w:ind w:left="288"/>
+      </w:pPr>
+      <w:r>
+        <w:rPr>
+          <w:rFonts w:ascii="Menlo" w:hAnsi="Menlo" w:eastAsia="Menlo"/>
+          <w:sz w:val="17"/>
+        </w:rPr>
+        <w:t>interface PermissionService {</w:t>
+        <w:br/>
+        <w:t xml:space="preserve">  check(</w:t>
+        <w:br/>
+        <w:t xml:space="preserve">    tool: RuntimeTool,</w:t>
+        <w:br/>
+        <w:t xml:space="preserve">    call: ToolCallIntent,</w:t>
+        <w:br/>
+        <w:t xml:space="preserve">    context: ToolExecutionContext</w:t>
+        <w:br/>
+        <w:t xml:space="preserve">  ): Promise&lt;PermissionDecision&gt;;</w:t>
+        <w:br/>
+        <w:t>}</w:t>
+      </w:r>
+    </w:p>
+    <w:p>
+      <w:pPr>
+        <w:spacing w:after="120"/>
+      </w:pPr>
+      <w:r>
+        <w:rPr>
+          <w:rFonts w:ascii="Arial Unicode MS" w:hAnsi="Arial Unicode MS" w:eastAsia="Arial Unicode MS"/>
+        </w:rPr>
+        <w:t>Decision：</w:t>
+      </w:r>
+    </w:p>
+    <w:p>
+      <w:pPr>
+        <w:spacing w:before="80" w:after="160"/>
+        <w:ind w:left="288"/>
+      </w:pPr>
+      <w:r>
+        <w:rPr>
+          <w:rFonts w:ascii="Menlo" w:hAnsi="Menlo" w:eastAsia="Menlo"/>
+          <w:sz w:val="17"/>
+        </w:rPr>
+        <w:t>type PermissionDecision =</w:t>
+        <w:br/>
+        <w:t xml:space="preserve">  | {</w:t>
+        <w:br/>
+        <w:t xml:space="preserve">      type: "allow";</w:t>
+        <w:br/>
+        <w:t xml:space="preserve">    }</w:t>
+        <w:br/>
+        <w:t xml:space="preserve">  | {</w:t>
+        <w:br/>
+        <w:t xml:space="preserve">      type: "deny";</w:t>
+        <w:br/>
+        <w:t xml:space="preserve">      reason: string;</w:t>
+        <w:br/>
+        <w:t xml:space="preserve">    }</w:t>
+        <w:br/>
+        <w:t xml:space="preserve">  | {</w:t>
+        <w:br/>
+        <w:t xml:space="preserve">      type: "approval_required";</w:t>
+        <w:br/>
+        <w:t xml:space="preserve">      reason: string;</w:t>
+        <w:br/>
+        <w:t xml:space="preserve">      approvalId: string;</w:t>
+        <w:br/>
+        <w:t xml:space="preserve">    };</w:t>
+      </w:r>
+    </w:p>
+    <w:p>
+      <w:pPr>
+        <w:spacing w:after="120"/>
+      </w:pPr>
+      <w:r>
+        <w:rPr>
+          <w:rFonts w:ascii="Arial Unicode MS" w:hAnsi="Arial Unicode MS" w:eastAsia="Arial Unicode MS"/>
+        </w:rPr>
+        <w:t>Executor 集成：</w:t>
+      </w:r>
+    </w:p>
+    <w:p>
+      <w:pPr>
+        <w:spacing w:before="80" w:after="160"/>
+        <w:ind w:left="288"/>
+      </w:pPr>
+      <w:r>
+        <w:rPr>
+          <w:rFonts w:ascii="Menlo" w:hAnsi="Menlo" w:eastAsia="Menlo"/>
+          <w:sz w:val="17"/>
+        </w:rPr>
+        <w:t>async function executeToolCall(</w:t>
+        <w:br/>
+        <w:t xml:space="preserve">  toolCall: ToolCallIntent,</w:t>
+        <w:br/>
+        <w:t xml:space="preserve">  context: ToolExecutionContext</w:t>
+        <w:br/>
+        <w:t>) {</w:t>
+        <w:br/>
+        <w:t xml:space="preserve">  const tool = registry.get(toolCall.name);</w:t>
+        <w:br/>
+        <w:br/>
+        <w:t xml:space="preserve">  if (!tool) {</w:t>
+        <w:br/>
+        <w:t xml:space="preserve">    return {</w:t>
+        <w:br/>
+        <w:t xml:space="preserve">      type: "error",</w:t>
+        <w:br/>
+        <w:t xml:space="preserve">      error: "tool_not_found"</w:t>
+        <w:br/>
+        <w:t xml:space="preserve">    };</w:t>
+        <w:br/>
+        <w:t xml:space="preserve">  }</w:t>
+        <w:br/>
+        <w:br/>
+        <w:t xml:space="preserve">  const validation = validateInput(tool.definition.parameters, toolCall.arguments);</w:t>
+        <w:br/>
+        <w:br/>
+        <w:t xml:space="preserve">  if (!validation.ok) {</w:t>
+        <w:br/>
+        <w:t xml:space="preserve">    return {</w:t>
+        <w:br/>
+        <w:t xml:space="preserve">      type: "error",</w:t>
+        <w:br/>
+        <w:t xml:space="preserve">      error: "invalid_arguments",</w:t>
+        <w:br/>
+        <w:t xml:space="preserve">      details: validation.errors</w:t>
+        <w:br/>
+        <w:t xml:space="preserve">    };</w:t>
+        <w:br/>
+        <w:t xml:space="preserve">  }</w:t>
+        <w:br/>
+        <w:br/>
+        <w:t xml:space="preserve">  const decision = await permissionService.check(tool, toolCall, context);</w:t>
+        <w:br/>
+        <w:br/>
+        <w:t xml:space="preserve">  switch (decision.type) {</w:t>
+        <w:br/>
+        <w:t xml:space="preserve">    case "allow":</w:t>
+        <w:br/>
+        <w:t xml:space="preserve">      return tool.execute(toolCall.arguments, context);</w:t>
+        <w:br/>
+        <w:br/>
+        <w:t xml:space="preserve">    case "deny":</w:t>
+        <w:br/>
+        <w:t xml:space="preserve">      return {</w:t>
+        <w:br/>
+        <w:t xml:space="preserve">        type: "error",</w:t>
+        <w:br/>
+        <w:t xml:space="preserve">        error: "permission_denied",</w:t>
+        <w:br/>
+        <w:t xml:space="preserve">        reason: decision.reason</w:t>
+        <w:br/>
+        <w:t xml:space="preserve">      };</w:t>
+        <w:br/>
+        <w:br/>
+        <w:t xml:space="preserve">    case "approval_required":</w:t>
+        <w:br/>
+        <w:t xml:space="preserve">      return {</w:t>
+        <w:br/>
+        <w:t xml:space="preserve">        type: "pending_approval",</w:t>
+        <w:br/>
+        <w:t xml:space="preserve">        approvalId: decision.approvalId,</w:t>
+        <w:br/>
+        <w:t xml:space="preserve">        reason: decision.reason</w:t>
+        <w:br/>
+        <w:t xml:space="preserve">      };</w:t>
+        <w:br/>
+        <w:t xml:space="preserve">  }</w:t>
+        <w:br/>
+        <w:t>}</w:t>
+      </w:r>
+    </w:p>
+    <w:p>
+      <w:pPr>
+        <w:spacing w:after="120"/>
+      </w:pPr>
+      <w:r>
+        <w:rPr>
+          <w:rFonts w:ascii="Arial Unicode MS" w:hAnsi="Arial Unicode MS" w:eastAsia="Arial Unicode MS"/>
+        </w:rPr>
+        <w:t>这里的关键不是代码复杂度，而是职责边界：</w:t>
+      </w:r>
+    </w:p>
+    <w:p>
+      <w:pPr>
+        <w:spacing w:before="80" w:after="160"/>
+        <w:ind w:left="288"/>
+      </w:pPr>
+      <w:r>
+        <w:rPr>
+          <w:rFonts w:ascii="Menlo" w:hAnsi="Menlo" w:eastAsia="Menlo"/>
+          <w:sz w:val="17"/>
+        </w:rPr>
+        <w:t>Tool Registry:</w:t>
+        <w:br/>
+        <w:t xml:space="preserve">  找能力</w:t>
+        <w:br/>
+        <w:br/>
+        <w:t>Validator:</w:t>
+        <w:br/>
+        <w:t xml:space="preserve">  校验参数</w:t>
+        <w:br/>
+        <w:br/>
+        <w:t>PermissionService:</w:t>
+        <w:br/>
+        <w:t xml:space="preserve">  做策略判断</w:t>
+        <w:br/>
+        <w:br/>
+        <w:t>Executor:</w:t>
+        <w:br/>
+        <w:t xml:space="preserve">  强制执行策略结果</w:t>
+        <w:br/>
+        <w:br/>
+        <w:t>Business API:</w:t>
+        <w:br/>
+        <w:t xml:space="preserve">  做最终业务校验</w:t>
+      </w:r>
+    </w:p>
+    <w:p>
+      <w:pPr>
+        <w:spacing w:after="120"/>
+      </w:pPr>
+    </w:p>
+    <w:p>
+      <w:pPr>
+        <w:pStyle w:val="Heading2"/>
+      </w:pPr>
+      <w:r>
+        <w:rPr>
+          <w:rFonts w:ascii="Arial Unicode MS" w:hAnsi="Arial Unicode MS" w:eastAsia="Arial Unicode MS"/>
+        </w:rPr>
+        <w:t>工业术语映射</w:t>
+      </w:r>
+    </w:p>
+    <w:p>
+      <w:pPr>
+        <w:spacing w:after="120"/>
+      </w:pPr>
+      <w:r>
+        <w:rPr>
+          <w:rFonts w:ascii="Arial Unicode MS" w:hAnsi="Arial Unicode MS" w:eastAsia="Arial Unicode MS"/>
+        </w:rPr>
+        <w:t>| 学习概念 | 工业术语 | |-|-| | Permission Layer | Policy Enforcement Layer | | Permission Check | Authorization Decision | | Permission Decision | Policy Decision | | allow / deny / approval_required | Permit / Deny / Step-up Approval | | Policy Engine | Policy Decision System | | PDP | Policy Decision Point | | PEP | Policy Enforcement Point | | Tool Metadata | Capability Metadata | | Risk Level | Action Risk Classification | | Action Permission | Capability Authorization | | Human Approval | Human-in-the-loop | | Approval Request | Approval Task / Approval Workflow Item | | Approval Scope | Approval Binding / Scoped Authorization | | Pending Approval | Suspended Tool Execution | | Human Decision | External Runtime Event | | Approval Timeout | Expiration Policy | | Audit Log | Governance Audit Trail | | Suspend / Resume | Durable Execution / Workflow Suspension | | Business Service Validation | Business Boundary Enforcement | | Defense in Depth | Layered Security Model | | Least Privilege | Minimal Capability Principle | | Prompt Injection Defense | Action Governance |</w:t>
+      </w:r>
+    </w:p>
+    <w:p>
+      <w:pPr>
+        <w:spacing w:after="120"/>
+      </w:pPr>
+    </w:p>
+    <w:p>
+      <w:pPr>
+        <w:pStyle w:val="Heading2"/>
+      </w:pPr>
+      <w:r>
+        <w:rPr>
+          <w:rFonts w:ascii="Arial Unicode MS" w:hAnsi="Arial Unicode MS" w:eastAsia="Arial Unicode MS"/>
+        </w:rPr>
+        <w:t>面试视角</w:t>
+      </w:r>
+    </w:p>
+    <w:p>
+      <w:pPr>
         <w:pStyle w:val="Heading3"/>
       </w:pPr>
       <w:r>
         <w:rPr>
           <w:rFonts w:ascii="Arial Unicode MS" w:hAnsi="Arial Unicode MS" w:eastAsia="Arial Unicode MS"/>
         </w:rPr>
-        <w:t>Q2：Agent Permission 和传统 RBAC 有什么区别？</w:t>
+        <w:t>Q1：为什么 Agent 不能直接调用业务 API？</w:t>
       </w:r>
     </w:p>
     <w:p>
@@ -5385,7 +7787,7 @@
         <w:rPr>
           <w:rFonts w:ascii="Arial Unicode MS" w:hAnsi="Arial Unicode MS" w:eastAsia="Arial Unicode MS"/>
         </w:rPr>
-        <w:t>回答：</w:t>
+        <w:t>高级回答：</w:t>
       </w:r>
     </w:p>
     <w:p>
@@ -5398,7 +7800,7 @@
           <w:rFonts w:ascii="Arial Unicode MS" w:hAnsi="Arial Unicode MS" w:eastAsia="Arial Unicode MS"/>
           <w:i/>
         </w:rPr>
-        <w:t>传统 RBAC 主要解决用户访问资源的问题，而 Agent Permission 解决的是 AI Agent 代表用户执行 Action 的治理问题。它需要结合 Action Risk、Context、Tool Metadata、Policy 和 Human Approval 做动态决策。</w:t>
+        <w:t>因为 LLM 输出具有不确定性，不能作为可信执行指令。Agent Runtime 需要在模型决策和业务执行之间增加治理层，包括 Tool Validation、Permission Check、Policy Evaluation、Human Approval 和 Audit。同时业务服务仍需要保留最终授权与业务规则校验。</w:t>
       </w:r>
     </w:p>
     <w:p>
@@ -5414,7 +7816,7 @@
         <w:rPr>
           <w:rFonts w:ascii="Arial Unicode MS" w:hAnsi="Arial Unicode MS" w:eastAsia="Arial Unicode MS"/>
         </w:rPr>
-        <w:t>Q3：Tool Metadata 是安全边界吗？</w:t>
+        <w:t>Q2：Agent Permission 和传统 RBAC 有什么区别？</w:t>
       </w:r>
     </w:p>
     <w:p>
@@ -5438,7 +7840,7 @@
           <w:rFonts w:ascii="Arial Unicode MS" w:hAnsi="Arial Unicode MS" w:eastAsia="Arial Unicode MS"/>
           <w:i/>
         </w:rPr>
-        <w:t>不是。Tool Metadata 是能力声明和策略输入，而不是 Enforcement。真正的安全边界在 Runtime Control Plane、Policy Engine、Executor Enforcement 和 Business Service Authorization。</w:t>
+        <w:t>传统 RBAC 主要解决用户访问资源的问题，而 Agent Permission 解决的是 AI Agent 代表用户执行 Action 的治理问题。它需要结合 Action Risk、Context、Tool Metadata、Policy 和 Human Approval 做动态决策。</w:t>
       </w:r>
     </w:p>
     <w:p>
@@ -5454,7 +7856,7 @@
         <w:rPr>
           <w:rFonts w:ascii="Arial Unicode MS" w:hAnsi="Arial Unicode MS" w:eastAsia="Arial Unicode MS"/>
         </w:rPr>
-        <w:t>Q4：如果 LLM Tool Call Intent 被伪造怎么办？</w:t>
+        <w:t>Q3：Tool Metadata 是安全边界吗？</w:t>
       </w:r>
     </w:p>
     <w:p>
@@ -5478,7 +7880,7 @@
           <w:rFonts w:ascii="Arial Unicode MS" w:hAnsi="Arial Unicode MS" w:eastAsia="Arial Unicode MS"/>
           <w:i/>
         </w:rPr>
-        <w:t>Runtime 不能信任 Intent 本身。Tool Call Intent 必须绑定 Agent Session、User、Tool Registry、当前可见工具集和权限上下文，并经过 Validation、Policy、Approval 和 Audit。即使 Runtime 层放行，业务服务也必须继续做最终校验。</w:t>
+        <w:t>不是。Tool Metadata 是能力声明和策略输入，而不是 Enforcement。真正的安全边界在 Runtime Control Plane、Policy Engine、Executor Enforcement 和 Business Service Authorization。</w:t>
       </w:r>
     </w:p>
     <w:p>
@@ -5494,7 +7896,7 @@
         <w:rPr>
           <w:rFonts w:ascii="Arial Unicode MS" w:hAnsi="Arial Unicode MS" w:eastAsia="Arial Unicode MS"/>
         </w:rPr>
-        <w:t>Q5：为什么业务服务还需要校验？</w:t>
+        <w:t>Q4：如果 LLM Tool Call Intent 被伪造怎么办？</w:t>
       </w:r>
     </w:p>
     <w:p>
@@ -5518,7 +7920,7 @@
           <w:rFonts w:ascii="Arial Unicode MS" w:hAnsi="Arial Unicode MS" w:eastAsia="Arial Unicode MS"/>
           <w:i/>
         </w:rPr>
-        <w:t>Agent Runtime 只是业务系统的一个调用方，它负责控制 AI 能不能尝试某个动作；业务服务负责判断请求最终能不能落地。二者是纵深防御关系，不是替代关系。</w:t>
+        <w:t>Runtime 不能信任 Intent 本身。Tool Call Intent 必须绑定 Agent Session、User、Tool Registry、当前可见工具集和权限上下文，并经过 Validation、Policy、Approval 和 Audit。即使 Runtime 层放行，业务服务也必须继续做最终校验。</w:t>
       </w:r>
     </w:p>
     <w:p>
@@ -5528,13 +7930,13 @@
     </w:p>
     <w:p>
       <w:pPr>
-        <w:pStyle w:val="Heading2"/>
-      </w:pPr>
-      <w:r>
-        <w:rPr>
-          <w:rFonts w:ascii="Arial Unicode MS" w:hAnsi="Arial Unicode MS" w:eastAsia="Arial Unicode MS"/>
-        </w:rPr>
-        <w:t>下一节学习计划</w:t>
+        <w:pStyle w:val="Heading3"/>
+      </w:pPr>
+      <w:r>
+        <w:rPr>
+          <w:rFonts w:ascii="Arial Unicode MS" w:hAnsi="Arial Unicode MS" w:eastAsia="Arial Unicode MS"/>
+        </w:rPr>
+        <w:t>Q5：为什么业务服务还需要校验？</w:t>
       </w:r>
     </w:p>
     <w:p>
@@ -5545,18 +7947,7 @@
         <w:rPr>
           <w:rFonts w:ascii="Arial Unicode MS" w:hAnsi="Arial Unicode MS" w:eastAsia="Arial Unicode MS"/>
         </w:rPr>
-        <w:t>下一节继续 Day05 Part F-3：Human-in-the-loop（人工审批机制）。</w:t>
-      </w:r>
-    </w:p>
-    <w:p>
-      <w:pPr>
-        <w:spacing w:after="120"/>
-      </w:pPr>
-      <w:r>
-        <w:rPr>
-          <w:rFonts w:ascii="Arial Unicode MS" w:hAnsi="Arial Unicode MS" w:eastAsia="Arial Unicode MS"/>
-        </w:rPr>
-        <w:t>核心问题：</w:t>
+        <w:t>回答：</w:t>
       </w:r>
     </w:p>
     <w:p>
@@ -5569,106 +7960,23 @@
           <w:rFonts w:ascii="Arial Unicode MS" w:hAnsi="Arial Unicode MS" w:eastAsia="Arial Unicode MS"/>
           <w:i/>
         </w:rPr>
-        <w:t>Agent 如何在高风险任务中暂停执行，等待人工决策，然后恢复 Runtime？</w:t>
+        <w:t>Agent Runtime 只是业务系统的一个调用方，它负责控制 AI 能不能尝试某个动作；业务服务负责判断请求最终能不能落地。二者是纵深防御关系，不是替代关系。</w:t>
       </w:r>
     </w:p>
     <w:p>
       <w:pPr>
         <w:spacing w:after="120"/>
       </w:pPr>
-      <w:r>
-        <w:rPr>
-          <w:rFonts w:ascii="Arial Unicode MS" w:hAnsi="Arial Unicode MS" w:eastAsia="Arial Unicode MS"/>
-        </w:rPr>
-        <w:t>重点：</w:t>
-      </w:r>
-    </w:p>
-    <w:p>
-      <w:pPr>
-        <w:pStyle w:val="ListNumber"/>
-      </w:pPr>
-      <w:r>
-        <w:rPr>
-          <w:rFonts w:ascii="Arial Unicode MS" w:hAnsi="Arial Unicode MS" w:eastAsia="Arial Unicode MS"/>
-        </w:rPr>
-        <w:t>哪些 Action 必须人工确认</w:t>
-      </w:r>
-    </w:p>
-    <w:p>
-      <w:pPr>
-        <w:pStyle w:val="ListNumber"/>
-      </w:pPr>
-      <w:r>
-        <w:rPr>
-          <w:rFonts w:ascii="Arial Unicode MS" w:hAnsi="Arial Unicode MS" w:eastAsia="Arial Unicode MS"/>
-        </w:rPr>
-        <w:t>Risk Level 如何划分</w:t>
-      </w:r>
-    </w:p>
-    <w:p>
-      <w:pPr>
-        <w:pStyle w:val="ListNumber"/>
-      </w:pPr>
-      <w:r>
-        <w:rPr>
-          <w:rFonts w:ascii="Arial Unicode MS" w:hAnsi="Arial Unicode MS" w:eastAsia="Arial Unicode MS"/>
-        </w:rPr>
-        <w:t>Approval Request 如何建模</w:t>
-      </w:r>
-    </w:p>
-    <w:p>
-      <w:pPr>
-        <w:pStyle w:val="ListNumber"/>
-      </w:pPr>
-      <w:r>
-        <w:rPr>
-          <w:rFonts w:ascii="Arial Unicode MS" w:hAnsi="Arial Unicode MS" w:eastAsia="Arial Unicode MS"/>
-        </w:rPr>
-        <w:t>Runtime 如何 Suspend</w:t>
-      </w:r>
-    </w:p>
-    <w:p>
-      <w:pPr>
-        <w:pStyle w:val="ListNumber"/>
-      </w:pPr>
-      <w:r>
-        <w:rPr>
-          <w:rFonts w:ascii="Arial Unicode MS" w:hAnsi="Arial Unicode MS" w:eastAsia="Arial Unicode MS"/>
-        </w:rPr>
-        <w:t>Approval 后如何 Resume</w:t>
-      </w:r>
-    </w:p>
-    <w:p>
-      <w:pPr>
-        <w:pStyle w:val="ListNumber"/>
-      </w:pPr>
-      <w:r>
-        <w:rPr>
-          <w:rFonts w:ascii="Arial Unicode MS" w:hAnsi="Arial Unicode MS" w:eastAsia="Arial Unicode MS"/>
-        </w:rPr>
-        <w:t>Runtime State 如何保存 pending tool call</w:t>
-      </w:r>
-    </w:p>
-    <w:p>
-      <w:pPr>
-        <w:pStyle w:val="ListNumber"/>
-      </w:pPr>
-      <w:r>
-        <w:rPr>
-          <w:rFonts w:ascii="Arial Unicode MS" w:hAnsi="Arial Unicode MS" w:eastAsia="Arial Unicode MS"/>
-        </w:rPr>
-        <w:t>Human Decision 如何变成 Observation</w:t>
-      </w:r>
-    </w:p>
-    <w:p>
-      <w:pPr>
-        <w:pStyle w:val="ListNumber"/>
-      </w:pPr>
-      <w:r>
-        <w:rPr>
-          <w:rFonts w:ascii="Arial Unicode MS" w:hAnsi="Arial Unicode MS" w:eastAsia="Arial Unicode MS"/>
-        </w:rPr>
-        <w:t>Claude Code / 企业 Agent 中的真实映射</w:t>
+    </w:p>
+    <w:p>
+      <w:pPr>
+        <w:pStyle w:val="Heading3"/>
+      </w:pPr>
+      <w:r>
+        <w:rPr>
+          <w:rFonts w:ascii="Arial Unicode MS" w:hAnsi="Arial Unicode MS" w:eastAsia="Arial Unicode MS"/>
+        </w:rPr>
+        <w:t>Q6：Human Approval 为什么不是 Permission？</w:t>
       </w:r>
     </w:p>
     <w:p>
@@ -5679,7 +7987,122 @@
         <w:rPr>
           <w:rFonts w:ascii="Arial Unicode MS" w:hAnsi="Arial Unicode MS" w:eastAsia="Arial Unicode MS"/>
         </w:rPr>
-        <w:t>关键链路：</w:t>
+        <w:t>回答：</w:t>
+      </w:r>
+    </w:p>
+    <w:p>
+      <w:pPr>
+        <w:spacing w:before="60" w:after="120"/>
+        <w:ind w:left="360"/>
+      </w:pPr>
+      <w:r>
+        <w:rPr>
+          <w:rFonts w:ascii="Arial Unicode MS" w:hAnsi="Arial Unicode MS" w:eastAsia="Arial Unicode MS"/>
+          <w:i/>
+        </w:rPr>
+        <w:t>Permission 是 Runtime 根据策略自动计算出的决策结果，Human Approval 是来自外部审批人的 Runtime Event。Policy 可以返回 approval_required，但 approve / reject 必须由外部人类决策触发，并通过 Runtime State 影响后续 Tool Execution。</w:t>
+      </w:r>
+    </w:p>
+    <w:p>
+      <w:pPr>
+        <w:spacing w:after="120"/>
+      </w:pPr>
+    </w:p>
+    <w:p>
+      <w:pPr>
+        <w:pStyle w:val="Heading3"/>
+      </w:pPr>
+      <w:r>
+        <w:rPr>
+          <w:rFonts w:ascii="Arial Unicode MS" w:hAnsi="Arial Unicode MS" w:eastAsia="Arial Unicode MS"/>
+        </w:rPr>
+        <w:t>Q7：审批通过后为什么还要重新校验？</w:t>
+      </w:r>
+    </w:p>
+    <w:p>
+      <w:pPr>
+        <w:spacing w:after="120"/>
+      </w:pPr>
+      <w:r>
+        <w:rPr>
+          <w:rFonts w:ascii="Arial Unicode MS" w:hAnsi="Arial Unicode MS" w:eastAsia="Arial Unicode MS"/>
+        </w:rPr>
+        <w:t>回答：</w:t>
+      </w:r>
+    </w:p>
+    <w:p>
+      <w:pPr>
+        <w:spacing w:before="60" w:after="120"/>
+        <w:ind w:left="360"/>
+      </w:pPr>
+      <w:r>
+        <w:rPr>
+          <w:rFonts w:ascii="Arial Unicode MS" w:hAnsi="Arial Unicode MS" w:eastAsia="Arial Unicode MS"/>
+          <w:i/>
+        </w:rPr>
+        <w:t>因为审批和恢复之间可能存在时间间隔，Tool 参数、资源状态、用户权限、业务状态或策略都可能变化。Resume 前需要校验 Approval Scope、过期时间、参数一致性和当前业务状态，避免一次审批被复用或在过期上下文中继续执行。</w:t>
+      </w:r>
+    </w:p>
+    <w:p>
+      <w:pPr>
+        <w:spacing w:after="120"/>
+      </w:pPr>
+    </w:p>
+    <w:p>
+      <w:pPr>
+        <w:pStyle w:val="Heading2"/>
+      </w:pPr>
+      <w:r>
+        <w:rPr>
+          <w:rFonts w:ascii="Arial Unicode MS" w:hAnsi="Arial Unicode MS" w:eastAsia="Arial Unicode MS"/>
+        </w:rPr>
+        <w:t>下一节学习计划</w:t>
+      </w:r>
+    </w:p>
+    <w:p>
+      <w:pPr>
+        <w:spacing w:after="120"/>
+      </w:pPr>
+      <w:r>
+        <w:rPr>
+          <w:rFonts w:ascii="Arial Unicode MS" w:hAnsi="Arial Unicode MS" w:eastAsia="Arial Unicode MS"/>
+        </w:rPr>
+        <w:t>下一节进入 Day05 Part G：Tool Result Runtime Feedback。</w:t>
+      </w:r>
+    </w:p>
+    <w:p>
+      <w:pPr>
+        <w:spacing w:after="120"/>
+      </w:pPr>
+      <w:r>
+        <w:rPr>
+          <w:rFonts w:ascii="Arial Unicode MS" w:hAnsi="Arial Unicode MS" w:eastAsia="Arial Unicode MS"/>
+        </w:rPr>
+        <w:t>核心问题：</w:t>
+      </w:r>
+    </w:p>
+    <w:p>
+      <w:pPr>
+        <w:spacing w:before="60" w:after="120"/>
+        <w:ind w:left="360"/>
+      </w:pPr>
+      <w:r>
+        <w:rPr>
+          <w:rFonts w:ascii="Arial Unicode MS" w:hAnsi="Arial Unicode MS" w:eastAsia="Arial Unicode MS"/>
+          <w:i/>
+        </w:rPr>
+        <w:t>Tool 执行完成以后，结果如何重新进入 Runtime，让 Agent 继续推理？</w:t>
+      </w:r>
+    </w:p>
+    <w:p>
+      <w:pPr>
+        <w:spacing w:after="120"/>
+      </w:pPr>
+      <w:r>
+        <w:rPr>
+          <w:rFonts w:ascii="Arial Unicode MS" w:hAnsi="Arial Unicode MS" w:eastAsia="Arial Unicode MS"/>
+        </w:rPr>
+        <w:t>前面 Day05 Part A-F 已经完成：</w:t>
       </w:r>
     </w:p>
     <w:p>
@@ -5692,69 +8115,28 @@
           <w:rFonts w:ascii="Menlo" w:hAnsi="Menlo" w:eastAsia="Menlo"/>
           <w:sz w:val="17"/>
         </w:rPr>
-        <w:t>Tool Call</w:t>
-        <w:br/>
-        <w:t xml:space="preserve">  |</w:t>
-        <w:br/>
-        <w:t xml:space="preserve">  v</w:t>
-        <w:br/>
-        <w:t>Risk Check</w:t>
-        <w:br/>
-        <w:t xml:space="preserve">  |</w:t>
-        <w:br/>
-        <w:t xml:space="preserve">  v</w:t>
-        <w:br/>
-        <w:t>Pause</w:t>
-        <w:br/>
-        <w:t xml:space="preserve">  |</w:t>
-        <w:br/>
-        <w:t xml:space="preserve">  v</w:t>
-        <w:br/>
-        <w:t>Human Decision</w:t>
-        <w:br/>
-        <w:t xml:space="preserve">  |</w:t>
-        <w:br/>
-        <w:t xml:space="preserve">  v</w:t>
-        <w:br/>
-        <w:t>Resume</w:t>
+        <w:t>Tool Calling Basics</w:t>
+        <w:br/>
+        <w:t>Tool Decision</w:t>
+        <w:br/>
+        <w:t>Tool Schema</w:t>
+        <w:br/>
+        <w:t>Tool Registry</w:t>
+        <w:br/>
+        <w:t>Tool Executor</w:t>
+        <w:br/>
+        <w:t>Permission &amp; Human Approval</w:t>
       </w:r>
     </w:p>
     <w:p>
       <w:pPr>
         <w:spacing w:after="120"/>
       </w:pPr>
-    </w:p>
-    <w:p>
-      <w:pPr>
-        <w:pStyle w:val="Heading2"/>
-      </w:pPr>
-      <w:r>
-        <w:rPr>
-          <w:rFonts w:ascii="Arial Unicode MS" w:hAnsi="Arial Unicode MS" w:eastAsia="Arial Unicode MS"/>
-        </w:rPr>
-        <w:t>写书 TODO</w:t>
-      </w:r>
-    </w:p>
-    <w:p>
-      <w:pPr>
-        <w:pStyle w:val="Heading3"/>
-      </w:pPr>
-      <w:r>
-        <w:rPr>
-          <w:rFonts w:ascii="Arial Unicode MS" w:hAnsi="Arial Unicode MS" w:eastAsia="Arial Unicode MS"/>
-        </w:rPr>
-        <w:t>TODO 1：增加章节 Agent Governance Layer</w:t>
-      </w:r>
-    </w:p>
-    <w:p>
-      <w:pPr>
-        <w:spacing w:after="120"/>
-      </w:pPr>
-      <w:r>
-        <w:rPr>
-          <w:rFonts w:ascii="Arial Unicode MS" w:hAnsi="Arial Unicode MS" w:eastAsia="Arial Unicode MS"/>
-        </w:rPr>
-        <w:t>章节标题可设为：</w:t>
+      <w:r>
+        <w:rPr>
+          <w:rFonts w:ascii="Arial Unicode MS" w:hAnsi="Arial Unicode MS" w:eastAsia="Arial Unicode MS"/>
+        </w:rPr>
+        <w:t>Part G 要补上闭环：</w:t>
       </w:r>
     </w:p>
     <w:p>
@@ -5767,7 +8149,31 @@
           <w:rFonts w:ascii="Menlo" w:hAnsi="Menlo" w:eastAsia="Menlo"/>
           <w:sz w:val="17"/>
         </w:rPr>
-        <w:t>Agent 为什么需要治理层：从 Tool Calling 到安全执行</w:t>
+        <w:t>Tool Result</w:t>
+        <w:br/>
+        <w:t xml:space="preserve">  |</w:t>
+        <w:br/>
+        <w:t xml:space="preserve">  v</w:t>
+        <w:br/>
+        <w:t>Observation</w:t>
+        <w:br/>
+        <w:t xml:space="preserve">  |</w:t>
+        <w:br/>
+        <w:t xml:space="preserve">  v</w:t>
+        <w:br/>
+        <w:t>Runtime State</w:t>
+        <w:br/>
+        <w:t xml:space="preserve">  |</w:t>
+        <w:br/>
+        <w:t xml:space="preserve">  v</w:t>
+        <w:br/>
+        <w:t>Context Builder</w:t>
+        <w:br/>
+        <w:t xml:space="preserve">  |</w:t>
+        <w:br/>
+        <w:t xml:space="preserve">  v</w:t>
+        <w:br/>
+        <w:t>Next LLM Turn</w:t>
       </w:r>
     </w:p>
     <w:p>
@@ -5778,7 +8184,106 @@
         <w:rPr>
           <w:rFonts w:ascii="Arial Unicode MS" w:hAnsi="Arial Unicode MS" w:eastAsia="Arial Unicode MS"/>
         </w:rPr>
-        <w:t>核心论点：</w:t>
+        <w:t>重点问题：</w:t>
+      </w:r>
+    </w:p>
+    <w:p>
+      <w:pPr>
+        <w:pStyle w:val="ListNumber"/>
+      </w:pPr>
+      <w:r>
+        <w:rPr>
+          <w:rFonts w:ascii="Arial Unicode MS" w:hAnsi="Arial Unicode MS" w:eastAsia="Arial Unicode MS"/>
+        </w:rPr>
+        <w:t>Tool Result 为什么不能直接等于最终回答</w:t>
+      </w:r>
+    </w:p>
+    <w:p>
+      <w:pPr>
+        <w:pStyle w:val="ListNumber"/>
+      </w:pPr>
+      <w:r>
+        <w:rPr>
+          <w:rFonts w:ascii="Arial Unicode MS" w:hAnsi="Arial Unicode MS" w:eastAsia="Arial Unicode MS"/>
+        </w:rPr>
+        <w:t>Observation 与 Tool Result 的关系</w:t>
+      </w:r>
+    </w:p>
+    <w:p>
+      <w:pPr>
+        <w:pStyle w:val="ListNumber"/>
+      </w:pPr>
+      <w:r>
+        <w:rPr>
+          <w:rFonts w:ascii="Arial Unicode MS" w:hAnsi="Arial Unicode MS" w:eastAsia="Arial Unicode MS"/>
+        </w:rPr>
+        <w:t>Result Processor 的职责</w:t>
+      </w:r>
+    </w:p>
+    <w:p>
+      <w:pPr>
+        <w:pStyle w:val="ListNumber"/>
+      </w:pPr>
+      <w:r>
+        <w:rPr>
+          <w:rFonts w:ascii="Arial Unicode MS" w:hAnsi="Arial Unicode MS" w:eastAsia="Arial Unicode MS"/>
+        </w:rPr>
+        <w:t>Tool Error 如何回流 Agent Loop</w:t>
+      </w:r>
+    </w:p>
+    <w:p>
+      <w:pPr>
+        <w:pStyle w:val="ListNumber"/>
+      </w:pPr>
+      <w:r>
+        <w:rPr>
+          <w:rFonts w:ascii="Arial Unicode MS" w:hAnsi="Arial Unicode MS" w:eastAsia="Arial Unicode MS"/>
+        </w:rPr>
+        <w:t>Human Decision 如何作为 Observation 回流</w:t>
+      </w:r>
+    </w:p>
+    <w:p>
+      <w:pPr>
+        <w:pStyle w:val="ListNumber"/>
+      </w:pPr>
+      <w:r>
+        <w:rPr>
+          <w:rFonts w:ascii="Arial Unicode MS" w:hAnsi="Arial Unicode MS" w:eastAsia="Arial Unicode MS"/>
+        </w:rPr>
+        <w:t>Runtime State 如何保存执行结果</w:t>
+      </w:r>
+    </w:p>
+    <w:p>
+      <w:pPr>
+        <w:pStyle w:val="ListNumber"/>
+      </w:pPr>
+      <w:r>
+        <w:rPr>
+          <w:rFonts w:ascii="Arial Unicode MS" w:hAnsi="Arial Unicode MS" w:eastAsia="Arial Unicode MS"/>
+        </w:rPr>
+        <w:t>Context Builder 如何投影 Tool Result</w:t>
+      </w:r>
+    </w:p>
+    <w:p>
+      <w:pPr>
+        <w:pStyle w:val="ListNumber"/>
+      </w:pPr>
+      <w:r>
+        <w:rPr>
+          <w:rFonts w:ascii="Arial Unicode MS" w:hAnsi="Arial Unicode MS" w:eastAsia="Arial Unicode MS"/>
+        </w:rPr>
+        <w:t>mini-agent-runtime 如何实现最小 Result Feedback</w:t>
+      </w:r>
+    </w:p>
+    <w:p>
+      <w:pPr>
+        <w:spacing w:after="120"/>
+      </w:pPr>
+      <w:r>
+        <w:rPr>
+          <w:rFonts w:ascii="Arial Unicode MS" w:hAnsi="Arial Unicode MS" w:eastAsia="Arial Unicode MS"/>
+        </w:rPr>
+        <w:t>关键链路：</w:t>
       </w:r>
     </w:p>
     <w:p>
@@ -5791,18 +8296,58 @@
           <w:rFonts w:ascii="Menlo" w:hAnsi="Menlo" w:eastAsia="Menlo"/>
           <w:sz w:val="17"/>
         </w:rPr>
-        <w:t>LLM + Tools</w:t>
+        <w:t>Tool Execution</w:t>
+        <w:br/>
+        <w:t xml:space="preserve">  |</w:t>
+        <w:br/>
+        <w:t xml:space="preserve">  v</w:t>
+        <w:br/>
+        <w:t>Tool Result</w:t>
+        <w:br/>
+        <w:t xml:space="preserve">  |</w:t>
+        <w:br/>
+        <w:t xml:space="preserve">  v</w:t>
+        <w:br/>
+        <w:t>Observation</w:t>
+        <w:br/>
+        <w:t xml:space="preserve">  |</w:t>
+        <w:br/>
+        <w:t xml:space="preserve">  v</w:t>
+        <w:br/>
+        <w:t>Runtime State</w:t>
+        <w:br/>
+        <w:t xml:space="preserve">  |</w:t>
+        <w:br/>
+        <w:t xml:space="preserve">  v</w:t>
+        <w:br/>
+        <w:t>Next Reasoning</w:t>
       </w:r>
     </w:p>
     <w:p>
       <w:pPr>
         <w:spacing w:after="120"/>
       </w:pPr>
-      <w:r>
-        <w:rPr>
-          <w:rFonts w:ascii="Arial Unicode MS" w:hAnsi="Arial Unicode MS" w:eastAsia="Arial Unicode MS"/>
-        </w:rPr>
-        <w:t>只是让 Agent 拥有能力。</w:t>
+    </w:p>
+    <w:p>
+      <w:pPr>
+        <w:pStyle w:val="Heading2"/>
+      </w:pPr>
+      <w:r>
+        <w:rPr>
+          <w:rFonts w:ascii="Arial Unicode MS" w:hAnsi="Arial Unicode MS" w:eastAsia="Arial Unicode MS"/>
+        </w:rPr>
+        <w:t>写书 TODO</w:t>
+      </w:r>
+    </w:p>
+    <w:p>
+      <w:pPr>
+        <w:pStyle w:val="Heading3"/>
+      </w:pPr>
+      <w:r>
+        <w:rPr>
+          <w:rFonts w:ascii="Arial Unicode MS" w:hAnsi="Arial Unicode MS" w:eastAsia="Arial Unicode MS"/>
+        </w:rPr>
+        <w:t>TODO 1：增加章节 Agent Governance Layer</w:t>
       </w:r>
     </w:p>
     <w:p>
@@ -5813,7 +8358,7 @@
         <w:rPr>
           <w:rFonts w:ascii="Arial Unicode MS" w:hAnsi="Arial Unicode MS" w:eastAsia="Arial Unicode MS"/>
         </w:rPr>
-        <w:t>真正企业级系统需要：</w:t>
+        <w:t>章节标题可设为：</w:t>
       </w:r>
     </w:p>
     <w:p>
@@ -5826,34 +8371,18 @@
           <w:rFonts w:ascii="Menlo" w:hAnsi="Menlo" w:eastAsia="Menlo"/>
           <w:sz w:val="17"/>
         </w:rPr>
-        <w:t>LLM + Runtime + Governance + Business Security</w:t>
+        <w:t>Agent 为什么需要治理层：从 Tool Calling 到安全执行</w:t>
       </w:r>
     </w:p>
     <w:p>
       <w:pPr>
         <w:spacing w:after="120"/>
       </w:pPr>
-    </w:p>
-    <w:p>
-      <w:pPr>
-        <w:pStyle w:val="Heading3"/>
-      </w:pPr>
-      <w:r>
-        <w:rPr>
-          <w:rFonts w:ascii="Arial Unicode MS" w:hAnsi="Arial Unicode MS" w:eastAsia="Arial Unicode MS"/>
-        </w:rPr>
-        <w:t>TODO 2：写清 Tool Metadata 不是安全边界</w:t>
-      </w:r>
-    </w:p>
-    <w:p>
-      <w:pPr>
-        <w:spacing w:after="120"/>
-      </w:pPr>
-      <w:r>
-        <w:rPr>
-          <w:rFonts w:ascii="Arial Unicode MS" w:hAnsi="Arial Unicode MS" w:eastAsia="Arial Unicode MS"/>
-        </w:rPr>
-        <w:t>需要强调：</w:t>
+      <w:r>
+        <w:rPr>
+          <w:rFonts w:ascii="Arial Unicode MS" w:hAnsi="Arial Unicode MS" w:eastAsia="Arial Unicode MS"/>
+        </w:rPr>
+        <w:t>核心论点：</w:t>
       </w:r>
     </w:p>
     <w:p>
@@ -5866,7 +8395,7 @@
           <w:rFonts w:ascii="Menlo" w:hAnsi="Menlo" w:eastAsia="Menlo"/>
           <w:sz w:val="17"/>
         </w:rPr>
-        <w:t>声明能力 != 控制能力</w:t>
+        <w:t>LLM + Tools</w:t>
       </w:r>
     </w:p>
     <w:p>
@@ -5877,7 +8406,18 @@
         <w:rPr>
           <w:rFonts w:ascii="Arial Unicode MS" w:hAnsi="Arial Unicode MS" w:eastAsia="Arial Unicode MS"/>
         </w:rPr>
-        <w:t>建议用对比图：</w:t>
+        <w:t>只是让 Agent 拥有能力。</w:t>
+      </w:r>
+    </w:p>
+    <w:p>
+      <w:pPr>
+        <w:spacing w:after="120"/>
+      </w:pPr>
+      <w:r>
+        <w:rPr>
+          <w:rFonts w:ascii="Arial Unicode MS" w:hAnsi="Arial Unicode MS" w:eastAsia="Arial Unicode MS"/>
+        </w:rPr>
+        <w:t>真正企业级系统需要：</w:t>
       </w:r>
     </w:p>
     <w:p>
@@ -5890,16 +8430,7 @@
           <w:rFonts w:ascii="Menlo" w:hAnsi="Menlo" w:eastAsia="Menlo"/>
           <w:sz w:val="17"/>
         </w:rPr>
-        <w:t>Demo Agent:</w:t>
-        <w:br/>
-        <w:br/>
-        <w:t>LLM -&gt; Tool -&gt; Execute</w:t>
-        <w:br/>
-        <w:br/>
-        <w:t>Industrial Agent:</w:t>
-        <w:br/>
-        <w:br/>
-        <w:t>LLM -&gt; Intent -&gt; Policy -&gt; Approval -&gt; Executor -&gt; Business System</w:t>
+        <w:t>LLM + Runtime + Governance + Business Security</w:t>
       </w:r>
     </w:p>
     <w:p>
@@ -5915,7 +8446,7 @@
         <w:rPr>
           <w:rFonts w:ascii="Arial Unicode MS" w:hAnsi="Arial Unicode MS" w:eastAsia="Arial Unicode MS"/>
         </w:rPr>
-        <w:t>TODO 3：写清 Agent Security Boundary</w:t>
+        <w:t>TODO 2：写清 Tool Metadata 不是安全边界</w:t>
       </w:r>
     </w:p>
     <w:p>
@@ -5926,7 +8457,7 @@
         <w:rPr>
           <w:rFonts w:ascii="Arial Unicode MS" w:hAnsi="Arial Unicode MS" w:eastAsia="Arial Unicode MS"/>
         </w:rPr>
-        <w:t>Agent Runtime 的职责不是替代业务系统保护数据，而是：</w:t>
+        <w:t>需要强调：</w:t>
       </w:r>
     </w:p>
     <w:p>
@@ -5939,7 +8470,7 @@
           <w:rFonts w:ascii="Menlo" w:hAnsi="Menlo" w:eastAsia="Menlo"/>
           <w:sz w:val="17"/>
         </w:rPr>
-        <w:t>控制 AI Action 的生命周期</w:t>
+        <w:t>声明能力 != 控制能力</w:t>
       </w:r>
     </w:p>
     <w:p>
@@ -5950,7 +8481,7 @@
         <w:rPr>
           <w:rFonts w:ascii="Arial Unicode MS" w:hAnsi="Arial Unicode MS" w:eastAsia="Arial Unicode MS"/>
         </w:rPr>
-        <w:t>可拆成：</w:t>
+        <w:t>建议用对比图：</w:t>
       </w:r>
     </w:p>
     <w:p>
@@ -5963,11 +8494,16 @@
           <w:rFonts w:ascii="Menlo" w:hAnsi="Menlo" w:eastAsia="Menlo"/>
           <w:sz w:val="17"/>
         </w:rPr>
-        <w:t>Decision Governance</w:t>
-        <w:br/>
-        <w:t>+ Execution Governance</w:t>
-        <w:br/>
-        <w:t>+ Business Security</w:t>
+        <w:t>Demo Agent:</w:t>
+        <w:br/>
+        <w:br/>
+        <w:t>LLM -&gt; Tool -&gt; Execute</w:t>
+        <w:br/>
+        <w:br/>
+        <w:t>Industrial Agent:</w:t>
+        <w:br/>
+        <w:br/>
+        <w:t>LLM -&gt; Intent -&gt; Policy -&gt; Approval -&gt; Executor -&gt; Business System</w:t>
       </w:r>
     </w:p>
     <w:p>
@@ -5983,7 +8519,7 @@
         <w:rPr>
           <w:rFonts w:ascii="Arial Unicode MS" w:hAnsi="Arial Unicode MS" w:eastAsia="Arial Unicode MS"/>
         </w:rPr>
-        <w:t>TODO 4：补充 Agent Permission 与传统 RBAC 对比</w:t>
+        <w:t>TODO 3：写清 Agent Security Boundary</w:t>
       </w:r>
     </w:p>
     <w:p>
@@ -5994,7 +8530,7 @@
         <w:rPr>
           <w:rFonts w:ascii="Arial Unicode MS" w:hAnsi="Arial Unicode MS" w:eastAsia="Arial Unicode MS"/>
         </w:rPr>
-        <w:t>传统：</w:t>
+        <w:t>Agent Runtime 的职责不是替代业务系统保护数据，而是：</w:t>
       </w:r>
     </w:p>
     <w:p>
@@ -6007,7 +8543,7 @@
           <w:rFonts w:ascii="Menlo" w:hAnsi="Menlo" w:eastAsia="Menlo"/>
           <w:sz w:val="17"/>
         </w:rPr>
-        <w:t>User -&gt; Role -&gt; Permission -&gt; Resource</w:t>
+        <w:t>控制 AI Action 的生命周期</w:t>
       </w:r>
     </w:p>
     <w:p>
@@ -6018,7 +8554,7 @@
         <w:rPr>
           <w:rFonts w:ascii="Arial Unicode MS" w:hAnsi="Arial Unicode MS" w:eastAsia="Arial Unicode MS"/>
         </w:rPr>
-        <w:t>Agent：</w:t>
+        <w:t>可拆成：</w:t>
       </w:r>
     </w:p>
     <w:p>
@@ -6031,45 +8567,38 @@
           <w:rFonts w:ascii="Menlo" w:hAnsi="Menlo" w:eastAsia="Menlo"/>
           <w:sz w:val="17"/>
         </w:rPr>
-        <w:t>User -&gt; Agent -&gt; Action -&gt; Policy -&gt; Resource</w:t>
+        <w:t>Decision Governance</w:t>
+        <w:br/>
+        <w:t>+ Execution Governance</w:t>
+        <w:br/>
+        <w:t>+ Business Security</w:t>
       </w:r>
     </w:p>
     <w:p>
       <w:pPr>
         <w:spacing w:after="120"/>
       </w:pPr>
-      <w:r>
-        <w:rPr>
-          <w:rFonts w:ascii="Arial Unicode MS" w:hAnsi="Arial Unicode MS" w:eastAsia="Arial Unicode MS"/>
-        </w:rPr>
-        <w:t>这里可以作为书中介绍 Agent Governance 的第一张核心图。</w:t>
+    </w:p>
+    <w:p>
+      <w:pPr>
+        <w:pStyle w:val="Heading3"/>
+      </w:pPr>
+      <w:r>
+        <w:rPr>
+          <w:rFonts w:ascii="Arial Unicode MS" w:hAnsi="Arial Unicode MS" w:eastAsia="Arial Unicode MS"/>
+        </w:rPr>
+        <w:t>TODO 4：补充 Agent Permission 与传统 RBAC 对比</w:t>
       </w:r>
     </w:p>
     <w:p>
       <w:pPr>
         <w:spacing w:after="120"/>
       </w:pPr>
-    </w:p>
-    <w:p>
-      <w:pPr>
-        <w:pStyle w:val="Heading3"/>
-      </w:pPr>
-      <w:r>
-        <w:rPr>
-          <w:rFonts w:ascii="Arial Unicode MS" w:hAnsi="Arial Unicode MS" w:eastAsia="Arial Unicode MS"/>
-        </w:rPr>
-        <w:t>TODO 5：补充 Agent 是新增决策层而不是替代业务系统</w:t>
-      </w:r>
-    </w:p>
-    <w:p>
-      <w:pPr>
-        <w:spacing w:after="120"/>
-      </w:pPr>
-      <w:r>
-        <w:rPr>
-          <w:rFonts w:ascii="Arial Unicode MS" w:hAnsi="Arial Unicode MS" w:eastAsia="Arial Unicode MS"/>
-        </w:rPr>
-        <w:t>错误理解：</w:t>
+      <w:r>
+        <w:rPr>
+          <w:rFonts w:ascii="Arial Unicode MS" w:hAnsi="Arial Unicode MS" w:eastAsia="Arial Unicode MS"/>
+        </w:rPr>
+        <w:t>传统：</w:t>
       </w:r>
     </w:p>
     <w:p>
@@ -6082,7 +8611,7 @@
           <w:rFonts w:ascii="Menlo" w:hAnsi="Menlo" w:eastAsia="Menlo"/>
           <w:sz w:val="17"/>
         </w:rPr>
-        <w:t>LLM -&gt; Everything</w:t>
+        <w:t>User -&gt; Role -&gt; Permission -&gt; Resource</w:t>
       </w:r>
     </w:p>
     <w:p>
@@ -6093,7 +8622,7 @@
         <w:rPr>
           <w:rFonts w:ascii="Arial Unicode MS" w:hAnsi="Arial Unicode MS" w:eastAsia="Arial Unicode MS"/>
         </w:rPr>
-        <w:t>正确理解：</w:t>
+        <w:t>Agent：</w:t>
       </w:r>
     </w:p>
     <w:p>
@@ -6106,28 +8635,24 @@
           <w:rFonts w:ascii="Menlo" w:hAnsi="Menlo" w:eastAsia="Menlo"/>
           <w:sz w:val="17"/>
         </w:rPr>
-        <w:t>Existing Software System</w:t>
-        <w:br/>
-        <w:t>+ LLM Decision Layer</w:t>
-        <w:br/>
-        <w:t>+ Runtime Governance</w:t>
+        <w:t>User -&gt; Agent -&gt; Action -&gt; Policy -&gt; Resource</w:t>
       </w:r>
     </w:p>
     <w:p>
       <w:pPr>
         <w:spacing w:after="120"/>
       </w:pPr>
-    </w:p>
-    <w:p>
-      <w:pPr>
-        <w:pStyle w:val="Heading2"/>
-      </w:pPr>
-      <w:r>
-        <w:rPr>
-          <w:rFonts w:ascii="Arial Unicode MS" w:hAnsi="Arial Unicode MS" w:eastAsia="Arial Unicode MS"/>
-        </w:rPr>
-        <w:t>写书素材</w:t>
-      </w:r>
+      <w:r>
+        <w:rPr>
+          <w:rFonts w:ascii="Arial Unicode MS" w:hAnsi="Arial Unicode MS" w:eastAsia="Arial Unicode MS"/>
+        </w:rPr>
+        <w:t>这里可以作为书中介绍 Agent Governance 的第一张核心图。</w:t>
+      </w:r>
+    </w:p>
+    <w:p>
+      <w:pPr>
+        <w:spacing w:after="120"/>
+      </w:pPr>
     </w:p>
     <w:p>
       <w:pPr>
@@ -6137,7 +8662,7 @@
         <w:rPr>
           <w:rFonts w:ascii="Arial Unicode MS" w:hAnsi="Arial Unicode MS" w:eastAsia="Arial Unicode MS"/>
         </w:rPr>
-        <w:t>素材 1：LLM Output Is Not Instruction, It Is Proposal</w:t>
+        <w:t>TODO 5：补充 Agent 是新增决策层而不是替代业务系统</w:t>
       </w:r>
     </w:p>
     <w:p>
@@ -6148,7 +8673,7 @@
         <w:rPr>
           <w:rFonts w:ascii="Arial Unicode MS" w:hAnsi="Arial Unicode MS" w:eastAsia="Arial Unicode MS"/>
         </w:rPr>
-        <w:t>传统程序中：</w:t>
+        <w:t>错误理解：</w:t>
       </w:r>
     </w:p>
     <w:p>
@@ -6161,7 +8686,7 @@
           <w:rFonts w:ascii="Menlo" w:hAnsi="Menlo" w:eastAsia="Menlo"/>
           <w:sz w:val="17"/>
         </w:rPr>
-        <w:t>deleteUser(id);</w:t>
+        <w:t>LLM -&gt; Everything</w:t>
       </w:r>
     </w:p>
     <w:p>
@@ -6172,18 +8697,7 @@
         <w:rPr>
           <w:rFonts w:ascii="Arial Unicode MS" w:hAnsi="Arial Unicode MS" w:eastAsia="Arial Unicode MS"/>
         </w:rPr>
-        <w:t>意味着开发者已经在确定流程中调用删除逻辑。</w:t>
-      </w:r>
-    </w:p>
-    <w:p>
-      <w:pPr>
-        <w:spacing w:after="120"/>
-      </w:pPr>
-      <w:r>
-        <w:rPr>
-          <w:rFonts w:ascii="Arial Unicode MS" w:hAnsi="Arial Unicode MS" w:eastAsia="Arial Unicode MS"/>
-        </w:rPr>
-        <w:t>Agent 中：</w:t>
+        <w:t>正确理解：</w:t>
       </w:r>
     </w:p>
     <w:p>
@@ -6196,28 +8710,27 @@
           <w:rFonts w:ascii="Menlo" w:hAnsi="Menlo" w:eastAsia="Menlo"/>
           <w:sz w:val="17"/>
         </w:rPr>
-        <w:t>{</w:t>
-        <w:br/>
-        <w:t xml:space="preserve">  "tool": "delete_user",</w:t>
-        <w:br/>
-        <w:t xml:space="preserve">  "arguments": {</w:t>
-        <w:br/>
-        <w:t xml:space="preserve">    "id": "user_001"</w:t>
-        <w:br/>
-        <w:t xml:space="preserve">  }</w:t>
-        <w:br/>
-        <w:t>}</w:t>
+        <w:t>Existing Software System</w:t>
+        <w:br/>
+        <w:t>+ LLM Decision Layer</w:t>
+        <w:br/>
+        <w:t>+ Runtime Governance</w:t>
       </w:r>
     </w:p>
     <w:p>
       <w:pPr>
         <w:spacing w:after="120"/>
       </w:pPr>
-      <w:r>
-        <w:rPr>
-          <w:rFonts w:ascii="Arial Unicode MS" w:hAnsi="Arial Unicode MS" w:eastAsia="Arial Unicode MS"/>
-        </w:rPr>
-        <w:t>只是 LLM 提出的行动建议。</w:t>
+    </w:p>
+    <w:p>
+      <w:pPr>
+        <w:pStyle w:val="Heading3"/>
+      </w:pPr>
+      <w:r>
+        <w:rPr>
+          <w:rFonts w:ascii="Arial Unicode MS" w:hAnsi="Arial Unicode MS" w:eastAsia="Arial Unicode MS"/>
+        </w:rPr>
+        <w:t>TODO 6：补充 Human Approval 不是 Permission，而是 Runtime Event</w:t>
       </w:r>
     </w:p>
     <w:p>
@@ -6228,7 +8741,7 @@
         <w:rPr>
           <w:rFonts w:ascii="Arial Unicode MS" w:hAnsi="Arial Unicode MS" w:eastAsia="Arial Unicode MS"/>
         </w:rPr>
-        <w:t>因此必须经过：</w:t>
+        <w:t>需要把以下对比写进书中：</w:t>
       </w:r>
     </w:p>
     <w:p>
@@ -6241,6 +8754,230 @@
           <w:rFonts w:ascii="Menlo" w:hAnsi="Menlo" w:eastAsia="Menlo"/>
           <w:sz w:val="17"/>
         </w:rPr>
+        <w:t>Permission:</w:t>
+        <w:br/>
+        <w:t xml:space="preserve">  Runtime computes a policy decision.</w:t>
+        <w:br/>
+        <w:br/>
+        <w:t>Human Approval:</w:t>
+        <w:br/>
+        <w:t xml:space="preserve">  External human event resumes or stops execution.</w:t>
+      </w:r>
+    </w:p>
+    <w:p>
+      <w:pPr>
+        <w:spacing w:after="120"/>
+      </w:pPr>
+      <w:r>
+        <w:rPr>
+          <w:rFonts w:ascii="Arial Unicode MS" w:hAnsi="Arial Unicode MS" w:eastAsia="Arial Unicode MS"/>
+        </w:rPr>
+        <w:t>这一点能解释为什么审批机制天然连接 Runtime State、Suspend / Resume、Audit Log 和 Long-running Task。</w:t>
+      </w:r>
+    </w:p>
+    <w:p>
+      <w:pPr>
+        <w:spacing w:after="120"/>
+      </w:pPr>
+    </w:p>
+    <w:p>
+      <w:pPr>
+        <w:pStyle w:val="Heading3"/>
+      </w:pPr>
+      <w:r>
+        <w:rPr>
+          <w:rFonts w:ascii="Arial Unicode MS" w:hAnsi="Arial Unicode MS" w:eastAsia="Arial Unicode MS"/>
+        </w:rPr>
+        <w:t>TODO 7：补充 Approval Scope</w:t>
+      </w:r>
+    </w:p>
+    <w:p>
+      <w:pPr>
+        <w:spacing w:after="120"/>
+      </w:pPr>
+      <w:r>
+        <w:rPr>
+          <w:rFonts w:ascii="Arial Unicode MS" w:hAnsi="Arial Unicode MS" w:eastAsia="Arial Unicode MS"/>
+        </w:rPr>
+        <w:t>审批不能只是：</w:t>
+      </w:r>
+    </w:p>
+    <w:p>
+      <w:pPr>
+        <w:spacing w:before="80" w:after="160"/>
+        <w:ind w:left="288"/>
+      </w:pPr>
+      <w:r>
+        <w:rPr>
+          <w:rFonts w:ascii="Menlo" w:hAnsi="Menlo" w:eastAsia="Menlo"/>
+          <w:sz w:val="17"/>
+        </w:rPr>
+        <w:t>Approve refund_order</w:t>
+      </w:r>
+    </w:p>
+    <w:p>
+      <w:pPr>
+        <w:spacing w:after="120"/>
+      </w:pPr>
+      <w:r>
+        <w:rPr>
+          <w:rFonts w:ascii="Arial Unicode MS" w:hAnsi="Arial Unicode MS" w:eastAsia="Arial Unicode MS"/>
+        </w:rPr>
+        <w:t>而应该是：</w:t>
+      </w:r>
+    </w:p>
+    <w:p>
+      <w:pPr>
+        <w:spacing w:before="80" w:after="160"/>
+        <w:ind w:left="288"/>
+      </w:pPr>
+      <w:r>
+        <w:rPr>
+          <w:rFonts w:ascii="Menlo" w:hAnsi="Menlo" w:eastAsia="Menlo"/>
+          <w:sz w:val="17"/>
+        </w:rPr>
+        <w:t>Approve this exact tool call under this session and arguments.</w:t>
+      </w:r>
+    </w:p>
+    <w:p>
+      <w:pPr>
+        <w:spacing w:after="120"/>
+      </w:pPr>
+      <w:r>
+        <w:rPr>
+          <w:rFonts w:ascii="Arial Unicode MS" w:hAnsi="Arial Unicode MS" w:eastAsia="Arial Unicode MS"/>
+        </w:rPr>
+        <w:t>这可以作为 Agent 安全章节中的一个重要案例。</w:t>
+      </w:r>
+    </w:p>
+    <w:p>
+      <w:pPr>
+        <w:spacing w:after="120"/>
+      </w:pPr>
+    </w:p>
+    <w:p>
+      <w:pPr>
+        <w:pStyle w:val="Heading2"/>
+      </w:pPr>
+      <w:r>
+        <w:rPr>
+          <w:rFonts w:ascii="Arial Unicode MS" w:hAnsi="Arial Unicode MS" w:eastAsia="Arial Unicode MS"/>
+        </w:rPr>
+        <w:t>写书素材</w:t>
+      </w:r>
+    </w:p>
+    <w:p>
+      <w:pPr>
+        <w:pStyle w:val="Heading3"/>
+      </w:pPr>
+      <w:r>
+        <w:rPr>
+          <w:rFonts w:ascii="Arial Unicode MS" w:hAnsi="Arial Unicode MS" w:eastAsia="Arial Unicode MS"/>
+        </w:rPr>
+        <w:t>素材 1：LLM Output Is Not Instruction, It Is Proposal</w:t>
+      </w:r>
+    </w:p>
+    <w:p>
+      <w:pPr>
+        <w:spacing w:after="120"/>
+      </w:pPr>
+      <w:r>
+        <w:rPr>
+          <w:rFonts w:ascii="Arial Unicode MS" w:hAnsi="Arial Unicode MS" w:eastAsia="Arial Unicode MS"/>
+        </w:rPr>
+        <w:t>传统程序中：</w:t>
+      </w:r>
+    </w:p>
+    <w:p>
+      <w:pPr>
+        <w:spacing w:before="80" w:after="160"/>
+        <w:ind w:left="288"/>
+      </w:pPr>
+      <w:r>
+        <w:rPr>
+          <w:rFonts w:ascii="Menlo" w:hAnsi="Menlo" w:eastAsia="Menlo"/>
+          <w:sz w:val="17"/>
+        </w:rPr>
+        <w:t>deleteUser(id);</w:t>
+      </w:r>
+    </w:p>
+    <w:p>
+      <w:pPr>
+        <w:spacing w:after="120"/>
+      </w:pPr>
+      <w:r>
+        <w:rPr>
+          <w:rFonts w:ascii="Arial Unicode MS" w:hAnsi="Arial Unicode MS" w:eastAsia="Arial Unicode MS"/>
+        </w:rPr>
+        <w:t>意味着开发者已经在确定流程中调用删除逻辑。</w:t>
+      </w:r>
+    </w:p>
+    <w:p>
+      <w:pPr>
+        <w:spacing w:after="120"/>
+      </w:pPr>
+      <w:r>
+        <w:rPr>
+          <w:rFonts w:ascii="Arial Unicode MS" w:hAnsi="Arial Unicode MS" w:eastAsia="Arial Unicode MS"/>
+        </w:rPr>
+        <w:t>Agent 中：</w:t>
+      </w:r>
+    </w:p>
+    <w:p>
+      <w:pPr>
+        <w:spacing w:before="80" w:after="160"/>
+        <w:ind w:left="288"/>
+      </w:pPr>
+      <w:r>
+        <w:rPr>
+          <w:rFonts w:ascii="Menlo" w:hAnsi="Menlo" w:eastAsia="Menlo"/>
+          <w:sz w:val="17"/>
+        </w:rPr>
+        <w:t>{</w:t>
+        <w:br/>
+        <w:t xml:space="preserve">  "tool": "delete_user",</w:t>
+        <w:br/>
+        <w:t xml:space="preserve">  "arguments": {</w:t>
+        <w:br/>
+        <w:t xml:space="preserve">    "id": "user_001"</w:t>
+        <w:br/>
+        <w:t xml:space="preserve">  }</w:t>
+        <w:br/>
+        <w:t>}</w:t>
+      </w:r>
+    </w:p>
+    <w:p>
+      <w:pPr>
+        <w:spacing w:after="120"/>
+      </w:pPr>
+      <w:r>
+        <w:rPr>
+          <w:rFonts w:ascii="Arial Unicode MS" w:hAnsi="Arial Unicode MS" w:eastAsia="Arial Unicode MS"/>
+        </w:rPr>
+        <w:t>只是 LLM 提出的行动建议。</w:t>
+      </w:r>
+    </w:p>
+    <w:p>
+      <w:pPr>
+        <w:spacing w:after="120"/>
+      </w:pPr>
+      <w:r>
+        <w:rPr>
+          <w:rFonts w:ascii="Arial Unicode MS" w:hAnsi="Arial Unicode MS" w:eastAsia="Arial Unicode MS"/>
+        </w:rPr>
+        <w:t>因此必须经过：</w:t>
+      </w:r>
+    </w:p>
+    <w:p>
+      <w:pPr>
+        <w:spacing w:before="80" w:after="160"/>
+        <w:ind w:left="288"/>
+      </w:pPr>
+      <w:r>
+        <w:rPr>
+          <w:rFonts w:ascii="Menlo" w:hAnsi="Menlo" w:eastAsia="Menlo"/>
+          <w:sz w:val="17"/>
+        </w:rPr>
         <w:t>Validation</w:t>
         <w:br/>
         <w:t xml:space="preserve">  |</w:t>
@@ -6561,13 +9298,13 @@
     </w:p>
     <w:p>
       <w:pPr>
-        <w:pStyle w:val="Heading2"/>
-      </w:pPr>
-      <w:r>
-        <w:rPr>
-          <w:rFonts w:ascii="Arial Unicode MS" w:hAnsi="Arial Unicode MS" w:eastAsia="Arial Unicode MS"/>
-        </w:rPr>
-        <w:t>本 Part 核心认知升级</w:t>
+        <w:pStyle w:val="Heading3"/>
+      </w:pPr>
+      <w:r>
+        <w:rPr>
+          <w:rFonts w:ascii="Arial Unicode MS" w:hAnsi="Arial Unicode MS" w:eastAsia="Arial Unicode MS"/>
+        </w:rPr>
+        <w:t>素材 5：Approval 是一次暂停，不是一次弹窗</w:t>
       </w:r>
     </w:p>
     <w:p>
@@ -6578,7 +9315,73 @@
         <w:rPr>
           <w:rFonts w:ascii="Arial Unicode MS" w:hAnsi="Arial Unicode MS" w:eastAsia="Arial Unicode MS"/>
         </w:rPr>
-        <w:t>本节最重要的升级是：</w:t>
+        <w:t>Demo Agent 中的审批常被做成：</w:t>
+      </w:r>
+    </w:p>
+    <w:p>
+      <w:pPr>
+        <w:spacing w:before="80" w:after="160"/>
+        <w:ind w:left="288"/>
+      </w:pPr>
+      <w:r>
+        <w:rPr>
+          <w:rFonts w:ascii="Menlo" w:hAnsi="Menlo" w:eastAsia="Menlo"/>
+          <w:sz w:val="17"/>
+        </w:rPr>
+        <w:t>confirm("是否执行？")</w:t>
+      </w:r>
+    </w:p>
+    <w:p>
+      <w:pPr>
+        <w:spacing w:after="120"/>
+      </w:pPr>
+      <w:r>
+        <w:rPr>
+          <w:rFonts w:ascii="Arial Unicode MS" w:hAnsi="Arial Unicode MS" w:eastAsia="Arial Unicode MS"/>
+        </w:rPr>
+        <w:t>工业 Agent 中的审批应该是：</w:t>
+      </w:r>
+    </w:p>
+    <w:p>
+      <w:pPr>
+        <w:spacing w:before="80" w:after="160"/>
+        <w:ind w:left="288"/>
+      </w:pPr>
+      <w:r>
+        <w:rPr>
+          <w:rFonts w:ascii="Menlo" w:hAnsi="Menlo" w:eastAsia="Menlo"/>
+          <w:sz w:val="17"/>
+        </w:rPr>
+        <w:t>Create Approval Request</w:t>
+        <w:br/>
+        <w:t xml:space="preserve">  |</w:t>
+        <w:br/>
+        <w:t xml:space="preserve">  v</w:t>
+        <w:br/>
+        <w:t>Persist Pending Runtime State</w:t>
+        <w:br/>
+        <w:t xml:space="preserve">  |</w:t>
+        <w:br/>
+        <w:t xml:space="preserve">  v</w:t>
+        <w:br/>
+        <w:t>Wait External Human Event</w:t>
+        <w:br/>
+        <w:t xml:space="preserve">  |</w:t>
+        <w:br/>
+        <w:t xml:space="preserve">  v</w:t>
+        <w:br/>
+        <w:t>Validate and Resume</w:t>
+      </w:r>
+    </w:p>
+    <w:p>
+      <w:pPr>
+        <w:spacing w:after="120"/>
+      </w:pPr>
+      <w:r>
+        <w:rPr>
+          <w:rFonts w:ascii="Arial Unicode MS" w:hAnsi="Arial Unicode MS" w:eastAsia="Arial Unicode MS"/>
+        </w:rPr>
+        <w:t>核心观点：</w:t>
       </w:r>
     </w:p>
     <w:p>
@@ -6591,6 +9394,46 @@
           <w:rFonts w:ascii="Arial Unicode MS" w:hAnsi="Arial Unicode MS" w:eastAsia="Arial Unicode MS"/>
           <w:i/>
         </w:rPr>
+        <w:t>Human Approval 的本质是 Runtime 状态机中的暂停和恢复，而不是 UI 层的确认按钮。</w:t>
+      </w:r>
+    </w:p>
+    <w:p>
+      <w:pPr>
+        <w:spacing w:after="120"/>
+      </w:pPr>
+    </w:p>
+    <w:p>
+      <w:pPr>
+        <w:pStyle w:val="Heading2"/>
+      </w:pPr>
+      <w:r>
+        <w:rPr>
+          <w:rFonts w:ascii="Arial Unicode MS" w:hAnsi="Arial Unicode MS" w:eastAsia="Arial Unicode MS"/>
+        </w:rPr>
+        <w:t>本 Part 核心认知升级</w:t>
+      </w:r>
+    </w:p>
+    <w:p>
+      <w:pPr>
+        <w:spacing w:after="120"/>
+      </w:pPr>
+      <w:r>
+        <w:rPr>
+          <w:rFonts w:ascii="Arial Unicode MS" w:hAnsi="Arial Unicode MS" w:eastAsia="Arial Unicode MS"/>
+        </w:rPr>
+        <w:t>本节最重要的升级是：</w:t>
+      </w:r>
+    </w:p>
+    <w:p>
+      <w:pPr>
+        <w:spacing w:before="60" w:after="120"/>
+        <w:ind w:left="360"/>
+      </w:pPr>
+      <w:r>
+        <w:rPr>
+          <w:rFonts w:ascii="Arial Unicode MS" w:hAnsi="Arial Unicode MS" w:eastAsia="Arial Unicode MS"/>
+          <w:i/>
+        </w:rPr>
         <w:t>Agent 的核心问题不是让 AI 能做更多事情，而是让 AI 在可控边界内做事情。</w:t>
       </w:r>
     </w:p>
@@ -6680,142 +9523,11 @@
       <w:pPr>
         <w:spacing w:after="120"/>
       </w:pPr>
-    </w:p>
-    <w:p>
-      <w:pPr>
-        <w:pStyle w:val="Heading2"/>
-      </w:pPr>
-      <w:r>
-        <w:rPr>
-          <w:rFonts w:ascii="Arial Unicode MS" w:hAnsi="Arial Unicode MS" w:eastAsia="Arial Unicode MS"/>
-        </w:rPr>
-        <w:t>工业级实现</w:t>
-      </w:r>
-    </w:p>
-    <w:p>
-      <w:pPr>
-        <w:spacing w:after="120"/>
-      </w:pPr>
-      <w:r>
-        <w:rPr>
-          <w:rFonts w:ascii="Arial Unicode MS" w:hAnsi="Arial Unicode MS" w:eastAsia="Arial Unicode MS"/>
-        </w:rPr>
-        <w:t>企业级 Agent 通常需要：</w:t>
-      </w:r>
-    </w:p>
-    <w:p>
-      <w:pPr>
-        <w:pStyle w:val="ListNumber"/>
-      </w:pPr>
-      <w:r>
-        <w:rPr>
-          <w:rFonts w:ascii="Arial Unicode MS" w:hAnsi="Arial Unicode MS" w:eastAsia="Arial Unicode MS"/>
-        </w:rPr>
-        <w:t>Tool Registry 只暴露当前允许和相关的能力</w:t>
-      </w:r>
-    </w:p>
-    <w:p>
-      <w:pPr>
-        <w:pStyle w:val="ListNumber"/>
-      </w:pPr>
-      <w:r>
-        <w:rPr>
-          <w:rFonts w:ascii="Arial Unicode MS" w:hAnsi="Arial Unicode MS" w:eastAsia="Arial Unicode MS"/>
-        </w:rPr>
-        <w:t>Tool Metadata 作为风险和权限输入，但不作为唯一依据</w:t>
-      </w:r>
-    </w:p>
-    <w:p>
-      <w:pPr>
-        <w:pStyle w:val="ListNumber"/>
-      </w:pPr>
-      <w:r>
-        <w:rPr>
-          <w:rFonts w:ascii="Arial Unicode MS" w:hAnsi="Arial Unicode MS" w:eastAsia="Arial Unicode MS"/>
-        </w:rPr>
-        <w:t>Policy Engine 独立维护策略</w:t>
-      </w:r>
-    </w:p>
-    <w:p>
-      <w:pPr>
-        <w:pStyle w:val="ListNumber"/>
-      </w:pPr>
-      <w:r>
-        <w:rPr>
-          <w:rFonts w:ascii="Arial Unicode MS" w:hAnsi="Arial Unicode MS" w:eastAsia="Arial Unicode MS"/>
-        </w:rPr>
-        <w:t>Executor 作为 PEP 强制执行策略结果</w:t>
-      </w:r>
-    </w:p>
-    <w:p>
-      <w:pPr>
-        <w:pStyle w:val="ListNumber"/>
-      </w:pPr>
-      <w:r>
-        <w:rPr>
-          <w:rFonts w:ascii="Arial Unicode MS" w:hAnsi="Arial Unicode MS" w:eastAsia="Arial Unicode MS"/>
-        </w:rPr>
-        <w:t>Human Approval 只用于高风险动作，不替代业务校验</w:t>
-      </w:r>
-    </w:p>
-    <w:p>
-      <w:pPr>
-        <w:pStyle w:val="ListNumber"/>
-      </w:pPr>
-      <w:r>
-        <w:rPr>
-          <w:rFonts w:ascii="Arial Unicode MS" w:hAnsi="Arial Unicode MS" w:eastAsia="Arial Unicode MS"/>
-        </w:rPr>
-        <w:t>Agent Token 遵守最小权限原则</w:t>
-      </w:r>
-    </w:p>
-    <w:p>
-      <w:pPr>
-        <w:pStyle w:val="ListNumber"/>
-      </w:pPr>
-      <w:r>
-        <w:rPr>
-          <w:rFonts w:ascii="Arial Unicode MS" w:hAnsi="Arial Unicode MS" w:eastAsia="Arial Unicode MS"/>
-        </w:rPr>
-        <w:t>Business API 保留最终 Authentication、Authorization 和 Business Validation</w:t>
-      </w:r>
-    </w:p>
-    <w:p>
-      <w:pPr>
-        <w:pStyle w:val="ListNumber"/>
-      </w:pPr>
-      <w:r>
-        <w:rPr>
-          <w:rFonts w:ascii="Arial Unicode MS" w:hAnsi="Arial Unicode MS" w:eastAsia="Arial Unicode MS"/>
-        </w:rPr>
-        <w:t>对每次 Tool Call 记录 Audit Log</w:t>
-      </w:r>
-    </w:p>
-    <w:p>
-      <w:pPr>
-        <w:pStyle w:val="ListNumber"/>
-      </w:pPr>
-      <w:r>
-        <w:rPr>
-          <w:rFonts w:ascii="Arial Unicode MS" w:hAnsi="Arial Unicode MS" w:eastAsia="Arial Unicode MS"/>
-        </w:rPr>
-        <w:t>对外部 MCP / Plugin Tool 做来源验证、权限隔离和沙箱控制</w:t>
-      </w:r>
-    </w:p>
-    <w:p>
-      <w:pPr>
-        <w:spacing w:after="120"/>
-      </w:pPr>
-    </w:p>
-    <w:p>
-      <w:pPr>
-        <w:pStyle w:val="Heading2"/>
-      </w:pPr>
-      <w:r>
-        <w:rPr>
-          <w:rFonts w:ascii="Arial Unicode MS" w:hAnsi="Arial Unicode MS" w:eastAsia="Arial Unicode MS"/>
-        </w:rPr>
-        <w:t>知识地图</w:t>
+      <w:r>
+        <w:rPr>
+          <w:rFonts w:ascii="Arial Unicode MS" w:hAnsi="Arial Unicode MS" w:eastAsia="Arial Unicode MS"/>
+        </w:rPr>
+        <w:t>Part F-3 进一步把认知推进到：</w:t>
       </w:r>
     </w:p>
     <w:p>
@@ -6828,67 +9540,199 @@
           <w:rFonts w:ascii="Menlo" w:hAnsi="Menlo" w:eastAsia="Menlo"/>
           <w:sz w:val="17"/>
         </w:rPr>
-        <w:t>Day05 Tool Calling</w:t>
-        <w:br/>
-        <w:br/>
-        <w:t>Part A: Tool Calling Basics</w:t>
-        <w:br/>
-        <w:t xml:space="preserve">  |</w:t>
-        <w:br/>
-        <w:t xml:space="preserve">  v</w:t>
-        <w:br/>
-        <w:t>Part B: Tool Decision</w:t>
-        <w:br/>
-        <w:t xml:space="preserve">  |</w:t>
-        <w:br/>
-        <w:t xml:space="preserve">  v</w:t>
-        <w:br/>
-        <w:t>Part C: Tool Schema</w:t>
-        <w:br/>
-        <w:t xml:space="preserve">  |</w:t>
-        <w:br/>
-        <w:t xml:space="preserve">  v</w:t>
-        <w:br/>
-        <w:t>Part D: Tool Registry</w:t>
-        <w:br/>
-        <w:t xml:space="preserve">  |</w:t>
-        <w:br/>
-        <w:t xml:space="preserve">  v</w:t>
-        <w:br/>
-        <w:t>Part E: Tool Executor</w:t>
-        <w:br/>
-        <w:t xml:space="preserve">  |</w:t>
-        <w:br/>
-        <w:t xml:space="preserve">  v</w:t>
-        <w:br/>
-        <w:t>Part F: Permission &amp; Human Approval</w:t>
-        <w:br/>
-        <w:t xml:space="preserve">  |</w:t>
-        <w:br/>
-        <w:t xml:space="preserve">  +-- Permission Model</w:t>
-        <w:br/>
-        <w:t xml:space="preserve">  +-- Policy Engine</w:t>
-        <w:br/>
-        <w:t xml:space="preserve">  +-- PDP / PEP</w:t>
-        <w:br/>
-        <w:t xml:space="preserve">  +-- Tool Metadata Boundary</w:t>
-        <w:br/>
-        <w:t xml:space="preserve">  +-- Intent Validation</w:t>
-        <w:br/>
-        <w:t xml:space="preserve">  +-- Business Security Boundary</w:t>
-        <w:br/>
-        <w:t xml:space="preserve">  +-- Human Approval Preview</w:t>
+        <w:t>Human Approval</w:t>
+        <w:br/>
+        <w:t>!=</w:t>
+        <w:br/>
+        <w:t>Manual Permission Check</w:t>
+        <w:br/>
+        <w:br/>
+        <w:t>Human Approval</w:t>
+        <w:br/>
+        <w:t>=</w:t>
+        <w:br/>
+        <w:t>External Runtime Event</w:t>
+        <w:br/>
+        <w:t>+ Scoped Decision</w:t>
+        <w:br/>
+        <w:t>+ Suspend / Resume</w:t>
+        <w:br/>
+        <w:t>+ Audit Trail</w:t>
       </w:r>
     </w:p>
     <w:p>
       <w:pPr>
         <w:spacing w:after="120"/>
       </w:pPr>
-      <w:r>
-        <w:rPr>
-          <w:rFonts w:ascii="Arial Unicode MS" w:hAnsi="Arial Unicode MS" w:eastAsia="Arial Unicode MS"/>
-        </w:rPr>
-        <w:t>Part F 与后续章节的连接：</w:t>
+    </w:p>
+    <w:p>
+      <w:pPr>
+        <w:pStyle w:val="Heading2"/>
+      </w:pPr>
+      <w:r>
+        <w:rPr>
+          <w:rFonts w:ascii="Arial Unicode MS" w:hAnsi="Arial Unicode MS" w:eastAsia="Arial Unicode MS"/>
+        </w:rPr>
+        <w:t>工业级实现</w:t>
+      </w:r>
+    </w:p>
+    <w:p>
+      <w:pPr>
+        <w:spacing w:after="120"/>
+      </w:pPr>
+      <w:r>
+        <w:rPr>
+          <w:rFonts w:ascii="Arial Unicode MS" w:hAnsi="Arial Unicode MS" w:eastAsia="Arial Unicode MS"/>
+        </w:rPr>
+        <w:t>企业级 Agent 通常需要：</w:t>
+      </w:r>
+    </w:p>
+    <w:p>
+      <w:pPr>
+        <w:pStyle w:val="ListNumber"/>
+      </w:pPr>
+      <w:r>
+        <w:rPr>
+          <w:rFonts w:ascii="Arial Unicode MS" w:hAnsi="Arial Unicode MS" w:eastAsia="Arial Unicode MS"/>
+        </w:rPr>
+        <w:t>Tool Registry 只暴露当前允许和相关的能力</w:t>
+      </w:r>
+    </w:p>
+    <w:p>
+      <w:pPr>
+        <w:pStyle w:val="ListNumber"/>
+      </w:pPr>
+      <w:r>
+        <w:rPr>
+          <w:rFonts w:ascii="Arial Unicode MS" w:hAnsi="Arial Unicode MS" w:eastAsia="Arial Unicode MS"/>
+        </w:rPr>
+        <w:t>Tool Metadata 作为风险和权限输入，但不作为唯一依据</w:t>
+      </w:r>
+    </w:p>
+    <w:p>
+      <w:pPr>
+        <w:pStyle w:val="ListNumber"/>
+      </w:pPr>
+      <w:r>
+        <w:rPr>
+          <w:rFonts w:ascii="Arial Unicode MS" w:hAnsi="Arial Unicode MS" w:eastAsia="Arial Unicode MS"/>
+        </w:rPr>
+        <w:t>Policy Engine 独立维护策略</w:t>
+      </w:r>
+    </w:p>
+    <w:p>
+      <w:pPr>
+        <w:pStyle w:val="ListNumber"/>
+      </w:pPr>
+      <w:r>
+        <w:rPr>
+          <w:rFonts w:ascii="Arial Unicode MS" w:hAnsi="Arial Unicode MS" w:eastAsia="Arial Unicode MS"/>
+        </w:rPr>
+        <w:t>Executor 作为 PEP 强制执行策略结果</w:t>
+      </w:r>
+    </w:p>
+    <w:p>
+      <w:pPr>
+        <w:pStyle w:val="ListNumber"/>
+      </w:pPr>
+      <w:r>
+        <w:rPr>
+          <w:rFonts w:ascii="Arial Unicode MS" w:hAnsi="Arial Unicode MS" w:eastAsia="Arial Unicode MS"/>
+        </w:rPr>
+        <w:t>Human Approval 只用于高风险动作，不替代业务校验</w:t>
+      </w:r>
+    </w:p>
+    <w:p>
+      <w:pPr>
+        <w:pStyle w:val="ListNumber"/>
+      </w:pPr>
+      <w:r>
+        <w:rPr>
+          <w:rFonts w:ascii="Arial Unicode MS" w:hAnsi="Arial Unicode MS" w:eastAsia="Arial Unicode MS"/>
+        </w:rPr>
+        <w:t>Agent Token 遵守最小权限原则</w:t>
+      </w:r>
+    </w:p>
+    <w:p>
+      <w:pPr>
+        <w:pStyle w:val="ListNumber"/>
+      </w:pPr>
+      <w:r>
+        <w:rPr>
+          <w:rFonts w:ascii="Arial Unicode MS" w:hAnsi="Arial Unicode MS" w:eastAsia="Arial Unicode MS"/>
+        </w:rPr>
+        <w:t>Business API 保留最终 Authentication、Authorization 和 Business Validation</w:t>
+      </w:r>
+    </w:p>
+    <w:p>
+      <w:pPr>
+        <w:pStyle w:val="ListNumber"/>
+      </w:pPr>
+      <w:r>
+        <w:rPr>
+          <w:rFonts w:ascii="Arial Unicode MS" w:hAnsi="Arial Unicode MS" w:eastAsia="Arial Unicode MS"/>
+        </w:rPr>
+        <w:t>对每次 Tool Call 记录 Audit Log</w:t>
+      </w:r>
+    </w:p>
+    <w:p>
+      <w:pPr>
+        <w:pStyle w:val="ListNumber"/>
+      </w:pPr>
+      <w:r>
+        <w:rPr>
+          <w:rFonts w:ascii="Arial Unicode MS" w:hAnsi="Arial Unicode MS" w:eastAsia="Arial Unicode MS"/>
+        </w:rPr>
+        <w:t>对外部 MCP / Plugin Tool 做来源验证、权限隔离和沙箱控制</w:t>
+      </w:r>
+    </w:p>
+    <w:p>
+      <w:pPr>
+        <w:pStyle w:val="ListNumber"/>
+      </w:pPr>
+      <w:r>
+        <w:rPr>
+          <w:rFonts w:ascii="Arial Unicode MS" w:hAnsi="Arial Unicode MS" w:eastAsia="Arial Unicode MS"/>
+        </w:rPr>
+        <w:t>Approval Request 绑定精确 Tool Call、参数、资源、Session 和过期时间</w:t>
+      </w:r>
+    </w:p>
+    <w:p>
+      <w:pPr>
+        <w:pStyle w:val="ListNumber"/>
+      </w:pPr>
+      <w:r>
+        <w:rPr>
+          <w:rFonts w:ascii="Arial Unicode MS" w:hAnsi="Arial Unicode MS" w:eastAsia="Arial Unicode MS"/>
+        </w:rPr>
+        <w:t>Resume 前重新校验 Approval Scope、Policy 和业务状态</w:t>
+      </w:r>
+    </w:p>
+    <w:p>
+      <w:pPr>
+        <w:pStyle w:val="ListNumber"/>
+      </w:pPr>
+      <w:r>
+        <w:rPr>
+          <w:rFonts w:ascii="Arial Unicode MS" w:hAnsi="Arial Unicode MS" w:eastAsia="Arial Unicode MS"/>
+        </w:rPr>
+        <w:t>Human Decision 作为 Observation 回流 Runtime State</w:t>
+      </w:r>
+    </w:p>
+    <w:p>
+      <w:pPr>
+        <w:spacing w:after="120"/>
+      </w:pPr>
+    </w:p>
+    <w:p>
+      <w:pPr>
+        <w:pStyle w:val="Heading2"/>
+      </w:pPr>
+      <w:r>
+        <w:rPr>
+          <w:rFonts w:ascii="Arial Unicode MS" w:hAnsi="Arial Unicode MS" w:eastAsia="Arial Unicode MS"/>
+        </w:rPr>
+        <w:t>知识地图</w:t>
       </w:r>
     </w:p>
     <w:p>
@@ -6901,248 +9745,81 @@
           <w:rFonts w:ascii="Menlo" w:hAnsi="Menlo" w:eastAsia="Menlo"/>
           <w:sz w:val="17"/>
         </w:rPr>
-        <w:t>Human Approval</w:t>
+        <w:t>Day05 Tool Calling</w:t>
+        <w:br/>
+        <w:br/>
+        <w:t>Part A: Tool Calling Basics</w:t>
         <w:br/>
         <w:t xml:space="preserve">  |</w:t>
         <w:br/>
         <w:t xml:space="preserve">  v</w:t>
         <w:br/>
-        <w:t>Runtime Suspend / Resume</w:t>
+        <w:t>Part B: Tool Decision</w:t>
         <w:br/>
         <w:t xml:space="preserve">  |</w:t>
         <w:br/>
         <w:t xml:space="preserve">  v</w:t>
         <w:br/>
-        <w:t>Runtime State Persistence</w:t>
+        <w:t>Part C: Tool Schema</w:t>
         <w:br/>
         <w:t xml:space="preserve">  |</w:t>
         <w:br/>
         <w:t xml:space="preserve">  v</w:t>
         <w:br/>
-        <w:t>Long-running Task</w:t>
+        <w:t>Part D: Tool Registry</w:t>
         <w:br/>
         <w:t xml:space="preserve">  |</w:t>
         <w:br/>
         <w:t xml:space="preserve">  v</w:t>
         <w:br/>
-        <w:t>Streaming Event</w:t>
+        <w:t>Part E: Tool Executor</w:t>
+        <w:br/>
+        <w:t xml:space="preserve">  |</w:t>
+        <w:br/>
+        <w:t xml:space="preserve">  v</w:t>
+        <w:br/>
+        <w:t>Part F: Permission &amp; Human Approval</w:t>
+        <w:br/>
+        <w:t xml:space="preserve">  |</w:t>
+        <w:br/>
+        <w:t xml:space="preserve">  +-- Permission Model</w:t>
+        <w:br/>
+        <w:t xml:space="preserve">  +-- Policy Engine</w:t>
+        <w:br/>
+        <w:t xml:space="preserve">  +-- PDP / PEP</w:t>
+        <w:br/>
+        <w:t xml:space="preserve">  +-- Tool Metadata Boundary</w:t>
+        <w:br/>
+        <w:t xml:space="preserve">  +-- Intent Validation</w:t>
+        <w:br/>
+        <w:t xml:space="preserve">  +-- Business Security Boundary</w:t>
+        <w:br/>
+        <w:t xml:space="preserve">  +-- Human-in-the-loop</w:t>
+        <w:br/>
+        <w:t xml:space="preserve">      |</w:t>
+        <w:br/>
+        <w:t xml:space="preserve">      +-- Approval Request</w:t>
+        <w:br/>
+        <w:t xml:space="preserve">      +-- Approval Scope</w:t>
+        <w:br/>
+        <w:t xml:space="preserve">      +-- Suspend / Resume</w:t>
+        <w:br/>
+        <w:t xml:space="preserve">      +-- Timeout / Cancellation</w:t>
+        <w:br/>
+        <w:t xml:space="preserve">      +-- Audit Log</w:t>
+        <w:br/>
+        <w:t xml:space="preserve">      +-- Human Decision Observation</w:t>
       </w:r>
     </w:p>
     <w:p>
       <w:pPr>
         <w:spacing w:after="120"/>
       </w:pPr>
-    </w:p>
-    <w:p>
-      <w:pPr>
-        <w:pStyle w:val="Heading2"/>
-      </w:pPr>
-      <w:r>
-        <w:rPr>
-          <w:rFonts w:ascii="Arial Unicode MS" w:hAnsi="Arial Unicode MS" w:eastAsia="Arial Unicode MS"/>
-        </w:rPr>
-        <w:t>本章思考题</w:t>
-      </w:r>
-    </w:p>
-    <w:p>
-      <w:pPr>
-        <w:pStyle w:val="ListNumber"/>
-      </w:pPr>
-      <w:r>
-        <w:rPr>
-          <w:rFonts w:ascii="Arial Unicode MS" w:hAnsi="Arial Unicode MS" w:eastAsia="Arial Unicode MS"/>
-        </w:rPr>
-        <w:t>如果 LLM 选择了一个当前用户没有权限的 Tool，Runtime 应该让 LLM 重试、直接拒绝，还是交给 Tool 自己拒绝？为什么？</w:t>
-      </w:r>
-    </w:p>
-    <w:p>
-      <w:pPr>
-        <w:pStyle w:val="ListNumber"/>
-      </w:pPr>
-      <w:r>
-        <w:rPr>
-          <w:rFonts w:ascii="Arial Unicode MS" w:hAnsi="Arial Unicode MS" w:eastAsia="Arial Unicode MS"/>
-        </w:rPr>
-        <w:t>为什么 Agent Permission 不能替代 Business API Permission？</w:t>
-      </w:r>
-    </w:p>
-    <w:p>
-      <w:pPr>
-        <w:pStyle w:val="ListNumber"/>
-      </w:pPr>
-      <w:r>
-        <w:rPr>
-          <w:rFonts w:ascii="Arial Unicode MS" w:hAnsi="Arial Unicode MS" w:eastAsia="Arial Unicode MS"/>
-        </w:rPr>
-        <w:t>如果一个 MCP Server 声称自己的 Tool 是 read-only，为什么 Runtime 不能完全相信？</w:t>
-      </w:r>
-    </w:p>
-    <w:p>
-      <w:pPr>
-        <w:pStyle w:val="ListNumber"/>
-      </w:pPr>
-      <w:r>
-        <w:rPr>
-          <w:rFonts w:ascii="Arial Unicode MS" w:hAnsi="Arial Unicode MS" w:eastAsia="Arial Unicode MS"/>
-        </w:rPr>
-        <w:t>Human Approval 应该放在 Policy 之前还是 Policy 之后？为什么？</w:t>
-      </w:r>
-    </w:p>
-    <w:p>
-      <w:pPr>
-        <w:pStyle w:val="ListNumber"/>
-      </w:pPr>
-      <w:r>
-        <w:rPr>
-          <w:rFonts w:ascii="Arial Unicode MS" w:hAnsi="Arial Unicode MS" w:eastAsia="Arial Unicode MS"/>
-        </w:rPr>
-        <w:t>为什么说 LLM 输出的 Tool Call Intent 只是 Action Proposal，而不是可信执行指令？</w:t>
-      </w:r>
-    </w:p>
-    <w:p>
-      <w:pPr>
-        <w:spacing w:after="120"/>
-      </w:pPr>
-    </w:p>
-    <w:p>
-      <w:pPr>
-        <w:pStyle w:val="Heading2"/>
-      </w:pPr>
-      <w:r>
-        <w:rPr>
-          <w:rFonts w:ascii="Arial Unicode MS" w:hAnsi="Arial Unicode MS" w:eastAsia="Arial Unicode MS"/>
-        </w:rPr>
-        <w:t>前置问题回收</w:t>
-      </w:r>
-    </w:p>
-    <w:p>
-      <w:pPr>
-        <w:pStyle w:val="Heading3"/>
-      </w:pPr>
-      <w:r>
-        <w:rPr>
-          <w:rFonts w:ascii="Arial Unicode MS" w:hAnsi="Arial Unicode MS" w:eastAsia="Arial Unicode MS"/>
-        </w:rPr>
-        <w:t>Q1：Tool Metadata 被修改怎么办？</w:t>
-      </w:r>
-    </w:p>
-    <w:p>
-      <w:pPr>
-        <w:spacing w:after="120"/>
-      </w:pPr>
-      <w:r>
-        <w:rPr>
-          <w:rFonts w:ascii="Arial Unicode MS" w:hAnsi="Arial Unicode MS" w:eastAsia="Arial Unicode MS"/>
-        </w:rPr>
-        <w:t>Metadata 不是安全边界，需要独立 Policy Rule、Executor Enforcement 和 Backend Authorization。</w:t>
-      </w:r>
-    </w:p>
-    <w:p>
-      <w:pPr>
-        <w:spacing w:after="120"/>
-      </w:pPr>
-    </w:p>
-    <w:p>
-      <w:pPr>
-        <w:pStyle w:val="Heading3"/>
-      </w:pPr>
-      <w:r>
-        <w:rPr>
-          <w:rFonts w:ascii="Arial Unicode MS" w:hAnsi="Arial Unicode MS" w:eastAsia="Arial Unicode MS"/>
-        </w:rPr>
-        <w:t>Q2：Intent 被伪造怎么办？</w:t>
-      </w:r>
-    </w:p>
-    <w:p>
-      <w:pPr>
-        <w:spacing w:after="120"/>
-      </w:pPr>
-      <w:r>
-        <w:rPr>
-          <w:rFonts w:ascii="Arial Unicode MS" w:hAnsi="Arial Unicode MS" w:eastAsia="Arial Unicode MS"/>
-        </w:rPr>
-        <w:t>Intent 本身不可信，需要 Runtime 验证来源、Session、Tool Registry、参数、权限和策略。业务服务仍需要最终校验。</w:t>
-      </w:r>
-    </w:p>
-    <w:p>
-      <w:pPr>
-        <w:spacing w:after="120"/>
-      </w:pPr>
-    </w:p>
-    <w:p>
-      <w:pPr>
-        <w:pStyle w:val="Heading3"/>
-      </w:pPr>
-      <w:r>
-        <w:rPr>
-          <w:rFonts w:ascii="Arial Unicode MS" w:hAnsi="Arial Unicode MS" w:eastAsia="Arial Unicode MS"/>
-        </w:rPr>
-        <w:t>Q3：如果业务密钥泄露怎么办？</w:t>
-      </w:r>
-    </w:p>
-    <w:p>
-      <w:pPr>
-        <w:spacing w:after="120"/>
-      </w:pPr>
-      <w:r>
-        <w:rPr>
-          <w:rFonts w:ascii="Arial Unicode MS" w:hAnsi="Arial Unicode MS" w:eastAsia="Arial Unicode MS"/>
-        </w:rPr>
-        <w:t>这已经进入传统系统安全范畴，需要 Secret Management、Identity Security、API Security、Data Security 和 Audit。Agent Governance 不能替代业务安全建设。</w:t>
-      </w:r>
-    </w:p>
-    <w:p>
-      <w:pPr>
-        <w:spacing w:after="120"/>
-      </w:pPr>
-    </w:p>
-    <w:p>
-      <w:pPr>
-        <w:pStyle w:val="Heading3"/>
-      </w:pPr>
-      <w:r>
-        <w:rPr>
-          <w:rFonts w:ascii="Arial Unicode MS" w:hAnsi="Arial Unicode MS" w:eastAsia="Arial Unicode MS"/>
-        </w:rPr>
-        <w:t>Q4：为什么还需要 Human Approval？</w:t>
-      </w:r>
-    </w:p>
-    <w:p>
-      <w:pPr>
-        <w:spacing w:after="120"/>
-      </w:pPr>
-      <w:r>
-        <w:rPr>
-          <w:rFonts w:ascii="Arial Unicode MS" w:hAnsi="Arial Unicode MS" w:eastAsia="Arial Unicode MS"/>
-        </w:rPr>
-        <w:t>Human Approval 是高风险动作的风险管理机制，用于在执行前引入人类决策。它不是业务校验的替代品，也不是唯一安全边界。</w:t>
-      </w:r>
-    </w:p>
-    <w:p>
-      <w:pPr>
-        <w:spacing w:after="120"/>
-      </w:pPr>
-    </w:p>
-    <w:p>
-      <w:pPr>
-        <w:pStyle w:val="Heading3"/>
-      </w:pPr>
-      <w:r>
-        <w:rPr>
-          <w:rFonts w:ascii="Arial Unicode MS" w:hAnsi="Arial Unicode MS" w:eastAsia="Arial Unicode MS"/>
-        </w:rPr>
-        <w:t>Q5：Part F 今天是否已经讲完？</w:t>
-      </w:r>
-    </w:p>
-    <w:p>
-      <w:pPr>
-        <w:spacing w:after="120"/>
-      </w:pPr>
-      <w:r>
-        <w:rPr>
-          <w:rFonts w:ascii="Arial Unicode MS" w:hAnsi="Arial Unicode MS" w:eastAsia="Arial Unicode MS"/>
-        </w:rPr>
-        <w:t>本次内容完成了 Part F 的前半部分：</w:t>
+      <w:r>
+        <w:rPr>
+          <w:rFonts w:ascii="Arial Unicode MS" w:hAnsi="Arial Unicode MS" w:eastAsia="Arial Unicode MS"/>
+        </w:rPr>
+        <w:t>Part F 与后续章节的连接：</w:t>
       </w:r>
     </w:p>
     <w:p>
@@ -7155,6 +9832,299 @@
           <w:rFonts w:ascii="Menlo" w:hAnsi="Menlo" w:eastAsia="Menlo"/>
           <w:sz w:val="17"/>
         </w:rPr>
+        <w:t>Human Approval</w:t>
+        <w:br/>
+        <w:t xml:space="preserve">  |</w:t>
+        <w:br/>
+        <w:t xml:space="preserve">  v</w:t>
+        <w:br/>
+        <w:t>Runtime Suspend / Resume</w:t>
+        <w:br/>
+        <w:t xml:space="preserve">  |</w:t>
+        <w:br/>
+        <w:t xml:space="preserve">  v</w:t>
+        <w:br/>
+        <w:t>Observation</w:t>
+        <w:br/>
+        <w:t xml:space="preserve">  |</w:t>
+        <w:br/>
+        <w:t xml:space="preserve">  v</w:t>
+        <w:br/>
+        <w:t>Runtime State</w:t>
+        <w:br/>
+        <w:t xml:space="preserve">  |</w:t>
+        <w:br/>
+        <w:t xml:space="preserve">  v</w:t>
+        <w:br/>
+        <w:t>Tool Result Runtime Feedback</w:t>
+        <w:br/>
+        <w:t xml:space="preserve">  |</w:t>
+        <w:br/>
+        <w:t xml:space="preserve">  v</w:t>
+        <w:br/>
+        <w:t>Multi Tool Loop</w:t>
+      </w:r>
+    </w:p>
+    <w:p>
+      <w:pPr>
+        <w:spacing w:after="120"/>
+      </w:pPr>
+    </w:p>
+    <w:p>
+      <w:pPr>
+        <w:pStyle w:val="Heading2"/>
+      </w:pPr>
+      <w:r>
+        <w:rPr>
+          <w:rFonts w:ascii="Arial Unicode MS" w:hAnsi="Arial Unicode MS" w:eastAsia="Arial Unicode MS"/>
+        </w:rPr>
+        <w:t>本章思考题</w:t>
+      </w:r>
+    </w:p>
+    <w:p>
+      <w:pPr>
+        <w:pStyle w:val="ListNumber"/>
+      </w:pPr>
+      <w:r>
+        <w:rPr>
+          <w:rFonts w:ascii="Arial Unicode MS" w:hAnsi="Arial Unicode MS" w:eastAsia="Arial Unicode MS"/>
+        </w:rPr>
+        <w:t>如果 LLM 选择了一个当前用户没有权限的 Tool，Runtime 应该让 LLM 重试、直接拒绝，还是交给 Tool 自己拒绝？为什么？</w:t>
+      </w:r>
+    </w:p>
+    <w:p>
+      <w:pPr>
+        <w:pStyle w:val="ListNumber"/>
+      </w:pPr>
+      <w:r>
+        <w:rPr>
+          <w:rFonts w:ascii="Arial Unicode MS" w:hAnsi="Arial Unicode MS" w:eastAsia="Arial Unicode MS"/>
+        </w:rPr>
+        <w:t>为什么 Agent Permission 不能替代 Business API Permission？</w:t>
+      </w:r>
+    </w:p>
+    <w:p>
+      <w:pPr>
+        <w:pStyle w:val="ListNumber"/>
+      </w:pPr>
+      <w:r>
+        <w:rPr>
+          <w:rFonts w:ascii="Arial Unicode MS" w:hAnsi="Arial Unicode MS" w:eastAsia="Arial Unicode MS"/>
+        </w:rPr>
+        <w:t>如果一个 MCP Server 声称自己的 Tool 是 read-only，为什么 Runtime 不能完全相信？</w:t>
+      </w:r>
+    </w:p>
+    <w:p>
+      <w:pPr>
+        <w:pStyle w:val="ListNumber"/>
+      </w:pPr>
+      <w:r>
+        <w:rPr>
+          <w:rFonts w:ascii="Arial Unicode MS" w:hAnsi="Arial Unicode MS" w:eastAsia="Arial Unicode MS"/>
+        </w:rPr>
+        <w:t>Human Approval 应该放在 Policy 之前还是 Policy 之后？为什么？</w:t>
+      </w:r>
+    </w:p>
+    <w:p>
+      <w:pPr>
+        <w:pStyle w:val="ListNumber"/>
+      </w:pPr>
+      <w:r>
+        <w:rPr>
+          <w:rFonts w:ascii="Arial Unicode MS" w:hAnsi="Arial Unicode MS" w:eastAsia="Arial Unicode MS"/>
+        </w:rPr>
+        <w:t>为什么说 LLM 输出的 Tool Call Intent 只是 Action Proposal，而不是可信执行指令？</w:t>
+      </w:r>
+    </w:p>
+    <w:p>
+      <w:pPr>
+        <w:pStyle w:val="ListNumber"/>
+      </w:pPr>
+      <w:r>
+        <w:rPr>
+          <w:rFonts w:ascii="Arial Unicode MS" w:hAnsi="Arial Unicode MS" w:eastAsia="Arial Unicode MS"/>
+        </w:rPr>
+        <w:t>为什么 Human Approval 本质上是 Runtime Event，而不是 Permission Decision？</w:t>
+      </w:r>
+    </w:p>
+    <w:p>
+      <w:pPr>
+        <w:pStyle w:val="ListNumber"/>
+      </w:pPr>
+      <w:r>
+        <w:rPr>
+          <w:rFonts w:ascii="Arial Unicode MS" w:hAnsi="Arial Unicode MS" w:eastAsia="Arial Unicode MS"/>
+        </w:rPr>
+        <w:t>审批通过后，为什么 Runtime 仍然需要重新校验 Tool Call？</w:t>
+      </w:r>
+    </w:p>
+    <w:p>
+      <w:pPr>
+        <w:pStyle w:val="ListNumber"/>
+      </w:pPr>
+      <w:r>
+        <w:rPr>
+          <w:rFonts w:ascii="Arial Unicode MS" w:hAnsi="Arial Unicode MS" w:eastAsia="Arial Unicode MS"/>
+        </w:rPr>
+        <w:t>Approval Scope 如果只绑定 Tool Name，而不绑定参数和 Session，会有什么风险？</w:t>
+      </w:r>
+    </w:p>
+    <w:p>
+      <w:pPr>
+        <w:spacing w:after="120"/>
+      </w:pPr>
+    </w:p>
+    <w:p>
+      <w:pPr>
+        <w:pStyle w:val="Heading2"/>
+      </w:pPr>
+      <w:r>
+        <w:rPr>
+          <w:rFonts w:ascii="Arial Unicode MS" w:hAnsi="Arial Unicode MS" w:eastAsia="Arial Unicode MS"/>
+        </w:rPr>
+        <w:t>前置问题回收</w:t>
+      </w:r>
+    </w:p>
+    <w:p>
+      <w:pPr>
+        <w:pStyle w:val="Heading3"/>
+      </w:pPr>
+      <w:r>
+        <w:rPr>
+          <w:rFonts w:ascii="Arial Unicode MS" w:hAnsi="Arial Unicode MS" w:eastAsia="Arial Unicode MS"/>
+        </w:rPr>
+        <w:t>Q1：Tool Metadata 被修改怎么办？</w:t>
+      </w:r>
+    </w:p>
+    <w:p>
+      <w:pPr>
+        <w:spacing w:after="120"/>
+      </w:pPr>
+      <w:r>
+        <w:rPr>
+          <w:rFonts w:ascii="Arial Unicode MS" w:hAnsi="Arial Unicode MS" w:eastAsia="Arial Unicode MS"/>
+        </w:rPr>
+        <w:t>Metadata 不是安全边界，需要独立 Policy Rule、Executor Enforcement 和 Backend Authorization。</w:t>
+      </w:r>
+    </w:p>
+    <w:p>
+      <w:pPr>
+        <w:spacing w:after="120"/>
+      </w:pPr>
+    </w:p>
+    <w:p>
+      <w:pPr>
+        <w:pStyle w:val="Heading3"/>
+      </w:pPr>
+      <w:r>
+        <w:rPr>
+          <w:rFonts w:ascii="Arial Unicode MS" w:hAnsi="Arial Unicode MS" w:eastAsia="Arial Unicode MS"/>
+        </w:rPr>
+        <w:t>Q2：Intent 被伪造怎么办？</w:t>
+      </w:r>
+    </w:p>
+    <w:p>
+      <w:pPr>
+        <w:spacing w:after="120"/>
+      </w:pPr>
+      <w:r>
+        <w:rPr>
+          <w:rFonts w:ascii="Arial Unicode MS" w:hAnsi="Arial Unicode MS" w:eastAsia="Arial Unicode MS"/>
+        </w:rPr>
+        <w:t>Intent 本身不可信，需要 Runtime 验证来源、Session、Tool Registry、参数、权限和策略。业务服务仍需要最终校验。</w:t>
+      </w:r>
+    </w:p>
+    <w:p>
+      <w:pPr>
+        <w:spacing w:after="120"/>
+      </w:pPr>
+    </w:p>
+    <w:p>
+      <w:pPr>
+        <w:pStyle w:val="Heading3"/>
+      </w:pPr>
+      <w:r>
+        <w:rPr>
+          <w:rFonts w:ascii="Arial Unicode MS" w:hAnsi="Arial Unicode MS" w:eastAsia="Arial Unicode MS"/>
+        </w:rPr>
+        <w:t>Q3：如果业务密钥泄露怎么办？</w:t>
+      </w:r>
+    </w:p>
+    <w:p>
+      <w:pPr>
+        <w:spacing w:after="120"/>
+      </w:pPr>
+      <w:r>
+        <w:rPr>
+          <w:rFonts w:ascii="Arial Unicode MS" w:hAnsi="Arial Unicode MS" w:eastAsia="Arial Unicode MS"/>
+        </w:rPr>
+        <w:t>这已经进入传统系统安全范畴，需要 Secret Management、Identity Security、API Security、Data Security 和 Audit。Agent Governance 不能替代业务安全建设。</w:t>
+      </w:r>
+    </w:p>
+    <w:p>
+      <w:pPr>
+        <w:spacing w:after="120"/>
+      </w:pPr>
+    </w:p>
+    <w:p>
+      <w:pPr>
+        <w:pStyle w:val="Heading3"/>
+      </w:pPr>
+      <w:r>
+        <w:rPr>
+          <w:rFonts w:ascii="Arial Unicode MS" w:hAnsi="Arial Unicode MS" w:eastAsia="Arial Unicode MS"/>
+        </w:rPr>
+        <w:t>Q4：为什么还需要 Human Approval？</w:t>
+      </w:r>
+    </w:p>
+    <w:p>
+      <w:pPr>
+        <w:spacing w:after="120"/>
+      </w:pPr>
+      <w:r>
+        <w:rPr>
+          <w:rFonts w:ascii="Arial Unicode MS" w:hAnsi="Arial Unicode MS" w:eastAsia="Arial Unicode MS"/>
+        </w:rPr>
+        <w:t>Human Approval 是高风险动作的风险管理机制，用于在执行前引入人类决策。它不是业务校验的替代品，也不是唯一安全边界。</w:t>
+      </w:r>
+    </w:p>
+    <w:p>
+      <w:pPr>
+        <w:spacing w:after="120"/>
+      </w:pPr>
+    </w:p>
+    <w:p>
+      <w:pPr>
+        <w:pStyle w:val="Heading3"/>
+      </w:pPr>
+      <w:r>
+        <w:rPr>
+          <w:rFonts w:ascii="Arial Unicode MS" w:hAnsi="Arial Unicode MS" w:eastAsia="Arial Unicode MS"/>
+        </w:rPr>
+        <w:t>Q5：Part F 今天是否已经讲完？</w:t>
+      </w:r>
+    </w:p>
+    <w:p>
+      <w:pPr>
+        <w:spacing w:after="120"/>
+      </w:pPr>
+      <w:r>
+        <w:rPr>
+          <w:rFonts w:ascii="Arial Unicode MS" w:hAnsi="Arial Unicode MS" w:eastAsia="Arial Unicode MS"/>
+        </w:rPr>
+        <w:t>本次内容已经完成 Day05 Part F：</w:t>
+      </w:r>
+    </w:p>
+    <w:p>
+      <w:pPr>
+        <w:spacing w:before="80" w:after="160"/>
+        <w:ind w:left="288"/>
+      </w:pPr>
+      <w:r>
+        <w:rPr>
+          <w:rFonts w:ascii="Menlo" w:hAnsi="Menlo" w:eastAsia="Menlo"/>
+          <w:sz w:val="17"/>
+        </w:rPr>
         <w:t>Permission</w:t>
         <w:br/>
         <w:t>Policy Engine</w:t>
@@ -7162,6 +10132,14 @@
         <w:t>Agent Security Boundary</w:t>
         <w:br/>
         <w:t>Business Security Boundary</w:t>
+        <w:br/>
+        <w:t>Human-in-the-loop</w:t>
+        <w:br/>
+        <w:t>Approval Request</w:t>
+        <w:br/>
+        <w:t>Suspend / Resume</w:t>
+        <w:br/>
+        <w:t>Audit Log</w:t>
       </w:r>
     </w:p>
     <w:p>
@@ -7172,7 +10150,67 @@
         <w:rPr>
           <w:rFonts w:ascii="Arial Unicode MS" w:hAnsi="Arial Unicode MS" w:eastAsia="Arial Unicode MS"/>
         </w:rPr>
-        <w:t>剩余 Human-in-the-loop 的 Suspend / Resume 机制会在 Part F-3 继续展开。</w:t>
+        <w:t>下一节进入 Day05 Part G：Tool Result Runtime Feedback。</w:t>
+      </w:r>
+    </w:p>
+    <w:p>
+      <w:pPr>
+        <w:spacing w:after="120"/>
+      </w:pPr>
+    </w:p>
+    <w:p>
+      <w:pPr>
+        <w:pStyle w:val="Heading2"/>
+      </w:pPr>
+      <w:r>
+        <w:rPr>
+          <w:rFonts w:ascii="Arial Unicode MS" w:hAnsi="Arial Unicode MS" w:eastAsia="Arial Unicode MS"/>
+        </w:rPr>
+        <w:t>资料来源</w:t>
+      </w:r>
+    </w:p>
+    <w:p>
+      <w:pPr>
+        <w:pStyle w:val="ListBullet"/>
+      </w:pPr>
+      <w:r>
+        <w:rPr>
+          <w:rFonts w:ascii="Arial Unicode MS" w:hAnsi="Arial Unicode MS" w:eastAsia="Arial Unicode MS"/>
+        </w:rPr>
+        <w:t>ChatGPT 分享学习记录（Part F 前半部分）：https://chatgpt.com/share/6a6c56fa-d734-83ee-a4e9-bda185e34c72</w:t>
+      </w:r>
+    </w:p>
+    <w:p>
+      <w:pPr>
+        <w:pStyle w:val="ListBullet"/>
+      </w:pPr>
+      <w:r>
+        <w:rPr>
+          <w:rFonts w:ascii="Arial Unicode MS" w:hAnsi="Arial Unicode MS" w:eastAsia="Arial Unicode MS"/>
+        </w:rPr>
+        <w:t>ChatGPT 分享学习记录（Part F-3）：https://chatgpt.com/share/6a6c6731-d744-83ee-9f11-a760aa23dcd8</w:t>
+      </w:r>
+    </w:p>
+    <w:p>
+      <w:pPr>
+        <w:pStyle w:val="ListBullet"/>
+      </w:pPr>
+      <w:r>
+        <w:rPr>
+          <w:rFonts w:ascii="Arial Unicode MS" w:hAnsi="Arial Unicode MS" w:eastAsia="Arial Unicode MS"/>
+        </w:rPr>
+        <w:t>本地源记录（Part F 前半部分）：source/day05-part-f-chatgpt-share-source.md</w:t>
+      </w:r>
+    </w:p>
+    <w:p>
+      <w:pPr>
+        <w:pStyle w:val="ListBullet"/>
+      </w:pPr>
+      <w:r>
+        <w:rPr>
+          <w:rFonts w:ascii="Arial Unicode MS" w:hAnsi="Arial Unicode MS" w:eastAsia="Arial Unicode MS"/>
+        </w:rPr>
+        <w:t>本地源记录（Part F-3）：source/day05-part-f-3-chatgpt-share-source.md</w:t>
       </w:r>
     </w:p>
     <w:sectPr>
